--- a/docs/report.docx
+++ b/docs/report.docx
@@ -338,16 +338,8 @@
         <w:rPr>
           <w:rFonts w:ascii="Times New Roman" w:eastAsia="Times New Roman" w:hAnsi="Times New Roman" w:cs="Times New Roman"/>
         </w:rPr>
-        <w:t xml:space="preserve">Verena </w:t>
-      </w:r>
-      <w:proofErr w:type="spellStart"/>
-      <w:r>
-        <w:rPr>
-          <w:rFonts w:ascii="Times New Roman" w:eastAsia="Times New Roman" w:hAnsi="Times New Roman" w:cs="Times New Roman"/>
-        </w:rPr>
-        <w:t>Kantere</w:t>
-      </w:r>
-      <w:proofErr w:type="spellEnd"/>
+        <w:t>Verena Kantere</w:t>
+      </w:r>
     </w:p>
     <w:p>
       <w:pPr>
@@ -399,7 +391,7 @@
           <w:i/>
           <w:iCs/>
         </w:rPr>
-        <w:t>Submission of</w:t>
+        <w:t xml:space="preserve">Submission of </w:t>
       </w:r>
       <w:r>
         <w:rPr>
@@ -407,17 +399,8 @@
           <w:i/>
           <w:iCs/>
         </w:rPr>
-        <w:t xml:space="preserve"> </w:t>
-      </w:r>
-      <w:r>
-        <w:rPr>
-          <w:rFonts w:ascii="Times New Roman" w:eastAsia="Times New Roman" w:hAnsi="Times New Roman" w:cs="Times New Roman"/>
-          <w:i/>
-          <w:iCs/>
-        </w:rPr>
         <w:t>2</w:t>
       </w:r>
-      <w:proofErr w:type="gramStart"/>
       <w:r>
         <w:rPr>
           <w:rFonts w:ascii="Times New Roman" w:eastAsia="Times New Roman" w:hAnsi="Times New Roman" w:cs="Times New Roman"/>
@@ -433,97 +416,134 @@
           <w:i/>
           <w:iCs/>
         </w:rPr>
-        <w:t xml:space="preserve"> </w:t>
-      </w:r>
+        <w:t xml:space="preserve"> deliverable</w:t>
+      </w:r>
+      <w:r>
+        <w:tab/>
+      </w:r>
+      <w:r>
+        <w:rPr>
+          <w:rFonts w:ascii="Times New Roman" w:eastAsia="Times New Roman" w:hAnsi="Times New Roman" w:cs="Times New Roman"/>
+        </w:rPr>
+        <w:t>7 March</w:t>
+      </w:r>
+    </w:p>
+    <w:p>
+      <w:pPr>
+        <w:tabs>
+          <w:tab w:val="left" w:pos="3648"/>
+        </w:tabs>
+        <w:spacing w:before="1" w:after="0" w:line="242" w:lineRule="auto"/>
+        <w:ind w:left="48" w:right="3856"/>
+        <w:rPr>
+          <w:rFonts w:ascii="Times New Roman" w:eastAsia="Times New Roman" w:hAnsi="Times New Roman" w:cs="Times New Roman"/>
+        </w:rPr>
+      </w:pPr>
+    </w:p>
+    <w:p>
+      <w:pPr>
+        <w:tabs>
+          <w:tab w:val="left" w:pos="3648"/>
+        </w:tabs>
+        <w:spacing w:before="1" w:after="0" w:line="242" w:lineRule="auto"/>
+        <w:ind w:left="48" w:right="3856"/>
+        <w:rPr>
+          <w:rFonts w:ascii="Times New Roman" w:eastAsia="Times New Roman" w:hAnsi="Times New Roman" w:cs="Times New Roman"/>
+        </w:rPr>
+      </w:pPr>
+    </w:p>
+    <w:p>
+      <w:pPr>
+        <w:tabs>
+          <w:tab w:val="left" w:pos="3648"/>
+        </w:tabs>
+        <w:spacing w:before="1" w:after="0" w:line="242" w:lineRule="auto"/>
+        <w:ind w:left="48" w:right="3856"/>
+        <w:rPr>
+          <w:rFonts w:ascii="Times New Roman" w:eastAsia="Times New Roman" w:hAnsi="Times New Roman" w:cs="Times New Roman"/>
+        </w:rPr>
+      </w:pPr>
+    </w:p>
+    <w:p>
+      <w:pPr>
+        <w:tabs>
+          <w:tab w:val="left" w:pos="3648"/>
+        </w:tabs>
+        <w:spacing w:before="1" w:after="0" w:line="242" w:lineRule="auto"/>
+        <w:ind w:left="48" w:right="3856"/>
+        <w:rPr>
+          <w:rFonts w:ascii="Times New Roman" w:eastAsia="Times New Roman" w:hAnsi="Times New Roman" w:cs="Times New Roman"/>
+        </w:rPr>
+      </w:pPr>
+    </w:p>
+    <w:p>
+      <w:pPr>
+        <w:spacing w:before="100"/>
+        <w:rPr>
+          <w:rFonts w:ascii="Arial" w:eastAsia="Arial" w:hAnsi="Arial" w:cs="Arial"/>
+          <w:sz w:val="22"/>
+          <w:szCs w:val="22"/>
+        </w:rPr>
+      </w:pPr>
       <w:r>
         <w:rPr>
           <w:rFonts w:ascii="Times New Roman" w:eastAsia="Times New Roman" w:hAnsi="Times New Roman" w:cs="Times New Roman"/>
           <w:i/>
           <w:iCs/>
         </w:rPr>
-        <w:t xml:space="preserve"> deliverable</w:t>
-      </w:r>
-      <w:proofErr w:type="gramEnd"/>
-      <w:r>
-        <w:tab/>
+        <w:t>Students</w:t>
       </w:r>
       <w:r>
         <w:rPr>
           <w:rFonts w:ascii="Times New Roman" w:eastAsia="Times New Roman" w:hAnsi="Times New Roman" w:cs="Times New Roman"/>
         </w:rPr>
-        <w:t>7 March</w:t>
-      </w:r>
-    </w:p>
-    <w:p>
-      <w:pPr>
-        <w:tabs>
-          <w:tab w:val="left" w:pos="3648"/>
-        </w:tabs>
-        <w:spacing w:before="1" w:after="0" w:line="242" w:lineRule="auto"/>
-        <w:ind w:left="48" w:right="3856"/>
-        <w:rPr>
-          <w:rFonts w:ascii="Times New Roman" w:eastAsia="Times New Roman" w:hAnsi="Times New Roman" w:cs="Times New Roman"/>
-        </w:rPr>
-      </w:pPr>
-    </w:p>
-    <w:p>
-      <w:pPr>
-        <w:tabs>
-          <w:tab w:val="left" w:pos="3648"/>
-        </w:tabs>
-        <w:spacing w:before="1" w:after="0" w:line="242" w:lineRule="auto"/>
-        <w:ind w:left="48" w:right="3856"/>
-        <w:rPr>
-          <w:rFonts w:ascii="Times New Roman" w:eastAsia="Times New Roman" w:hAnsi="Times New Roman" w:cs="Times New Roman"/>
-        </w:rPr>
-      </w:pPr>
-    </w:p>
-    <w:p>
-      <w:pPr>
-        <w:tabs>
-          <w:tab w:val="left" w:pos="3648"/>
-        </w:tabs>
-        <w:spacing w:before="1" w:after="0" w:line="242" w:lineRule="auto"/>
-        <w:ind w:left="48" w:right="3856"/>
-        <w:rPr>
-          <w:rFonts w:ascii="Times New Roman" w:eastAsia="Times New Roman" w:hAnsi="Times New Roman" w:cs="Times New Roman"/>
-        </w:rPr>
-      </w:pPr>
-    </w:p>
-    <w:p>
-      <w:pPr>
-        <w:tabs>
-          <w:tab w:val="left" w:pos="3648"/>
-        </w:tabs>
-        <w:spacing w:before="1" w:after="0" w:line="242" w:lineRule="auto"/>
-        <w:ind w:left="48" w:right="3856"/>
-        <w:rPr>
-          <w:rFonts w:ascii="Times New Roman" w:eastAsia="Times New Roman" w:hAnsi="Times New Roman" w:cs="Times New Roman"/>
-        </w:rPr>
-      </w:pPr>
-    </w:p>
-    <w:p>
-      <w:pPr>
-        <w:spacing w:before="100"/>
+        <w:t xml:space="preserve">           - </w:t>
+      </w:r>
+      <w:r>
         <w:rPr>
           <w:rFonts w:ascii="Arial" w:eastAsia="Arial" w:hAnsi="Arial" w:cs="Arial"/>
           <w:sz w:val="22"/>
           <w:szCs w:val="22"/>
         </w:rPr>
-      </w:pPr>
+        <w:t xml:space="preserve">Sarah Elyane </w:t>
+      </w:r>
+      <w:r>
+        <w:rPr>
+          <w:rFonts w:ascii="Arial" w:eastAsia="Arial" w:hAnsi="Arial" w:cs="Arial"/>
+          <w:sz w:val="22"/>
+          <w:szCs w:val="22"/>
+        </w:rPr>
+        <w:t>Rashiwa #</w:t>
+      </w:r>
+      <w:r>
+        <w:rPr>
+          <w:rFonts w:ascii="Arial" w:eastAsia="Arial" w:hAnsi="Arial" w:cs="Arial"/>
+          <w:sz w:val="22"/>
+          <w:szCs w:val="22"/>
+        </w:rPr>
+        <w:t>300259702</w:t>
+      </w:r>
+    </w:p>
+    <w:p>
+      <w:pPr>
+        <w:spacing w:before="100"/>
+        <w:rPr>
+          <w:rFonts w:ascii="Times New Roman" w:eastAsia="Times New Roman" w:hAnsi="Times New Roman" w:cs="Times New Roman"/>
+        </w:rPr>
+      </w:pPr>
+      <w:r>
+        <w:rPr>
+          <w:rFonts w:ascii="Times New Roman" w:eastAsia="Times New Roman" w:hAnsi="Times New Roman" w:cs="Times New Roman"/>
+        </w:rPr>
+        <w:t xml:space="preserve">                        -</w:t>
+      </w:r>
       <w:r>
         <w:rPr>
           <w:rFonts w:ascii="Times New Roman" w:eastAsia="Times New Roman" w:hAnsi="Times New Roman" w:cs="Times New Roman"/>
           <w:i/>
           <w:iCs/>
         </w:rPr>
-        <w:t>Students</w:t>
-      </w:r>
-      <w:r>
-        <w:rPr>
-          <w:rFonts w:ascii="Times New Roman" w:eastAsia="Times New Roman" w:hAnsi="Times New Roman" w:cs="Times New Roman"/>
-        </w:rPr>
-        <w:t xml:space="preserve">           - </w:t>
+        <w:t xml:space="preserve"> </w:t>
       </w:r>
       <w:r>
         <w:rPr>
@@ -531,25 +551,23 @@
           <w:sz w:val="22"/>
           <w:szCs w:val="22"/>
         </w:rPr>
-        <w:t xml:space="preserve">Sarah Elyane </w:t>
-      </w:r>
-      <w:proofErr w:type="gramStart"/>
+        <w:t xml:space="preserve">Stefan Olivier </w:t>
+      </w:r>
       <w:r>
         <w:rPr>
           <w:rFonts w:ascii="Arial" w:eastAsia="Arial" w:hAnsi="Arial" w:cs="Arial"/>
           <w:sz w:val="22"/>
           <w:szCs w:val="22"/>
         </w:rPr>
-        <w:t>Rashiwa  #</w:t>
-      </w:r>
-      <w:proofErr w:type="gramEnd"/>
+        <w:t>Wakata #</w:t>
+      </w:r>
       <w:r>
         <w:rPr>
           <w:rFonts w:ascii="Arial" w:eastAsia="Arial" w:hAnsi="Arial" w:cs="Arial"/>
           <w:sz w:val="22"/>
           <w:szCs w:val="22"/>
         </w:rPr>
-        <w:t>300259702</w:t>
+        <w:t xml:space="preserve">300254719 </w:t>
       </w:r>
     </w:p>
     <w:p>
@@ -563,81 +581,22 @@
         <w:rPr>
           <w:rFonts w:ascii="Times New Roman" w:eastAsia="Times New Roman" w:hAnsi="Times New Roman" w:cs="Times New Roman"/>
         </w:rPr>
-        <w:t xml:space="preserve">                        -</w:t>
-      </w:r>
-      <w:r>
-        <w:rPr>
-          <w:rFonts w:ascii="Times New Roman" w:eastAsia="Times New Roman" w:hAnsi="Times New Roman" w:cs="Times New Roman"/>
-          <w:i/>
-          <w:iCs/>
-        </w:rPr>
-        <w:t xml:space="preserve"> </w:t>
-      </w:r>
-      <w:r>
-        <w:rPr>
-          <w:rFonts w:ascii="Arial" w:eastAsia="Arial" w:hAnsi="Arial" w:cs="Arial"/>
+        <w:t xml:space="preserve">                       - </w:t>
+      </w:r>
+      <w:r>
+        <w:rPr>
           <w:sz w:val="22"/>
           <w:szCs w:val="22"/>
         </w:rPr>
-        <w:t xml:space="preserve">Stefan Olivier </w:t>
-      </w:r>
-      <w:proofErr w:type="gramStart"/>
-      <w:r>
-        <w:rPr>
-          <w:rFonts w:ascii="Arial" w:eastAsia="Arial" w:hAnsi="Arial" w:cs="Arial"/>
+        <w:t xml:space="preserve">Adam Savadogo </w:t>
+      </w:r>
+      <w:r>
+        <w:rPr>
           <w:sz w:val="22"/>
           <w:szCs w:val="22"/>
         </w:rPr>
-        <w:t>Wakata  #</w:t>
-      </w:r>
-      <w:proofErr w:type="gramEnd"/>
-      <w:r>
-        <w:rPr>
-          <w:rFonts w:ascii="Arial" w:eastAsia="Arial" w:hAnsi="Arial" w:cs="Arial"/>
-          <w:sz w:val="22"/>
-          <w:szCs w:val="22"/>
-        </w:rPr>
-        <w:t xml:space="preserve">300254719 </w:t>
-      </w:r>
-    </w:p>
-    <w:p>
-      <w:pPr>
-        <w:spacing w:before="100"/>
-        <w:rPr>
-          <w:rFonts w:ascii="Times New Roman" w:eastAsia="Times New Roman" w:hAnsi="Times New Roman" w:cs="Times New Roman"/>
-        </w:rPr>
-      </w:pPr>
-      <w:r>
-        <w:rPr>
-          <w:rFonts w:ascii="Times New Roman" w:eastAsia="Times New Roman" w:hAnsi="Times New Roman" w:cs="Times New Roman"/>
-        </w:rPr>
-        <w:t xml:space="preserve">                       - </w:t>
-      </w:r>
-      <w:r>
-        <w:rPr>
-          <w:sz w:val="22"/>
-          <w:szCs w:val="22"/>
-        </w:rPr>
-        <w:t xml:space="preserve">Adam Savadogo </w:t>
-      </w:r>
-      <w:proofErr w:type="spellStart"/>
-      <w:proofErr w:type="gramStart"/>
-      <w:r>
-        <w:rPr>
-          <w:sz w:val="22"/>
-          <w:szCs w:val="22"/>
-        </w:rPr>
-        <w:t>Canigueral</w:t>
-      </w:r>
-      <w:proofErr w:type="spellEnd"/>
-      <w:r>
-        <w:rPr>
-          <w:sz w:val="22"/>
-          <w:szCs w:val="22"/>
-        </w:rPr>
-        <w:t xml:space="preserve">  #</w:t>
-      </w:r>
-      <w:proofErr w:type="gramEnd"/>
+        <w:t>Canigueral #</w:t>
+      </w:r>
       <w:r>
         <w:rPr>
           <w:sz w:val="22"/>
@@ -661,7 +620,13 @@
     <w:sdt>
       <w:sdtPr>
         <w:rPr>
+          <w:rFonts w:asciiTheme="minorHAnsi" w:eastAsiaTheme="minorEastAsia" w:hAnsiTheme="minorHAnsi" w:cstheme="minorBidi"/>
+          <w:color w:val="auto"/>
+          <w:kern w:val="2"/>
+          <w:sz w:val="24"/>
+          <w:szCs w:val="24"/>
           <w:lang w:val="en-CA"/>
+          <w14:ligatures w14:val="standardContextual"/>
         </w:rPr>
         <w:id w:val="1238666293"/>
         <w:docPartObj>
@@ -671,14 +636,8 @@
       </w:sdtPr>
       <w:sdtEndPr>
         <w:rPr>
-          <w:rFonts w:asciiTheme="minorHAnsi" w:eastAsiaTheme="minorEastAsia" w:hAnsiTheme="minorHAnsi" w:cstheme="minorBidi"/>
           <w:b/>
           <w:bCs/>
-          <w:color w:val="auto"/>
-          <w:kern w:val="2"/>
-          <w:sz w:val="24"/>
-          <w:szCs w:val="24"/>
-          <w14:ligatures w14:val="standardContextual"/>
         </w:rPr>
       </w:sdtEndPr>
       <w:sdtContent>
@@ -704,8 +663,7 @@
               <w:tab w:val="right" w:leader="dot" w:pos="9062"/>
             </w:tabs>
             <w:rPr>
-              <w:noProof/>
-              <w:lang w:val="fr-GA" w:eastAsia="fr-GA"/>
+              <w:lang w:eastAsia="fr-GA"/>
             </w:rPr>
           </w:pPr>
           <w:r>
@@ -721,68 +679,58 @@
             <w:r>
               <w:rPr>
                 <w:rStyle w:val="Hyperlink"/>
-                <w:noProof/>
               </w:rPr>
               <w:t>I.</w:t>
             </w:r>
             <w:r>
               <w:rPr>
-                <w:noProof/>
-                <w:lang w:val="fr-GA" w:eastAsia="fr-GA"/>
+                <w:lang w:eastAsia="fr-GA"/>
               </w:rPr>
               <w:tab/>
             </w:r>
             <w:r>
               <w:rPr>
                 <w:rStyle w:val="Hyperlink"/>
-                <w:noProof/>
               </w:rPr>
               <w:t>DBMS and programming language</w:t>
             </w:r>
             <w:r>
               <w:rPr>
-                <w:noProof/>
                 <w:webHidden/>
               </w:rPr>
               <w:tab/>
             </w:r>
             <w:r>
               <w:rPr>
-                <w:noProof/>
                 <w:webHidden/>
               </w:rPr>
               <w:fldChar w:fldCharType="begin"/>
             </w:r>
             <w:r>
               <w:rPr>
-                <w:noProof/>
                 <w:webHidden/>
               </w:rPr>
               <w:instrText xml:space="preserve"> PAGEREF _Toc225765396 \h </w:instrText>
             </w:r>
             <w:r>
               <w:rPr>
-                <w:noProof/>
                 <w:webHidden/>
               </w:rPr>
             </w:r>
             <w:r>
               <w:rPr>
-                <w:noProof/>
                 <w:webHidden/>
               </w:rPr>
               <w:fldChar w:fldCharType="separate"/>
             </w:r>
             <w:r>
               <w:rPr>
-                <w:noProof/>
                 <w:webHidden/>
               </w:rPr>
               <w:t>2</w:t>
             </w:r>
             <w:r>
               <w:rPr>
-                <w:noProof/>
                 <w:webHidden/>
               </w:rPr>
               <w:fldChar w:fldCharType="end"/>
@@ -797,76 +745,65 @@
               <w:tab w:val="right" w:leader="dot" w:pos="9062"/>
             </w:tabs>
             <w:rPr>
-              <w:noProof/>
-              <w:lang w:val="fr-GA" w:eastAsia="fr-GA"/>
+              <w:lang w:eastAsia="fr-GA"/>
             </w:rPr>
           </w:pPr>
           <w:hyperlink w:anchor="_Toc225765397" w:history="1">
             <w:r>
               <w:rPr>
                 <w:rStyle w:val="Hyperlink"/>
-                <w:noProof/>
               </w:rPr>
               <w:t>II.</w:t>
             </w:r>
             <w:r>
               <w:rPr>
-                <w:noProof/>
-                <w:lang w:val="fr-GA" w:eastAsia="fr-GA"/>
+                <w:lang w:eastAsia="fr-GA"/>
               </w:rPr>
               <w:tab/>
             </w:r>
             <w:r>
               <w:rPr>
                 <w:rStyle w:val="Hyperlink"/>
-                <w:noProof/>
               </w:rPr>
               <w:t>Steps for installation</w:t>
             </w:r>
             <w:r>
               <w:rPr>
-                <w:noProof/>
                 <w:webHidden/>
               </w:rPr>
               <w:tab/>
             </w:r>
             <w:r>
               <w:rPr>
-                <w:noProof/>
                 <w:webHidden/>
               </w:rPr>
               <w:fldChar w:fldCharType="begin"/>
             </w:r>
             <w:r>
               <w:rPr>
-                <w:noProof/>
                 <w:webHidden/>
               </w:rPr>
               <w:instrText xml:space="preserve"> PAGEREF _Toc225765397 \h </w:instrText>
             </w:r>
             <w:r>
               <w:rPr>
-                <w:noProof/>
                 <w:webHidden/>
               </w:rPr>
             </w:r>
             <w:r>
               <w:rPr>
-                <w:noProof/>
                 <w:webHidden/>
               </w:rPr>
               <w:fldChar w:fldCharType="separate"/>
             </w:r>
             <w:r>
               <w:rPr>
-                <w:noProof/>
                 <w:webHidden/>
               </w:rPr>
               <w:t>2</w:t>
             </w:r>
             <w:r>
               <w:rPr>
-                <w:noProof/>
                 <w:webHidden/>
               </w:rPr>
               <w:fldChar w:fldCharType="end"/>
@@ -881,76 +818,65 @@
               <w:tab w:val="right" w:leader="dot" w:pos="9062"/>
             </w:tabs>
             <w:rPr>
-              <w:noProof/>
-              <w:lang w:val="fr-GA" w:eastAsia="fr-GA"/>
+              <w:lang w:eastAsia="fr-GA"/>
             </w:rPr>
           </w:pPr>
           <w:hyperlink w:anchor="_Toc225765398" w:history="1">
             <w:r>
               <w:rPr>
                 <w:rStyle w:val="Hyperlink"/>
-                <w:noProof/>
               </w:rPr>
               <w:t>III.</w:t>
             </w:r>
             <w:r>
               <w:rPr>
-                <w:noProof/>
-                <w:lang w:val="fr-GA" w:eastAsia="fr-GA"/>
+                <w:lang w:eastAsia="fr-GA"/>
               </w:rPr>
               <w:tab/>
             </w:r>
             <w:r>
               <w:rPr>
                 <w:rStyle w:val="Hyperlink"/>
-                <w:noProof/>
               </w:rPr>
               <w:t>List with DDLs</w:t>
             </w:r>
             <w:r>
               <w:rPr>
-                <w:noProof/>
                 <w:webHidden/>
               </w:rPr>
               <w:tab/>
             </w:r>
             <w:r>
               <w:rPr>
-                <w:noProof/>
                 <w:webHidden/>
               </w:rPr>
               <w:fldChar w:fldCharType="begin"/>
             </w:r>
             <w:r>
               <w:rPr>
-                <w:noProof/>
                 <w:webHidden/>
               </w:rPr>
               <w:instrText xml:space="preserve"> PAGEREF _Toc225765398 \h </w:instrText>
             </w:r>
             <w:r>
               <w:rPr>
-                <w:noProof/>
                 <w:webHidden/>
               </w:rPr>
             </w:r>
             <w:r>
               <w:rPr>
-                <w:noProof/>
                 <w:webHidden/>
               </w:rPr>
               <w:fldChar w:fldCharType="separate"/>
             </w:r>
             <w:r>
               <w:rPr>
-                <w:noProof/>
                 <w:webHidden/>
               </w:rPr>
               <w:t>2</w:t>
             </w:r>
             <w:r>
               <w:rPr>
-                <w:noProof/>
                 <w:webHidden/>
               </w:rPr>
               <w:fldChar w:fldCharType="end"/>
@@ -1004,6 +930,409 @@
         <w:t>BMS and programming language</w:t>
       </w:r>
       <w:bookmarkEnd w:id="0"/>
+    </w:p>
+    <w:p/>
+    <w:p>
+      <w:r>
+        <w:t>The application was implemented using the following technologies:</w:t>
+      </w:r>
+    </w:p>
+    <w:p>
+      <w:pPr>
+        <w:rPr>
+          <w:b/>
+          <w:bCs/>
+        </w:rPr>
+      </w:pPr>
+      <w:r>
+        <w:rPr>
+          <w:b/>
+          <w:bCs/>
+        </w:rPr>
+        <w:t>Database Management System (DBMS)</w:t>
+      </w:r>
+    </w:p>
+    <w:p>
+      <w:r>
+        <w:t xml:space="preserve">The database was implemented using </w:t>
+      </w:r>
+      <w:r>
+        <w:rPr>
+          <w:b/>
+          <w:bCs/>
+        </w:rPr>
+        <w:t>PostgreSQL</w:t>
+      </w:r>
+      <w:r>
+        <w:t>. PostgreSQL was selected because it is a robust relational DBMS that supports advanced SQL features such as:</w:t>
+      </w:r>
+    </w:p>
+    <w:p>
+      <w:pPr>
+        <w:numPr>
+          <w:ilvl w:val="0"/>
+          <w:numId w:val="2"/>
+        </w:numPr>
+      </w:pPr>
+      <w:r>
+        <w:t xml:space="preserve">strong referential integrity constraints </w:t>
+      </w:r>
+    </w:p>
+    <w:p>
+      <w:pPr>
+        <w:numPr>
+          <w:ilvl w:val="0"/>
+          <w:numId w:val="2"/>
+        </w:numPr>
+      </w:pPr>
+      <w:r>
+        <w:t xml:space="preserve">triggers </w:t>
+      </w:r>
+    </w:p>
+    <w:p>
+      <w:pPr>
+        <w:numPr>
+          <w:ilvl w:val="0"/>
+          <w:numId w:val="2"/>
+        </w:numPr>
+      </w:pPr>
+      <w:r>
+        <w:t xml:space="preserve">views </w:t>
+      </w:r>
+    </w:p>
+    <w:p>
+      <w:pPr>
+        <w:numPr>
+          <w:ilvl w:val="0"/>
+          <w:numId w:val="2"/>
+        </w:numPr>
+      </w:pPr>
+      <w:r>
+        <w:t xml:space="preserve">indexes </w:t>
+      </w:r>
+    </w:p>
+    <w:p>
+      <w:pPr>
+        <w:numPr>
+          <w:ilvl w:val="0"/>
+          <w:numId w:val="2"/>
+        </w:numPr>
+      </w:pPr>
+      <w:r>
+        <w:t xml:space="preserve">user-defined functions </w:t>
+      </w:r>
+    </w:p>
+    <w:p>
+      <w:pPr>
+        <w:numPr>
+          <w:ilvl w:val="0"/>
+          <w:numId w:val="2"/>
+        </w:numPr>
+      </w:pPr>
+      <w:r>
+        <w:t xml:space="preserve">transactional consistency </w:t>
+      </w:r>
+    </w:p>
+    <w:p>
+      <w:r>
+        <w:t>These features are necessary to ensure that bookings, rentings, and customer data remain consistent and reliable.</w:t>
+      </w:r>
+    </w:p>
+    <w:p>
+      <w:pPr>
+        <w:rPr>
+          <w:b/>
+          <w:bCs/>
+        </w:rPr>
+      </w:pPr>
+      <w:r>
+        <w:rPr>
+          <w:b/>
+          <w:bCs/>
+        </w:rPr>
+        <w:t>Programming languages</w:t>
+      </w:r>
+    </w:p>
+    <w:p>
+      <w:r>
+        <w:t>Two programming languages were used:</w:t>
+      </w:r>
+    </w:p>
+    <w:p>
+      <w:r>
+        <w:rPr>
+          <w:b/>
+          <w:bCs/>
+        </w:rPr>
+        <w:t>SQL</w:t>
+      </w:r>
+    </w:p>
+    <w:p>
+      <w:pPr>
+        <w:numPr>
+          <w:ilvl w:val="0"/>
+          <w:numId w:val="3"/>
+        </w:numPr>
+      </w:pPr>
+      <w:r>
+        <w:t xml:space="preserve">Used to design and implement the relational database </w:t>
+      </w:r>
+    </w:p>
+    <w:p>
+      <w:pPr>
+        <w:numPr>
+          <w:ilvl w:val="0"/>
+          <w:numId w:val="3"/>
+        </w:numPr>
+      </w:pPr>
+      <w:r>
+        <w:t xml:space="preserve">Used to create: </w:t>
+      </w:r>
+    </w:p>
+    <w:p>
+      <w:pPr>
+        <w:numPr>
+          <w:ilvl w:val="1"/>
+          <w:numId w:val="3"/>
+        </w:numPr>
+      </w:pPr>
+      <w:r>
+        <w:t xml:space="preserve">tables </w:t>
+      </w:r>
+    </w:p>
+    <w:p>
+      <w:pPr>
+        <w:numPr>
+          <w:ilvl w:val="1"/>
+          <w:numId w:val="3"/>
+        </w:numPr>
+      </w:pPr>
+      <w:r>
+        <w:t xml:space="preserve">constraints </w:t>
+      </w:r>
+    </w:p>
+    <w:p>
+      <w:pPr>
+        <w:numPr>
+          <w:ilvl w:val="1"/>
+          <w:numId w:val="3"/>
+        </w:numPr>
+      </w:pPr>
+      <w:r>
+        <w:t xml:space="preserve">indexes </w:t>
+      </w:r>
+    </w:p>
+    <w:p>
+      <w:pPr>
+        <w:numPr>
+          <w:ilvl w:val="1"/>
+          <w:numId w:val="3"/>
+        </w:numPr>
+      </w:pPr>
+      <w:r>
+        <w:t xml:space="preserve">triggers </w:t>
+      </w:r>
+    </w:p>
+    <w:p>
+      <w:pPr>
+        <w:numPr>
+          <w:ilvl w:val="1"/>
+          <w:numId w:val="3"/>
+        </w:numPr>
+      </w:pPr>
+      <w:r>
+        <w:t xml:space="preserve">views </w:t>
+      </w:r>
+    </w:p>
+    <w:p>
+      <w:pPr>
+        <w:numPr>
+          <w:ilvl w:val="1"/>
+          <w:numId w:val="3"/>
+        </w:numPr>
+      </w:pPr>
+      <w:r>
+        <w:t xml:space="preserve">stored functions used by the application server </w:t>
+      </w:r>
+    </w:p>
+    <w:p>
+      <w:r>
+        <w:rPr>
+          <w:b/>
+          <w:bCs/>
+        </w:rPr>
+        <w:t>Python</w:t>
+      </w:r>
+    </w:p>
+    <w:p>
+      <w:pPr>
+        <w:numPr>
+          <w:ilvl w:val="0"/>
+          <w:numId w:val="4"/>
+        </w:numPr>
+      </w:pPr>
+      <w:r>
+        <w:t xml:space="preserve">Used to implement the application server (backend) </w:t>
+      </w:r>
+    </w:p>
+    <w:p>
+      <w:pPr>
+        <w:numPr>
+          <w:ilvl w:val="0"/>
+          <w:numId w:val="4"/>
+        </w:numPr>
+      </w:pPr>
+      <w:r>
+        <w:t xml:space="preserve">The backend was developed using the </w:t>
+      </w:r>
+      <w:r>
+        <w:rPr>
+          <w:b/>
+          <w:bCs/>
+        </w:rPr>
+        <w:t>FastAPI framework</w:t>
+      </w:r>
+      <w:r>
+        <w:t xml:space="preserve"> </w:t>
+      </w:r>
+    </w:p>
+    <w:p>
+      <w:pPr>
+        <w:numPr>
+          <w:ilvl w:val="0"/>
+          <w:numId w:val="4"/>
+        </w:numPr>
+      </w:pPr>
+      <w:r>
+        <w:lastRenderedPageBreak/>
+        <w:t xml:space="preserve">Python communicates with PostgreSQL using the </w:t>
+      </w:r>
+      <w:r>
+        <w:rPr>
+          <w:b/>
+          <w:bCs/>
+        </w:rPr>
+        <w:t>psycopg</w:t>
+      </w:r>
+      <w:r>
+        <w:t xml:space="preserve"> driver </w:t>
+      </w:r>
+    </w:p>
+    <w:p>
+      <w:pPr>
+        <w:numPr>
+          <w:ilvl w:val="0"/>
+          <w:numId w:val="4"/>
+        </w:numPr>
+      </w:pPr>
+      <w:r>
+        <w:t xml:space="preserve">The backend exposes REST API endpoints that allow: </w:t>
+      </w:r>
+    </w:p>
+    <w:p>
+      <w:pPr>
+        <w:numPr>
+          <w:ilvl w:val="1"/>
+          <w:numId w:val="4"/>
+        </w:numPr>
+      </w:pPr>
+      <w:r>
+        <w:t xml:space="preserve">searching available rooms </w:t>
+      </w:r>
+    </w:p>
+    <w:p>
+      <w:pPr>
+        <w:numPr>
+          <w:ilvl w:val="1"/>
+          <w:numId w:val="4"/>
+        </w:numPr>
+      </w:pPr>
+      <w:r>
+        <w:t xml:space="preserve">creating bookings </w:t>
+      </w:r>
+    </w:p>
+    <w:p>
+      <w:pPr>
+        <w:numPr>
+          <w:ilvl w:val="1"/>
+          <w:numId w:val="4"/>
+        </w:numPr>
+      </w:pPr>
+      <w:r>
+        <w:t xml:space="preserve">transforming bookings into rentings </w:t>
+      </w:r>
+    </w:p>
+    <w:p>
+      <w:pPr>
+        <w:numPr>
+          <w:ilvl w:val="1"/>
+          <w:numId w:val="4"/>
+        </w:numPr>
+      </w:pPr>
+      <w:r>
+        <w:t xml:space="preserve">creating walk-in rentings </w:t>
+      </w:r>
+    </w:p>
+    <w:p>
+      <w:pPr>
+        <w:numPr>
+          <w:ilvl w:val="1"/>
+          <w:numId w:val="4"/>
+        </w:numPr>
+      </w:pPr>
+      <w:r>
+        <w:t xml:space="preserve">inserting payments </w:t>
+      </w:r>
+    </w:p>
+    <w:p>
+      <w:pPr>
+        <w:numPr>
+          <w:ilvl w:val="1"/>
+          <w:numId w:val="4"/>
+        </w:numPr>
+      </w:pPr>
+      <w:r>
+        <w:t xml:space="preserve">managing customers, employees, hotels, and rooms </w:t>
+      </w:r>
+    </w:p>
+    <w:p>
+      <w:pPr>
+        <w:numPr>
+          <w:ilvl w:val="1"/>
+          <w:numId w:val="4"/>
+        </w:numPr>
+      </w:pPr>
+      <w:r>
+        <w:t xml:space="preserve">accessing SQL views </w:t>
+      </w:r>
+    </w:p>
+    <w:p>
+      <w:r>
+        <w:t>The backend ensures that the application logic is separated from the database logic while still enforcing the integrity constraints defined in SQL.</w:t>
+      </w:r>
+    </w:p>
+    <w:p>
+      <w:r>
+        <w:t xml:space="preserve">The technologies used are fully compatible with the requirements of the project </w:t>
+      </w:r>
+      <w:r>
+        <w:t>specification.</w:t>
+      </w:r>
+    </w:p>
+    <w:p>
+      <w:pPr>
+        <w:rPr>
+          <w:vanish/>
+        </w:rPr>
+      </w:pPr>
+      <w:r>
+        <w:rPr>
+          <w:vanish/>
+        </w:rPr>
+        <w:t>Bottom of Form</w:t>
+      </w:r>
+    </w:p>
+    <w:p>
       <w:r>
         <w:t xml:space="preserve"> </w:t>
       </w:r>
@@ -1025,6 +1354,518 @@
         <w:t xml:space="preserve"> </w:t>
       </w:r>
     </w:p>
+    <w:p/>
+    <w:p>
+      <w:r>
+        <w:t>The following steps allow someone to install and run the application backend and database.</w:t>
+      </w:r>
+    </w:p>
+    <w:p>
+      <w:pPr>
+        <w:rPr>
+          <w:b/>
+          <w:bCs/>
+        </w:rPr>
+      </w:pPr>
+      <w:r>
+        <w:rPr>
+          <w:b/>
+          <w:bCs/>
+        </w:rPr>
+        <w:t>Step 1 — Install required software</w:t>
+      </w:r>
+    </w:p>
+    <w:p>
+      <w:r>
+        <w:t>Install the following software:</w:t>
+      </w:r>
+    </w:p>
+    <w:p>
+      <w:pPr>
+        <w:numPr>
+          <w:ilvl w:val="0"/>
+          <w:numId w:val="5"/>
+        </w:numPr>
+      </w:pPr>
+      <w:r>
+        <w:t xml:space="preserve">PostgreSQL (version 14 or higher) </w:t>
+      </w:r>
+    </w:p>
+    <w:p>
+      <w:pPr>
+        <w:numPr>
+          <w:ilvl w:val="0"/>
+          <w:numId w:val="5"/>
+        </w:numPr>
+      </w:pPr>
+      <w:r>
+        <w:t xml:space="preserve">Python (version 3.11 or higher recommended) </w:t>
+      </w:r>
+    </w:p>
+    <w:p>
+      <w:pPr>
+        <w:numPr>
+          <w:ilvl w:val="0"/>
+          <w:numId w:val="5"/>
+        </w:numPr>
+      </w:pPr>
+      <w:r>
+        <w:t xml:space="preserve">pgAdmin (optional, for database management) </w:t>
+      </w:r>
+    </w:p>
+    <w:p/>
+    <w:p>
+      <w:pPr>
+        <w:rPr>
+          <w:b/>
+          <w:bCs/>
+        </w:rPr>
+      </w:pPr>
+      <w:r>
+        <w:rPr>
+          <w:b/>
+          <w:bCs/>
+        </w:rPr>
+        <w:t>Step 2 — Create the database</w:t>
+      </w:r>
+    </w:p>
+    <w:p>
+      <w:r>
+        <w:t>Open PostgreSQL or pgAdmin and create a database:</w:t>
+      </w:r>
+    </w:p>
+    <w:p>
+      <w:r>
+        <w:t>CREATE DATABASE hotel_db;</w:t>
+      </w:r>
+    </w:p>
+    <w:p>
+      <w:pPr>
+        <w:rPr>
+          <w:b/>
+          <w:bCs/>
+        </w:rPr>
+      </w:pPr>
+      <w:r>
+        <w:rPr>
+          <w:b/>
+          <w:bCs/>
+        </w:rPr>
+        <w:t>Step 3 — Execute SQL scripts</w:t>
+      </w:r>
+    </w:p>
+    <w:p>
+      <w:r>
+        <w:lastRenderedPageBreak/>
+        <w:t>Execute the SQL scripts in the following order:</w:t>
+      </w:r>
+    </w:p>
+    <w:p>
+      <w:pPr>
+        <w:numPr>
+          <w:ilvl w:val="0"/>
+          <w:numId w:val="6"/>
+        </w:numPr>
+      </w:pPr>
+      <w:r>
+        <w:t xml:space="preserve">schema creation </w:t>
+      </w:r>
+    </w:p>
+    <w:p>
+      <w:pPr>
+        <w:numPr>
+          <w:ilvl w:val="0"/>
+          <w:numId w:val="6"/>
+        </w:numPr>
+      </w:pPr>
+      <w:r>
+        <w:t xml:space="preserve">constraints </w:t>
+      </w:r>
+    </w:p>
+    <w:p>
+      <w:pPr>
+        <w:numPr>
+          <w:ilvl w:val="0"/>
+          <w:numId w:val="6"/>
+        </w:numPr>
+      </w:pPr>
+      <w:r>
+        <w:t xml:space="preserve">views </w:t>
+      </w:r>
+    </w:p>
+    <w:p>
+      <w:pPr>
+        <w:numPr>
+          <w:ilvl w:val="0"/>
+          <w:numId w:val="6"/>
+        </w:numPr>
+      </w:pPr>
+      <w:r>
+        <w:t xml:space="preserve">indexes </w:t>
+      </w:r>
+    </w:p>
+    <w:p>
+      <w:pPr>
+        <w:numPr>
+          <w:ilvl w:val="0"/>
+          <w:numId w:val="6"/>
+        </w:numPr>
+      </w:pPr>
+      <w:r>
+        <w:t xml:space="preserve">triggers </w:t>
+      </w:r>
+    </w:p>
+    <w:p>
+      <w:pPr>
+        <w:numPr>
+          <w:ilvl w:val="0"/>
+          <w:numId w:val="6"/>
+        </w:numPr>
+      </w:pPr>
+      <w:r>
+        <w:t xml:space="preserve">data population </w:t>
+      </w:r>
+    </w:p>
+    <w:p>
+      <w:pPr>
+        <w:numPr>
+          <w:ilvl w:val="0"/>
+          <w:numId w:val="6"/>
+        </w:numPr>
+      </w:pPr>
+      <w:r>
+        <w:t xml:space="preserve">server functions </w:t>
+      </w:r>
+    </w:p>
+    <w:p>
+      <w:r>
+        <w:t>Example order:</w:t>
+      </w:r>
+    </w:p>
+    <w:p>
+      <w:r>
+        <w:t>database/</w:t>
+      </w:r>
+      <w:r>
+        <w:br/>
+        <w:t>00_drop.sql</w:t>
+      </w:r>
+      <w:r>
+        <w:br/>
+        <w:t>01_schema.sql</w:t>
+      </w:r>
+      <w:r>
+        <w:br/>
+        <w:t>02_constraints.sql</w:t>
+      </w:r>
+      <w:r>
+        <w:br/>
+        <w:t>03_views.sql</w:t>
+      </w:r>
+      <w:r>
+        <w:br/>
+        <w:t>04_indexes.sql</w:t>
+      </w:r>
+      <w:r>
+        <w:br/>
+        <w:t>05_triggers.sql</w:t>
+      </w:r>
+      <w:r>
+        <w:br/>
+        <w:t>06_populate.sql</w:t>
+      </w:r>
+      <w:r>
+        <w:br/>
+        <w:t>08_server_api.sql</w:t>
+      </w:r>
+    </w:p>
+    <w:p>
+      <w:r>
+        <w:t xml:space="preserve">These scripts create all tables, constraints, </w:t>
+      </w:r>
+      <w:r>
+        <w:t>triggers,</w:t>
+      </w:r>
+      <w:r>
+        <w:t xml:space="preserve"> and functions required by the application.</w:t>
+      </w:r>
+    </w:p>
+    <w:p/>
+    <w:p>
+      <w:pPr>
+        <w:rPr>
+          <w:b/>
+          <w:bCs/>
+        </w:rPr>
+      </w:pPr>
+      <w:r>
+        <w:rPr>
+          <w:b/>
+          <w:bCs/>
+        </w:rPr>
+        <w:t>Step 4 — Create virtual environment</w:t>
+      </w:r>
+    </w:p>
+    <w:p>
+      <w:r>
+        <w:t>Navigate to the backend folder:</w:t>
+      </w:r>
+    </w:p>
+    <w:p>
+      <w:pPr>
+        <w:ind w:firstLine="720"/>
+      </w:pPr>
+      <w:r>
+        <w:t>cd backend</w:t>
+      </w:r>
+    </w:p>
+    <w:p>
+      <w:r>
+        <w:t>Create virtual environment:</w:t>
+      </w:r>
+    </w:p>
+    <w:p>
+      <w:pPr>
+        <w:ind w:firstLine="720"/>
+      </w:pPr>
+      <w:r>
+        <w:t>python -m venv .venv</w:t>
+      </w:r>
+    </w:p>
+    <w:p>
+      <w:r>
+        <w:t>Activate environment:</w:t>
+      </w:r>
+    </w:p>
+    <w:p>
+      <w:r>
+        <w:t>Windows:</w:t>
+      </w:r>
+    </w:p>
+    <w:p>
+      <w:pPr>
+        <w:ind w:firstLine="720"/>
+      </w:pPr>
+      <w:r>
+        <w:t>.venv\Scripts\activate</w:t>
+      </w:r>
+    </w:p>
+    <w:p>
+      <w:r>
+        <w:t>Mac/Linux:</w:t>
+      </w:r>
+    </w:p>
+    <w:p>
+      <w:pPr>
+        <w:ind w:firstLine="720"/>
+      </w:pPr>
+      <w:r>
+        <w:t>source .venv/bin/activate</w:t>
+      </w:r>
+    </w:p>
+    <w:p>
+      <w:pPr>
+        <w:rPr>
+          <w:b/>
+          <w:bCs/>
+        </w:rPr>
+      </w:pPr>
+      <w:r>
+        <w:rPr>
+          <w:b/>
+          <w:bCs/>
+        </w:rPr>
+        <w:lastRenderedPageBreak/>
+        <w:t>Step 5 — Install dependencies</w:t>
+      </w:r>
+    </w:p>
+    <w:p>
+      <w:r>
+        <w:t>Install required Python libraries:</w:t>
+      </w:r>
+    </w:p>
+    <w:p>
+      <w:r>
+        <w:t>pip install -r requirements.txt</w:t>
+      </w:r>
+    </w:p>
+    <w:p>
+      <w:r>
+        <w:t>Required libraries include:</w:t>
+      </w:r>
+    </w:p>
+    <w:p>
+      <w:pPr>
+        <w:numPr>
+          <w:ilvl w:val="0"/>
+          <w:numId w:val="7"/>
+        </w:numPr>
+      </w:pPr>
+      <w:r>
+        <w:t xml:space="preserve">fastapi </w:t>
+      </w:r>
+    </w:p>
+    <w:p>
+      <w:pPr>
+        <w:numPr>
+          <w:ilvl w:val="0"/>
+          <w:numId w:val="7"/>
+        </w:numPr>
+      </w:pPr>
+      <w:r>
+        <w:t xml:space="preserve">uvicorn </w:t>
+      </w:r>
+    </w:p>
+    <w:p>
+      <w:pPr>
+        <w:numPr>
+          <w:ilvl w:val="0"/>
+          <w:numId w:val="7"/>
+        </w:numPr>
+      </w:pPr>
+      <w:r>
+        <w:t xml:space="preserve">psycopg </w:t>
+      </w:r>
+    </w:p>
+    <w:p>
+      <w:pPr>
+        <w:numPr>
+          <w:ilvl w:val="0"/>
+          <w:numId w:val="7"/>
+        </w:numPr>
+      </w:pPr>
+      <w:r>
+        <w:t xml:space="preserve">pydantic </w:t>
+      </w:r>
+    </w:p>
+    <w:p>
+      <w:pPr>
+        <w:numPr>
+          <w:ilvl w:val="0"/>
+          <w:numId w:val="7"/>
+        </w:numPr>
+      </w:pPr>
+      <w:r>
+        <w:t xml:space="preserve">python-dotenv </w:t>
+      </w:r>
+    </w:p>
+    <w:p/>
+    <w:p>
+      <w:pPr>
+        <w:rPr>
+          <w:b/>
+          <w:bCs/>
+        </w:rPr>
+      </w:pPr>
+      <w:r>
+        <w:rPr>
+          <w:b/>
+          <w:bCs/>
+        </w:rPr>
+        <w:t>Step 6 — Configure environment variables</w:t>
+      </w:r>
+    </w:p>
+    <w:p>
+      <w:r>
+        <w:t>Create file:</w:t>
+      </w:r>
+    </w:p>
+    <w:p>
+      <w:r>
+        <w:t>backend/.env</w:t>
+      </w:r>
+    </w:p>
+    <w:p>
+      <w:r>
+        <w:t>Example:</w:t>
+      </w:r>
+    </w:p>
+    <w:p>
+      <w:r>
+        <w:t>DATABASE_URL=postgresql://postgres:</w:t>
+      </w:r>
+      <w:r>
+        <w:t>Andy1996!</w:t>
+      </w:r>
+      <w:r>
+        <w:t>@localhost:5432/hotel_db</w:t>
+      </w:r>
+      <w:r>
+        <w:br/>
+        <w:t>CORS_ORIGINS=http://localhost:3000</w:t>
+      </w:r>
+    </w:p>
+    <w:p>
+      <w:r>
+        <w:t>Replace PASSWORD with your PostgreSQL password.</w:t>
+      </w:r>
+    </w:p>
+    <w:p/>
+    <w:p>
+      <w:pPr>
+        <w:rPr>
+          <w:b/>
+          <w:bCs/>
+        </w:rPr>
+      </w:pPr>
+      <w:r>
+        <w:rPr>
+          <w:b/>
+          <w:bCs/>
+        </w:rPr>
+        <w:t>Step 7 — Run the backend server</w:t>
+      </w:r>
+    </w:p>
+    <w:p>
+      <w:r>
+        <w:t>Start the API server:</w:t>
+      </w:r>
+    </w:p>
+    <w:p>
+      <w:r>
+        <w:t>python -m uvicorn app.main:app --reload --port 8000</w:t>
+      </w:r>
+    </w:p>
+    <w:p/>
+    <w:p>
+      <w:pPr>
+        <w:rPr>
+          <w:b/>
+          <w:bCs/>
+        </w:rPr>
+      </w:pPr>
+      <w:r>
+        <w:rPr>
+          <w:b/>
+          <w:bCs/>
+        </w:rPr>
+        <w:t>Step 8 — Access API interface</w:t>
+      </w:r>
+    </w:p>
+    <w:p>
+      <w:r>
+        <w:t>Open browser:</w:t>
+      </w:r>
+    </w:p>
+    <w:p>
+      <w:r>
+        <w:t>http://localhost:8000/docs</w:t>
+      </w:r>
+    </w:p>
+    <w:p>
+      <w:r>
+        <w:t>Swagger interface allows testing all endpoints without writing SQL queries.</w:t>
+      </w:r>
+    </w:p>
+    <w:p>
+      <w:r>
+        <w:t xml:space="preserve">The backend implements the functionality required in the project specification, including booking and renting </w:t>
+      </w:r>
+      <w:r>
+        <w:t>operations.</w:t>
+      </w:r>
+    </w:p>
+    <w:p/>
     <w:p>
       <w:pPr>
         <w:pStyle w:val="Heading1"/>
@@ -1035,10 +1876,860 @@
       </w:pPr>
       <w:bookmarkStart w:id="2" w:name="_Toc225765398"/>
       <w:r>
+        <w:lastRenderedPageBreak/>
         <w:t>List with DDLs</w:t>
       </w:r>
       <w:bookmarkEnd w:id="2"/>
     </w:p>
+    <w:p/>
+    <w:p>
+      <w:pPr>
+        <w:rPr>
+          <w:b/>
+          <w:bCs/>
+        </w:rPr>
+      </w:pPr>
+      <w:r>
+        <w:rPr>
+          <w:b/>
+          <w:bCs/>
+        </w:rPr>
+        <w:t>3. List of DDL statements</w:t>
+      </w:r>
+    </w:p>
+    <w:p>
+      <w:r>
+        <w:t>The following DDL scripts create the database structure.</w:t>
+      </w:r>
+    </w:p>
+    <w:p/>
+    <w:p>
+      <w:pPr>
+        <w:rPr>
+          <w:b/>
+          <w:bCs/>
+        </w:rPr>
+      </w:pPr>
+      <w:r>
+        <w:rPr>
+          <w:b/>
+          <w:bCs/>
+        </w:rPr>
+        <w:t>Tables</w:t>
+      </w:r>
+    </w:p>
+    <w:p>
+      <w:r>
+        <w:t>The following tables were created:</w:t>
+      </w:r>
+    </w:p>
+    <w:p>
+      <w:pPr>
+        <w:rPr>
+          <w:b/>
+          <w:bCs/>
+        </w:rPr>
+      </w:pPr>
+      <w:r>
+        <w:rPr>
+          <w:b/>
+          <w:bCs/>
+        </w:rPr>
+        <w:t>Hotel chain related tables</w:t>
+      </w:r>
+    </w:p>
+    <w:p>
+      <w:pPr>
+        <w:numPr>
+          <w:ilvl w:val="0"/>
+          <w:numId w:val="8"/>
+        </w:numPr>
+      </w:pPr>
+      <w:r>
+        <w:t xml:space="preserve">hotel_chain </w:t>
+      </w:r>
+    </w:p>
+    <w:p>
+      <w:pPr>
+        <w:numPr>
+          <w:ilvl w:val="0"/>
+          <w:numId w:val="8"/>
+        </w:numPr>
+      </w:pPr>
+      <w:r>
+        <w:t xml:space="preserve">chain_email </w:t>
+      </w:r>
+    </w:p>
+    <w:p>
+      <w:pPr>
+        <w:numPr>
+          <w:ilvl w:val="0"/>
+          <w:numId w:val="8"/>
+        </w:numPr>
+      </w:pPr>
+      <w:r>
+        <w:t xml:space="preserve">chain_phone </w:t>
+      </w:r>
+    </w:p>
+    <w:p>
+      <w:pPr>
+        <w:rPr>
+          <w:b/>
+          <w:bCs/>
+        </w:rPr>
+      </w:pPr>
+      <w:r>
+        <w:rPr>
+          <w:b/>
+          <w:bCs/>
+        </w:rPr>
+        <w:t>Hotel related tables</w:t>
+      </w:r>
+    </w:p>
+    <w:p>
+      <w:pPr>
+        <w:numPr>
+          <w:ilvl w:val="0"/>
+          <w:numId w:val="9"/>
+        </w:numPr>
+      </w:pPr>
+      <w:r>
+        <w:t xml:space="preserve">hotel </w:t>
+      </w:r>
+    </w:p>
+    <w:p>
+      <w:pPr>
+        <w:numPr>
+          <w:ilvl w:val="0"/>
+          <w:numId w:val="9"/>
+        </w:numPr>
+      </w:pPr>
+      <w:r>
+        <w:t xml:space="preserve">hotel_email </w:t>
+      </w:r>
+    </w:p>
+    <w:p>
+      <w:pPr>
+        <w:numPr>
+          <w:ilvl w:val="0"/>
+          <w:numId w:val="9"/>
+        </w:numPr>
+      </w:pPr>
+      <w:r>
+        <w:t xml:space="preserve">hotel_phone </w:t>
+      </w:r>
+    </w:p>
+    <w:p>
+      <w:pPr>
+        <w:rPr>
+          <w:b/>
+          <w:bCs/>
+        </w:rPr>
+      </w:pPr>
+      <w:r>
+        <w:rPr>
+          <w:b/>
+          <w:bCs/>
+        </w:rPr>
+        <w:t>Room related tables</w:t>
+      </w:r>
+    </w:p>
+    <w:p>
+      <w:pPr>
+        <w:numPr>
+          <w:ilvl w:val="0"/>
+          <w:numId w:val="10"/>
+        </w:numPr>
+      </w:pPr>
+      <w:r>
+        <w:t xml:space="preserve">room </w:t>
+      </w:r>
+    </w:p>
+    <w:p>
+      <w:pPr>
+        <w:numPr>
+          <w:ilvl w:val="0"/>
+          <w:numId w:val="10"/>
+        </w:numPr>
+      </w:pPr>
+      <w:r>
+        <w:t xml:space="preserve">amenity </w:t>
+      </w:r>
+    </w:p>
+    <w:p>
+      <w:pPr>
+        <w:numPr>
+          <w:ilvl w:val="0"/>
+          <w:numId w:val="10"/>
+        </w:numPr>
+      </w:pPr>
+      <w:r>
+        <w:t xml:space="preserve">room_amenity </w:t>
+      </w:r>
+    </w:p>
+    <w:p>
+      <w:pPr>
+        <w:rPr>
+          <w:b/>
+          <w:bCs/>
+        </w:rPr>
+      </w:pPr>
+      <w:r>
+        <w:rPr>
+          <w:b/>
+          <w:bCs/>
+        </w:rPr>
+        <w:t>Customer related tables</w:t>
+      </w:r>
+    </w:p>
+    <w:p>
+      <w:pPr>
+        <w:numPr>
+          <w:ilvl w:val="0"/>
+          <w:numId w:val="11"/>
+        </w:numPr>
+      </w:pPr>
+      <w:r>
+        <w:t xml:space="preserve">customer </w:t>
+      </w:r>
+    </w:p>
+    <w:p>
+      <w:pPr>
+        <w:rPr>
+          <w:b/>
+          <w:bCs/>
+        </w:rPr>
+      </w:pPr>
+      <w:r>
+        <w:rPr>
+          <w:b/>
+          <w:bCs/>
+        </w:rPr>
+        <w:t>Employee related tables</w:t>
+      </w:r>
+    </w:p>
+    <w:p>
+      <w:pPr>
+        <w:numPr>
+          <w:ilvl w:val="0"/>
+          <w:numId w:val="12"/>
+        </w:numPr>
+      </w:pPr>
+      <w:r>
+        <w:t xml:space="preserve">employee </w:t>
+      </w:r>
+    </w:p>
+    <w:p>
+      <w:pPr>
+        <w:numPr>
+          <w:ilvl w:val="0"/>
+          <w:numId w:val="12"/>
+        </w:numPr>
+      </w:pPr>
+      <w:r>
+        <w:t xml:space="preserve">role </w:t>
+      </w:r>
+    </w:p>
+    <w:p>
+      <w:pPr>
+        <w:numPr>
+          <w:ilvl w:val="0"/>
+          <w:numId w:val="12"/>
+        </w:numPr>
+      </w:pPr>
+      <w:r>
+        <w:t xml:space="preserve">employee_role </w:t>
+      </w:r>
+    </w:p>
+    <w:p>
+      <w:pPr>
+        <w:rPr>
+          <w:b/>
+          <w:bCs/>
+        </w:rPr>
+      </w:pPr>
+      <w:r>
+        <w:rPr>
+          <w:b/>
+          <w:bCs/>
+        </w:rPr>
+        <w:t>Booking and renting related tables</w:t>
+      </w:r>
+    </w:p>
+    <w:p>
+      <w:pPr>
+        <w:numPr>
+          <w:ilvl w:val="0"/>
+          <w:numId w:val="13"/>
+        </w:numPr>
+      </w:pPr>
+      <w:r>
+        <w:t xml:space="preserve">booking </w:t>
+      </w:r>
+    </w:p>
+    <w:p>
+      <w:pPr>
+        <w:numPr>
+          <w:ilvl w:val="0"/>
+          <w:numId w:val="13"/>
+        </w:numPr>
+      </w:pPr>
+      <w:r>
+        <w:t xml:space="preserve">renting </w:t>
+      </w:r>
+    </w:p>
+    <w:p>
+      <w:pPr>
+        <w:numPr>
+          <w:ilvl w:val="0"/>
+          <w:numId w:val="13"/>
+        </w:numPr>
+      </w:pPr>
+      <w:r>
+        <w:lastRenderedPageBreak/>
+        <w:t xml:space="preserve">payment </w:t>
+      </w:r>
+    </w:p>
+    <w:p>
+      <w:pPr>
+        <w:rPr>
+          <w:b/>
+          <w:bCs/>
+        </w:rPr>
+      </w:pPr>
+      <w:r>
+        <w:rPr>
+          <w:b/>
+          <w:bCs/>
+        </w:rPr>
+        <w:t>Archive tables</w:t>
+      </w:r>
+    </w:p>
+    <w:p>
+      <w:pPr>
+        <w:numPr>
+          <w:ilvl w:val="0"/>
+          <w:numId w:val="14"/>
+        </w:numPr>
+      </w:pPr>
+      <w:r>
+        <w:t xml:space="preserve">booking_archive </w:t>
+      </w:r>
+    </w:p>
+    <w:p>
+      <w:pPr>
+        <w:numPr>
+          <w:ilvl w:val="0"/>
+          <w:numId w:val="14"/>
+        </w:numPr>
+      </w:pPr>
+      <w:r>
+        <w:t xml:space="preserve">renting_archive </w:t>
+      </w:r>
+    </w:p>
+    <w:p/>
+    <w:p>
+      <w:pPr>
+        <w:rPr>
+          <w:b/>
+          <w:bCs/>
+        </w:rPr>
+      </w:pPr>
+      <w:r>
+        <w:rPr>
+          <w:b/>
+          <w:bCs/>
+        </w:rPr>
+        <w:t>SQL files containing DDL</w:t>
+      </w:r>
+    </w:p>
+    <w:p>
+      <w:r>
+        <w:t>The DDL statements are located in the following files:</w:t>
+      </w:r>
+    </w:p>
+    <w:p>
+      <w:pPr>
+        <w:rPr>
+          <w:b/>
+          <w:bCs/>
+        </w:rPr>
+      </w:pPr>
+      <w:r>
+        <w:rPr>
+          <w:b/>
+          <w:bCs/>
+        </w:rPr>
+        <w:t>01_schema.sql</w:t>
+      </w:r>
+    </w:p>
+    <w:p>
+      <w:r>
+        <w:t>Contains CREATE statements for:</w:t>
+      </w:r>
+    </w:p>
+    <w:p>
+      <w:pPr>
+        <w:numPr>
+          <w:ilvl w:val="0"/>
+          <w:numId w:val="15"/>
+        </w:numPr>
+      </w:pPr>
+      <w:r>
+        <w:t xml:space="preserve">tables </w:t>
+      </w:r>
+    </w:p>
+    <w:p>
+      <w:pPr>
+        <w:numPr>
+          <w:ilvl w:val="0"/>
+          <w:numId w:val="15"/>
+        </w:numPr>
+      </w:pPr>
+      <w:r>
+        <w:t xml:space="preserve">primary keys </w:t>
+      </w:r>
+    </w:p>
+    <w:p>
+      <w:pPr>
+        <w:numPr>
+          <w:ilvl w:val="0"/>
+          <w:numId w:val="15"/>
+        </w:numPr>
+      </w:pPr>
+      <w:r>
+        <w:t xml:space="preserve">foreign keys </w:t>
+      </w:r>
+    </w:p>
+    <w:p>
+      <w:pPr>
+        <w:numPr>
+          <w:ilvl w:val="0"/>
+          <w:numId w:val="15"/>
+        </w:numPr>
+      </w:pPr>
+      <w:r>
+        <w:t xml:space="preserve">ENUM types </w:t>
+      </w:r>
+    </w:p>
+    <w:p>
+      <w:r>
+        <w:t>Example:</w:t>
+      </w:r>
+    </w:p>
+    <w:p>
+      <w:r>
+        <w:t>CREATE TABLE hotel_chain (</w:t>
+      </w:r>
+      <w:r>
+        <w:br/>
+        <w:t xml:space="preserve">    chain_id SERIAL PRIMARY KEY,</w:t>
+      </w:r>
+      <w:r>
+        <w:br/>
+        <w:t xml:space="preserve">    chain_name TEXT NOT NULL,</w:t>
+      </w:r>
+      <w:r>
+        <w:br/>
+        <w:t xml:space="preserve">    street TEXT NOT NULL,</w:t>
+      </w:r>
+      <w:r>
+        <w:br/>
+        <w:t xml:space="preserve">    city TEXT NOT NULL,</w:t>
+      </w:r>
+      <w:r>
+        <w:br/>
+        <w:t xml:space="preserve">    country TEXT NOT NULL</w:t>
+      </w:r>
+      <w:r>
+        <w:br/>
+        <w:t>);</w:t>
+      </w:r>
+    </w:p>
+    <w:p/>
+    <w:p>
+      <w:pPr>
+        <w:rPr>
+          <w:b/>
+          <w:bCs/>
+        </w:rPr>
+      </w:pPr>
+      <w:r>
+        <w:rPr>
+          <w:b/>
+          <w:bCs/>
+        </w:rPr>
+        <w:t>02_constraints.sql</w:t>
+      </w:r>
+    </w:p>
+    <w:p>
+      <w:r>
+        <w:t>Defines:</w:t>
+      </w:r>
+    </w:p>
+    <w:p>
+      <w:pPr>
+        <w:numPr>
+          <w:ilvl w:val="0"/>
+          <w:numId w:val="16"/>
+        </w:numPr>
+      </w:pPr>
+      <w:r>
+        <w:t xml:space="preserve">referential integrity constraints </w:t>
+      </w:r>
+    </w:p>
+    <w:p>
+      <w:pPr>
+        <w:numPr>
+          <w:ilvl w:val="0"/>
+          <w:numId w:val="16"/>
+        </w:numPr>
+      </w:pPr>
+      <w:r>
+        <w:t xml:space="preserve">domain constraints </w:t>
+      </w:r>
+    </w:p>
+    <w:p>
+      <w:pPr>
+        <w:numPr>
+          <w:ilvl w:val="0"/>
+          <w:numId w:val="16"/>
+        </w:numPr>
+      </w:pPr>
+      <w:r>
+        <w:t xml:space="preserve">CHECK constraints </w:t>
+      </w:r>
+    </w:p>
+    <w:p>
+      <w:pPr>
+        <w:numPr>
+          <w:ilvl w:val="0"/>
+          <w:numId w:val="16"/>
+        </w:numPr>
+      </w:pPr>
+      <w:r>
+        <w:t xml:space="preserve">business logic constraints </w:t>
+      </w:r>
+    </w:p>
+    <w:p>
+      <w:r>
+        <w:t>Examples:</w:t>
+      </w:r>
+    </w:p>
+    <w:p>
+      <w:r>
+        <w:lastRenderedPageBreak/>
+        <w:t>CHECK (price_per_night &gt; 0)</w:t>
+      </w:r>
+      <w:r>
+        <w:br/>
+      </w:r>
+      <w:r>
+        <w:br/>
+        <w:t>CHECK (star_rating BETWEEN 1 AND 5)</w:t>
+      </w:r>
+    </w:p>
+    <w:p/>
+    <w:p>
+      <w:pPr>
+        <w:rPr>
+          <w:b/>
+          <w:bCs/>
+        </w:rPr>
+      </w:pPr>
+      <w:r>
+        <w:rPr>
+          <w:b/>
+          <w:bCs/>
+        </w:rPr>
+        <w:t>03_views.sql</w:t>
+      </w:r>
+    </w:p>
+    <w:p>
+      <w:r>
+        <w:t>Defines required SQL views:</w:t>
+      </w:r>
+    </w:p>
+    <w:p>
+      <w:r>
+        <w:t>View 1:</w:t>
+      </w:r>
+      <w:r>
+        <w:br/>
+        <w:t>number of available rooms per area</w:t>
+      </w:r>
+    </w:p>
+    <w:p>
+      <w:r>
+        <w:t>View 2:</w:t>
+      </w:r>
+      <w:r>
+        <w:br/>
+        <w:t>aggregated room capacity per hotel</w:t>
+      </w:r>
+    </w:p>
+    <w:p>
+      <w:r>
+        <w:t>Example:</w:t>
+      </w:r>
+    </w:p>
+    <w:p>
+      <w:r>
+        <w:t>CREATE VIEW view_available_rooms_per_area AS</w:t>
+      </w:r>
+      <w:r>
+        <w:br/>
+        <w:t>SELECT area, COUNT(*) AS available_rooms</w:t>
+      </w:r>
+      <w:r>
+        <w:br/>
+        <w:t>FROM hotel h</w:t>
+      </w:r>
+      <w:r>
+        <w:br/>
+        <w:t>JOIN room r ON r.hotel_id = h.hotel_id</w:t>
+      </w:r>
+      <w:r>
+        <w:br/>
+        <w:t>GROUP BY area;</w:t>
+      </w:r>
+    </w:p>
+    <w:p/>
+    <w:p>
+      <w:pPr>
+        <w:rPr>
+          <w:b/>
+          <w:bCs/>
+        </w:rPr>
+      </w:pPr>
+      <w:r>
+        <w:rPr>
+          <w:b/>
+          <w:bCs/>
+        </w:rPr>
+        <w:t>04_indexes.sql</w:t>
+      </w:r>
+    </w:p>
+    <w:p>
+      <w:r>
+        <w:t>Indexes were created to optimize:</w:t>
+      </w:r>
+    </w:p>
+    <w:p>
+      <w:pPr>
+        <w:numPr>
+          <w:ilvl w:val="0"/>
+          <w:numId w:val="17"/>
+        </w:numPr>
+      </w:pPr>
+      <w:r>
+        <w:t xml:space="preserve">search queries </w:t>
+      </w:r>
+    </w:p>
+    <w:p>
+      <w:pPr>
+        <w:numPr>
+          <w:ilvl w:val="0"/>
+          <w:numId w:val="17"/>
+        </w:numPr>
+      </w:pPr>
+      <w:r>
+        <w:t xml:space="preserve">filtering by price </w:t>
+      </w:r>
+    </w:p>
+    <w:p>
+      <w:pPr>
+        <w:numPr>
+          <w:ilvl w:val="0"/>
+          <w:numId w:val="17"/>
+        </w:numPr>
+      </w:pPr>
+      <w:r>
+        <w:t xml:space="preserve">filtering by location </w:t>
+      </w:r>
+    </w:p>
+    <w:p>
+      <w:pPr>
+        <w:numPr>
+          <w:ilvl w:val="0"/>
+          <w:numId w:val="17"/>
+        </w:numPr>
+      </w:pPr>
+      <w:r>
+        <w:t xml:space="preserve">filtering by room capacity </w:t>
+      </w:r>
+    </w:p>
+    <w:p>
+      <w:r>
+        <w:t>Example:</w:t>
+      </w:r>
+    </w:p>
+    <w:p>
+      <w:r>
+        <w:t>CREATE INDEX idx_room_price ON room(price_per_night);</w:t>
+      </w:r>
+    </w:p>
+    <w:p/>
+    <w:p>
+      <w:pPr>
+        <w:rPr>
+          <w:b/>
+          <w:bCs/>
+        </w:rPr>
+      </w:pPr>
+      <w:r>
+        <w:rPr>
+          <w:b/>
+          <w:bCs/>
+        </w:rPr>
+        <w:t>05_triggers.sql</w:t>
+      </w:r>
+    </w:p>
+    <w:p>
+      <w:r>
+        <w:t>Triggers enforce business rules such as:</w:t>
+      </w:r>
+    </w:p>
+    <w:p>
+      <w:pPr>
+        <w:numPr>
+          <w:ilvl w:val="0"/>
+          <w:numId w:val="18"/>
+        </w:numPr>
+      </w:pPr>
+      <w:r>
+        <w:t xml:space="preserve">preventing overlapping bookings </w:t>
+      </w:r>
+    </w:p>
+    <w:p>
+      <w:pPr>
+        <w:numPr>
+          <w:ilvl w:val="0"/>
+          <w:numId w:val="18"/>
+        </w:numPr>
+      </w:pPr>
+      <w:r>
+        <w:t xml:space="preserve">maintaining booking history </w:t>
+      </w:r>
+    </w:p>
+    <w:p>
+      <w:pPr>
+        <w:numPr>
+          <w:ilvl w:val="0"/>
+          <w:numId w:val="18"/>
+        </w:numPr>
+      </w:pPr>
+      <w:r>
+        <w:t xml:space="preserve">ensuring data consistency </w:t>
+      </w:r>
+    </w:p>
+    <w:p>
+      <w:r>
+        <w:lastRenderedPageBreak/>
+        <w:t>Example:</w:t>
+      </w:r>
+    </w:p>
+    <w:p>
+      <w:r>
+        <w:t>CREATE TRIGGER prevent_double_booking</w:t>
+      </w:r>
+      <w:r>
+        <w:br/>
+        <w:t>BEFORE INSERT ON booking</w:t>
+      </w:r>
+      <w:r>
+        <w:br/>
+        <w:t>FOR EACH ROW</w:t>
+      </w:r>
+      <w:r>
+        <w:br/>
+        <w:t>EXECUTE FUNCTION check_room_availability();</w:t>
+      </w:r>
+    </w:p>
+    <w:p/>
+    <w:p>
+      <w:pPr>
+        <w:rPr>
+          <w:b/>
+          <w:bCs/>
+        </w:rPr>
+      </w:pPr>
+      <w:r>
+        <w:rPr>
+          <w:b/>
+          <w:bCs/>
+        </w:rPr>
+        <w:t>08_server_api.sql</w:t>
+      </w:r>
+    </w:p>
+    <w:p>
+      <w:r>
+        <w:t>Contains SQL functions used by the backend API:</w:t>
+      </w:r>
+    </w:p>
+    <w:p>
+      <w:pPr>
+        <w:numPr>
+          <w:ilvl w:val="0"/>
+          <w:numId w:val="19"/>
+        </w:numPr>
+      </w:pPr>
+      <w:r>
+        <w:t xml:space="preserve">api_search_available_rooms </w:t>
+      </w:r>
+    </w:p>
+    <w:p>
+      <w:pPr>
+        <w:numPr>
+          <w:ilvl w:val="0"/>
+          <w:numId w:val="19"/>
+        </w:numPr>
+      </w:pPr>
+      <w:r>
+        <w:t xml:space="preserve">api_check_in_from_booking </w:t>
+      </w:r>
+    </w:p>
+    <w:p>
+      <w:pPr>
+        <w:numPr>
+          <w:ilvl w:val="0"/>
+          <w:numId w:val="19"/>
+        </w:numPr>
+      </w:pPr>
+      <w:r>
+        <w:t xml:space="preserve">api_walk_in_renting </w:t>
+      </w:r>
+    </w:p>
+    <w:p>
+      <w:pPr>
+        <w:numPr>
+          <w:ilvl w:val="0"/>
+          <w:numId w:val="19"/>
+        </w:numPr>
+      </w:pPr>
+      <w:r>
+        <w:t xml:space="preserve">api_add_payment </w:t>
+      </w:r>
+    </w:p>
+    <w:p>
+      <w:r>
+        <w:t>These functions allow the Python backend to interact with the database safely.</w:t>
+      </w:r>
+    </w:p>
+    <w:p>
+      <w:pPr>
+        <w:rPr>
+          <w:vanish/>
+        </w:rPr>
+      </w:pPr>
+      <w:r>
+        <w:rPr>
+          <w:vanish/>
+        </w:rPr>
+        <w:t>Top of Form</w:t>
+      </w:r>
+    </w:p>
+    <w:p/>
     <w:p>
       <w:pPr>
         <w:rPr>
@@ -1059,6 +2750,453 @@
 <file path=word/numbering.xml><?xml version="1.0" encoding="utf-8"?>
 <w:numbering xmlns:wpc="http://schemas.microsoft.com/office/word/2010/wordprocessingCanvas" xmlns:cx="http://schemas.microsoft.com/office/drawing/2014/chartex" xmlns:cx1="http://schemas.microsoft.com/office/drawing/2015/9/8/chartex" xmlns:cx2="http://schemas.microsoft.com/office/drawing/2015/10/21/chartex" xmlns:cx3="http://schemas.microsoft.com/office/drawing/2016/5/9/chartex" xmlns:cx4="http://schemas.microsoft.com/office/drawing/2016/5/10/chartex" xmlns:cx5="http://schemas.microsoft.com/office/drawing/2016/5/11/chartex" xmlns:cx6="http://schemas.microsoft.com/office/drawing/2016/5/12/chartex" xmlns:cx7="http://schemas.microsoft.com/office/drawing/2016/5/13/chartex" xmlns:cx8="http://schemas.microsoft.com/office/drawing/2016/5/14/chartex" xmlns:mc="http://schemas.openxmlformats.org/markup-compatibility/2006" xmlns:aink="http://schemas.microsoft.com/office/drawing/2016/ink" xmlns:am3d="http://schemas.microsoft.com/office/drawing/2017/model3d" xmlns:o="urn:schemas-microsoft-com:office:office" xmlns:oel="http://schemas.microsoft.com/office/2019/extlst" xmlns:r="http://schemas.openxmlformats.org/officeDocument/2006/relationships" xmlns:m="http://schemas.openxmlformats.org/officeDocument/2006/math" xmlns:v="urn:schemas-microsoft-com:vml" xmlns:wp14="http://schemas.microsoft.com/office/word/2010/wordprocessingDrawing" xmlns:wp="http://schemas.openxmlformats.org/drawingml/2006/wordprocessingDrawing" xmlns:w10="urn:schemas-microsoft-com:office:word" xmlns:w="http://schemas.openxmlformats.org/wordprocessingml/2006/main" xmlns:w14="http://schemas.microsoft.com/office/word/2010/wordml" xmlns:w15="http://schemas.microsoft.com/office/word/2012/wordml" xmlns:w16cex="http://schemas.microsoft.com/office/word/2018/wordml/cex" xmlns:w16cid="http://schemas.microsoft.com/office/word/2016/wordml/cid" xmlns:w16="http://schemas.microsoft.com/office/word/2018/wordml" xmlns:w16du="http://schemas.microsoft.com/office/word/2023/wordml/word16du" xmlns:w16sdtdh="http://schemas.microsoft.com/office/word/2020/wordml/sdtdatahash" xmlns:w16sdtfl="http://schemas.microsoft.com/office/word/2024/wordml/sdtformatlock" xmlns:w16se="http://schemas.microsoft.com/office/word/2015/wordml/symex" xmlns:wpg="http://schemas.microsoft.com/office/word/2010/wordprocessingGroup" xmlns:wpi="http://schemas.microsoft.com/office/word/2010/wordprocessingInk" xmlns:wne="http://schemas.microsoft.com/office/word/2006/wordml" xmlns:wps="http://schemas.microsoft.com/office/word/2010/wordprocessingShape" mc:Ignorable="w14 w15 w16se w16cid w16 w16cex w16sdtdh w16sdtfl w16du wp14">
   <w:abstractNum w:abstractNumId="0" w15:restartNumberingAfterBreak="0">
+    <w:nsid w:val="0EAA54E5"/>
+    <w:multiLevelType w:val="multilevel"/>
+    <w:tmpl w:val="39E4575E"/>
+    <w:lvl w:ilvl="0">
+      <w:start w:val="1"/>
+      <w:numFmt w:val="bullet"/>
+      <w:lvlText w:val=""/>
+      <w:lvlJc w:val="left"/>
+      <w:pPr>
+        <w:tabs>
+          <w:tab w:val="num" w:pos="720"/>
+        </w:tabs>
+        <w:ind w:left="720" w:hanging="360"/>
+      </w:pPr>
+      <w:rPr>
+        <w:rFonts w:ascii="Symbol" w:hAnsi="Symbol" w:hint="default"/>
+        <w:sz w:val="20"/>
+      </w:rPr>
+    </w:lvl>
+    <w:lvl w:ilvl="1" w:tentative="1">
+      <w:start w:val="1"/>
+      <w:numFmt w:val="bullet"/>
+      <w:lvlText w:val="o"/>
+      <w:lvlJc w:val="left"/>
+      <w:pPr>
+        <w:tabs>
+          <w:tab w:val="num" w:pos="1440"/>
+        </w:tabs>
+        <w:ind w:left="1440" w:hanging="360"/>
+      </w:pPr>
+      <w:rPr>
+        <w:rFonts w:ascii="Courier New" w:hAnsi="Courier New" w:hint="default"/>
+        <w:sz w:val="20"/>
+      </w:rPr>
+    </w:lvl>
+    <w:lvl w:ilvl="2" w:tentative="1">
+      <w:start w:val="1"/>
+      <w:numFmt w:val="bullet"/>
+      <w:lvlText w:val=""/>
+      <w:lvlJc w:val="left"/>
+      <w:pPr>
+        <w:tabs>
+          <w:tab w:val="num" w:pos="2160"/>
+        </w:tabs>
+        <w:ind w:left="2160" w:hanging="360"/>
+      </w:pPr>
+      <w:rPr>
+        <w:rFonts w:ascii="Wingdings" w:hAnsi="Wingdings" w:hint="default"/>
+        <w:sz w:val="20"/>
+      </w:rPr>
+    </w:lvl>
+    <w:lvl w:ilvl="3" w:tentative="1">
+      <w:start w:val="1"/>
+      <w:numFmt w:val="bullet"/>
+      <w:lvlText w:val=""/>
+      <w:lvlJc w:val="left"/>
+      <w:pPr>
+        <w:tabs>
+          <w:tab w:val="num" w:pos="2880"/>
+        </w:tabs>
+        <w:ind w:left="2880" w:hanging="360"/>
+      </w:pPr>
+      <w:rPr>
+        <w:rFonts w:ascii="Wingdings" w:hAnsi="Wingdings" w:hint="default"/>
+        <w:sz w:val="20"/>
+      </w:rPr>
+    </w:lvl>
+    <w:lvl w:ilvl="4" w:tentative="1">
+      <w:start w:val="1"/>
+      <w:numFmt w:val="bullet"/>
+      <w:lvlText w:val=""/>
+      <w:lvlJc w:val="left"/>
+      <w:pPr>
+        <w:tabs>
+          <w:tab w:val="num" w:pos="3600"/>
+        </w:tabs>
+        <w:ind w:left="3600" w:hanging="360"/>
+      </w:pPr>
+      <w:rPr>
+        <w:rFonts w:ascii="Wingdings" w:hAnsi="Wingdings" w:hint="default"/>
+        <w:sz w:val="20"/>
+      </w:rPr>
+    </w:lvl>
+    <w:lvl w:ilvl="5" w:tentative="1">
+      <w:start w:val="1"/>
+      <w:numFmt w:val="bullet"/>
+      <w:lvlText w:val=""/>
+      <w:lvlJc w:val="left"/>
+      <w:pPr>
+        <w:tabs>
+          <w:tab w:val="num" w:pos="4320"/>
+        </w:tabs>
+        <w:ind w:left="4320" w:hanging="360"/>
+      </w:pPr>
+      <w:rPr>
+        <w:rFonts w:ascii="Wingdings" w:hAnsi="Wingdings" w:hint="default"/>
+        <w:sz w:val="20"/>
+      </w:rPr>
+    </w:lvl>
+    <w:lvl w:ilvl="6" w:tentative="1">
+      <w:start w:val="1"/>
+      <w:numFmt w:val="bullet"/>
+      <w:lvlText w:val=""/>
+      <w:lvlJc w:val="left"/>
+      <w:pPr>
+        <w:tabs>
+          <w:tab w:val="num" w:pos="5040"/>
+        </w:tabs>
+        <w:ind w:left="5040" w:hanging="360"/>
+      </w:pPr>
+      <w:rPr>
+        <w:rFonts w:ascii="Wingdings" w:hAnsi="Wingdings" w:hint="default"/>
+        <w:sz w:val="20"/>
+      </w:rPr>
+    </w:lvl>
+    <w:lvl w:ilvl="7" w:tentative="1">
+      <w:start w:val="1"/>
+      <w:numFmt w:val="bullet"/>
+      <w:lvlText w:val=""/>
+      <w:lvlJc w:val="left"/>
+      <w:pPr>
+        <w:tabs>
+          <w:tab w:val="num" w:pos="5760"/>
+        </w:tabs>
+        <w:ind w:left="5760" w:hanging="360"/>
+      </w:pPr>
+      <w:rPr>
+        <w:rFonts w:ascii="Wingdings" w:hAnsi="Wingdings" w:hint="default"/>
+        <w:sz w:val="20"/>
+      </w:rPr>
+    </w:lvl>
+    <w:lvl w:ilvl="8" w:tentative="1">
+      <w:start w:val="1"/>
+      <w:numFmt w:val="bullet"/>
+      <w:lvlText w:val=""/>
+      <w:lvlJc w:val="left"/>
+      <w:pPr>
+        <w:tabs>
+          <w:tab w:val="num" w:pos="6480"/>
+        </w:tabs>
+        <w:ind w:left="6480" w:hanging="360"/>
+      </w:pPr>
+      <w:rPr>
+        <w:rFonts w:ascii="Wingdings" w:hAnsi="Wingdings" w:hint="default"/>
+        <w:sz w:val="20"/>
+      </w:rPr>
+    </w:lvl>
+  </w:abstractNum>
+  <w:abstractNum w:abstractNumId="1" w15:restartNumberingAfterBreak="0">
+    <w:nsid w:val="144F42EF"/>
+    <w:multiLevelType w:val="multilevel"/>
+    <w:tmpl w:val="FB404AFA"/>
+    <w:lvl w:ilvl="0">
+      <w:start w:val="1"/>
+      <w:numFmt w:val="bullet"/>
+      <w:lvlText w:val=""/>
+      <w:lvlJc w:val="left"/>
+      <w:pPr>
+        <w:tabs>
+          <w:tab w:val="num" w:pos="720"/>
+        </w:tabs>
+        <w:ind w:left="720" w:hanging="360"/>
+      </w:pPr>
+      <w:rPr>
+        <w:rFonts w:ascii="Symbol" w:hAnsi="Symbol" w:hint="default"/>
+        <w:sz w:val="20"/>
+      </w:rPr>
+    </w:lvl>
+    <w:lvl w:ilvl="1" w:tentative="1">
+      <w:start w:val="1"/>
+      <w:numFmt w:val="bullet"/>
+      <w:lvlText w:val="o"/>
+      <w:lvlJc w:val="left"/>
+      <w:pPr>
+        <w:tabs>
+          <w:tab w:val="num" w:pos="1440"/>
+        </w:tabs>
+        <w:ind w:left="1440" w:hanging="360"/>
+      </w:pPr>
+      <w:rPr>
+        <w:rFonts w:ascii="Courier New" w:hAnsi="Courier New" w:hint="default"/>
+        <w:sz w:val="20"/>
+      </w:rPr>
+    </w:lvl>
+    <w:lvl w:ilvl="2" w:tentative="1">
+      <w:start w:val="1"/>
+      <w:numFmt w:val="bullet"/>
+      <w:lvlText w:val=""/>
+      <w:lvlJc w:val="left"/>
+      <w:pPr>
+        <w:tabs>
+          <w:tab w:val="num" w:pos="2160"/>
+        </w:tabs>
+        <w:ind w:left="2160" w:hanging="360"/>
+      </w:pPr>
+      <w:rPr>
+        <w:rFonts w:ascii="Wingdings" w:hAnsi="Wingdings" w:hint="default"/>
+        <w:sz w:val="20"/>
+      </w:rPr>
+    </w:lvl>
+    <w:lvl w:ilvl="3" w:tentative="1">
+      <w:start w:val="1"/>
+      <w:numFmt w:val="bullet"/>
+      <w:lvlText w:val=""/>
+      <w:lvlJc w:val="left"/>
+      <w:pPr>
+        <w:tabs>
+          <w:tab w:val="num" w:pos="2880"/>
+        </w:tabs>
+        <w:ind w:left="2880" w:hanging="360"/>
+      </w:pPr>
+      <w:rPr>
+        <w:rFonts w:ascii="Wingdings" w:hAnsi="Wingdings" w:hint="default"/>
+        <w:sz w:val="20"/>
+      </w:rPr>
+    </w:lvl>
+    <w:lvl w:ilvl="4" w:tentative="1">
+      <w:start w:val="1"/>
+      <w:numFmt w:val="bullet"/>
+      <w:lvlText w:val=""/>
+      <w:lvlJc w:val="left"/>
+      <w:pPr>
+        <w:tabs>
+          <w:tab w:val="num" w:pos="3600"/>
+        </w:tabs>
+        <w:ind w:left="3600" w:hanging="360"/>
+      </w:pPr>
+      <w:rPr>
+        <w:rFonts w:ascii="Wingdings" w:hAnsi="Wingdings" w:hint="default"/>
+        <w:sz w:val="20"/>
+      </w:rPr>
+    </w:lvl>
+    <w:lvl w:ilvl="5" w:tentative="1">
+      <w:start w:val="1"/>
+      <w:numFmt w:val="bullet"/>
+      <w:lvlText w:val=""/>
+      <w:lvlJc w:val="left"/>
+      <w:pPr>
+        <w:tabs>
+          <w:tab w:val="num" w:pos="4320"/>
+        </w:tabs>
+        <w:ind w:left="4320" w:hanging="360"/>
+      </w:pPr>
+      <w:rPr>
+        <w:rFonts w:ascii="Wingdings" w:hAnsi="Wingdings" w:hint="default"/>
+        <w:sz w:val="20"/>
+      </w:rPr>
+    </w:lvl>
+    <w:lvl w:ilvl="6" w:tentative="1">
+      <w:start w:val="1"/>
+      <w:numFmt w:val="bullet"/>
+      <w:lvlText w:val=""/>
+      <w:lvlJc w:val="left"/>
+      <w:pPr>
+        <w:tabs>
+          <w:tab w:val="num" w:pos="5040"/>
+        </w:tabs>
+        <w:ind w:left="5040" w:hanging="360"/>
+      </w:pPr>
+      <w:rPr>
+        <w:rFonts w:ascii="Wingdings" w:hAnsi="Wingdings" w:hint="default"/>
+        <w:sz w:val="20"/>
+      </w:rPr>
+    </w:lvl>
+    <w:lvl w:ilvl="7" w:tentative="1">
+      <w:start w:val="1"/>
+      <w:numFmt w:val="bullet"/>
+      <w:lvlText w:val=""/>
+      <w:lvlJc w:val="left"/>
+      <w:pPr>
+        <w:tabs>
+          <w:tab w:val="num" w:pos="5760"/>
+        </w:tabs>
+        <w:ind w:left="5760" w:hanging="360"/>
+      </w:pPr>
+      <w:rPr>
+        <w:rFonts w:ascii="Wingdings" w:hAnsi="Wingdings" w:hint="default"/>
+        <w:sz w:val="20"/>
+      </w:rPr>
+    </w:lvl>
+    <w:lvl w:ilvl="8" w:tentative="1">
+      <w:start w:val="1"/>
+      <w:numFmt w:val="bullet"/>
+      <w:lvlText w:val=""/>
+      <w:lvlJc w:val="left"/>
+      <w:pPr>
+        <w:tabs>
+          <w:tab w:val="num" w:pos="6480"/>
+        </w:tabs>
+        <w:ind w:left="6480" w:hanging="360"/>
+      </w:pPr>
+      <w:rPr>
+        <w:rFonts w:ascii="Wingdings" w:hAnsi="Wingdings" w:hint="default"/>
+        <w:sz w:val="20"/>
+      </w:rPr>
+    </w:lvl>
+  </w:abstractNum>
+  <w:abstractNum w:abstractNumId="2" w15:restartNumberingAfterBreak="0">
+    <w:nsid w:val="19226A8B"/>
+    <w:multiLevelType w:val="multilevel"/>
+    <w:tmpl w:val="436CE272"/>
+    <w:lvl w:ilvl="0">
+      <w:start w:val="1"/>
+      <w:numFmt w:val="bullet"/>
+      <w:lvlText w:val=""/>
+      <w:lvlJc w:val="left"/>
+      <w:pPr>
+        <w:tabs>
+          <w:tab w:val="num" w:pos="720"/>
+        </w:tabs>
+        <w:ind w:left="720" w:hanging="360"/>
+      </w:pPr>
+      <w:rPr>
+        <w:rFonts w:ascii="Symbol" w:hAnsi="Symbol" w:hint="default"/>
+        <w:sz w:val="20"/>
+      </w:rPr>
+    </w:lvl>
+    <w:lvl w:ilvl="1" w:tentative="1">
+      <w:start w:val="1"/>
+      <w:numFmt w:val="bullet"/>
+      <w:lvlText w:val="o"/>
+      <w:lvlJc w:val="left"/>
+      <w:pPr>
+        <w:tabs>
+          <w:tab w:val="num" w:pos="1440"/>
+        </w:tabs>
+        <w:ind w:left="1440" w:hanging="360"/>
+      </w:pPr>
+      <w:rPr>
+        <w:rFonts w:ascii="Courier New" w:hAnsi="Courier New" w:hint="default"/>
+        <w:sz w:val="20"/>
+      </w:rPr>
+    </w:lvl>
+    <w:lvl w:ilvl="2" w:tentative="1">
+      <w:start w:val="1"/>
+      <w:numFmt w:val="bullet"/>
+      <w:lvlText w:val=""/>
+      <w:lvlJc w:val="left"/>
+      <w:pPr>
+        <w:tabs>
+          <w:tab w:val="num" w:pos="2160"/>
+        </w:tabs>
+        <w:ind w:left="2160" w:hanging="360"/>
+      </w:pPr>
+      <w:rPr>
+        <w:rFonts w:ascii="Wingdings" w:hAnsi="Wingdings" w:hint="default"/>
+        <w:sz w:val="20"/>
+      </w:rPr>
+    </w:lvl>
+    <w:lvl w:ilvl="3" w:tentative="1">
+      <w:start w:val="1"/>
+      <w:numFmt w:val="bullet"/>
+      <w:lvlText w:val=""/>
+      <w:lvlJc w:val="left"/>
+      <w:pPr>
+        <w:tabs>
+          <w:tab w:val="num" w:pos="2880"/>
+        </w:tabs>
+        <w:ind w:left="2880" w:hanging="360"/>
+      </w:pPr>
+      <w:rPr>
+        <w:rFonts w:ascii="Wingdings" w:hAnsi="Wingdings" w:hint="default"/>
+        <w:sz w:val="20"/>
+      </w:rPr>
+    </w:lvl>
+    <w:lvl w:ilvl="4" w:tentative="1">
+      <w:start w:val="1"/>
+      <w:numFmt w:val="bullet"/>
+      <w:lvlText w:val=""/>
+      <w:lvlJc w:val="left"/>
+      <w:pPr>
+        <w:tabs>
+          <w:tab w:val="num" w:pos="3600"/>
+        </w:tabs>
+        <w:ind w:left="3600" w:hanging="360"/>
+      </w:pPr>
+      <w:rPr>
+        <w:rFonts w:ascii="Wingdings" w:hAnsi="Wingdings" w:hint="default"/>
+        <w:sz w:val="20"/>
+      </w:rPr>
+    </w:lvl>
+    <w:lvl w:ilvl="5" w:tentative="1">
+      <w:start w:val="1"/>
+      <w:numFmt w:val="bullet"/>
+      <w:lvlText w:val=""/>
+      <w:lvlJc w:val="left"/>
+      <w:pPr>
+        <w:tabs>
+          <w:tab w:val="num" w:pos="4320"/>
+        </w:tabs>
+        <w:ind w:left="4320" w:hanging="360"/>
+      </w:pPr>
+      <w:rPr>
+        <w:rFonts w:ascii="Wingdings" w:hAnsi="Wingdings" w:hint="default"/>
+        <w:sz w:val="20"/>
+      </w:rPr>
+    </w:lvl>
+    <w:lvl w:ilvl="6" w:tentative="1">
+      <w:start w:val="1"/>
+      <w:numFmt w:val="bullet"/>
+      <w:lvlText w:val=""/>
+      <w:lvlJc w:val="left"/>
+      <w:pPr>
+        <w:tabs>
+          <w:tab w:val="num" w:pos="5040"/>
+        </w:tabs>
+        <w:ind w:left="5040" w:hanging="360"/>
+      </w:pPr>
+      <w:rPr>
+        <w:rFonts w:ascii="Wingdings" w:hAnsi="Wingdings" w:hint="default"/>
+        <w:sz w:val="20"/>
+      </w:rPr>
+    </w:lvl>
+    <w:lvl w:ilvl="7" w:tentative="1">
+      <w:start w:val="1"/>
+      <w:numFmt w:val="bullet"/>
+      <w:lvlText w:val=""/>
+      <w:lvlJc w:val="left"/>
+      <w:pPr>
+        <w:tabs>
+          <w:tab w:val="num" w:pos="5760"/>
+        </w:tabs>
+        <w:ind w:left="5760" w:hanging="360"/>
+      </w:pPr>
+      <w:rPr>
+        <w:rFonts w:ascii="Wingdings" w:hAnsi="Wingdings" w:hint="default"/>
+        <w:sz w:val="20"/>
+      </w:rPr>
+    </w:lvl>
+    <w:lvl w:ilvl="8" w:tentative="1">
+      <w:start w:val="1"/>
+      <w:numFmt w:val="bullet"/>
+      <w:lvlText w:val=""/>
+      <w:lvlJc w:val="left"/>
+      <w:pPr>
+        <w:tabs>
+          <w:tab w:val="num" w:pos="6480"/>
+        </w:tabs>
+        <w:ind w:left="6480" w:hanging="360"/>
+      </w:pPr>
+      <w:rPr>
+        <w:rFonts w:ascii="Wingdings" w:hAnsi="Wingdings" w:hint="default"/>
+        <w:sz w:val="20"/>
+      </w:rPr>
+    </w:lvl>
+  </w:abstractNum>
+  <w:abstractNum w:abstractNumId="3" w15:restartNumberingAfterBreak="0">
     <w:nsid w:val="209A6B60"/>
     <w:multiLevelType w:val="hybridMultilevel"/>
     <w:tmpl w:val="A2B0E486"/>
@@ -1147,8 +3285,2261 @@
       </w:pPr>
     </w:lvl>
   </w:abstractNum>
+  <w:abstractNum w:abstractNumId="4" w15:restartNumberingAfterBreak="0">
+    <w:nsid w:val="2B7676FF"/>
+    <w:multiLevelType w:val="multilevel"/>
+    <w:tmpl w:val="B4E8A762"/>
+    <w:lvl w:ilvl="0">
+      <w:start w:val="1"/>
+      <w:numFmt w:val="bullet"/>
+      <w:lvlText w:val=""/>
+      <w:lvlJc w:val="left"/>
+      <w:pPr>
+        <w:tabs>
+          <w:tab w:val="num" w:pos="720"/>
+        </w:tabs>
+        <w:ind w:left="720" w:hanging="360"/>
+      </w:pPr>
+      <w:rPr>
+        <w:rFonts w:ascii="Symbol" w:hAnsi="Symbol" w:hint="default"/>
+        <w:sz w:val="20"/>
+      </w:rPr>
+    </w:lvl>
+    <w:lvl w:ilvl="1" w:tentative="1">
+      <w:start w:val="1"/>
+      <w:numFmt w:val="bullet"/>
+      <w:lvlText w:val="o"/>
+      <w:lvlJc w:val="left"/>
+      <w:pPr>
+        <w:tabs>
+          <w:tab w:val="num" w:pos="1440"/>
+        </w:tabs>
+        <w:ind w:left="1440" w:hanging="360"/>
+      </w:pPr>
+      <w:rPr>
+        <w:rFonts w:ascii="Courier New" w:hAnsi="Courier New" w:hint="default"/>
+        <w:sz w:val="20"/>
+      </w:rPr>
+    </w:lvl>
+    <w:lvl w:ilvl="2" w:tentative="1">
+      <w:start w:val="1"/>
+      <w:numFmt w:val="bullet"/>
+      <w:lvlText w:val=""/>
+      <w:lvlJc w:val="left"/>
+      <w:pPr>
+        <w:tabs>
+          <w:tab w:val="num" w:pos="2160"/>
+        </w:tabs>
+        <w:ind w:left="2160" w:hanging="360"/>
+      </w:pPr>
+      <w:rPr>
+        <w:rFonts w:ascii="Wingdings" w:hAnsi="Wingdings" w:hint="default"/>
+        <w:sz w:val="20"/>
+      </w:rPr>
+    </w:lvl>
+    <w:lvl w:ilvl="3" w:tentative="1">
+      <w:start w:val="1"/>
+      <w:numFmt w:val="bullet"/>
+      <w:lvlText w:val=""/>
+      <w:lvlJc w:val="left"/>
+      <w:pPr>
+        <w:tabs>
+          <w:tab w:val="num" w:pos="2880"/>
+        </w:tabs>
+        <w:ind w:left="2880" w:hanging="360"/>
+      </w:pPr>
+      <w:rPr>
+        <w:rFonts w:ascii="Wingdings" w:hAnsi="Wingdings" w:hint="default"/>
+        <w:sz w:val="20"/>
+      </w:rPr>
+    </w:lvl>
+    <w:lvl w:ilvl="4" w:tentative="1">
+      <w:start w:val="1"/>
+      <w:numFmt w:val="bullet"/>
+      <w:lvlText w:val=""/>
+      <w:lvlJc w:val="left"/>
+      <w:pPr>
+        <w:tabs>
+          <w:tab w:val="num" w:pos="3600"/>
+        </w:tabs>
+        <w:ind w:left="3600" w:hanging="360"/>
+      </w:pPr>
+      <w:rPr>
+        <w:rFonts w:ascii="Wingdings" w:hAnsi="Wingdings" w:hint="default"/>
+        <w:sz w:val="20"/>
+      </w:rPr>
+    </w:lvl>
+    <w:lvl w:ilvl="5" w:tentative="1">
+      <w:start w:val="1"/>
+      <w:numFmt w:val="bullet"/>
+      <w:lvlText w:val=""/>
+      <w:lvlJc w:val="left"/>
+      <w:pPr>
+        <w:tabs>
+          <w:tab w:val="num" w:pos="4320"/>
+        </w:tabs>
+        <w:ind w:left="4320" w:hanging="360"/>
+      </w:pPr>
+      <w:rPr>
+        <w:rFonts w:ascii="Wingdings" w:hAnsi="Wingdings" w:hint="default"/>
+        <w:sz w:val="20"/>
+      </w:rPr>
+    </w:lvl>
+    <w:lvl w:ilvl="6" w:tentative="1">
+      <w:start w:val="1"/>
+      <w:numFmt w:val="bullet"/>
+      <w:lvlText w:val=""/>
+      <w:lvlJc w:val="left"/>
+      <w:pPr>
+        <w:tabs>
+          <w:tab w:val="num" w:pos="5040"/>
+        </w:tabs>
+        <w:ind w:left="5040" w:hanging="360"/>
+      </w:pPr>
+      <w:rPr>
+        <w:rFonts w:ascii="Wingdings" w:hAnsi="Wingdings" w:hint="default"/>
+        <w:sz w:val="20"/>
+      </w:rPr>
+    </w:lvl>
+    <w:lvl w:ilvl="7" w:tentative="1">
+      <w:start w:val="1"/>
+      <w:numFmt w:val="bullet"/>
+      <w:lvlText w:val=""/>
+      <w:lvlJc w:val="left"/>
+      <w:pPr>
+        <w:tabs>
+          <w:tab w:val="num" w:pos="5760"/>
+        </w:tabs>
+        <w:ind w:left="5760" w:hanging="360"/>
+      </w:pPr>
+      <w:rPr>
+        <w:rFonts w:ascii="Wingdings" w:hAnsi="Wingdings" w:hint="default"/>
+        <w:sz w:val="20"/>
+      </w:rPr>
+    </w:lvl>
+    <w:lvl w:ilvl="8" w:tentative="1">
+      <w:start w:val="1"/>
+      <w:numFmt w:val="bullet"/>
+      <w:lvlText w:val=""/>
+      <w:lvlJc w:val="left"/>
+      <w:pPr>
+        <w:tabs>
+          <w:tab w:val="num" w:pos="6480"/>
+        </w:tabs>
+        <w:ind w:left="6480" w:hanging="360"/>
+      </w:pPr>
+      <w:rPr>
+        <w:rFonts w:ascii="Wingdings" w:hAnsi="Wingdings" w:hint="default"/>
+        <w:sz w:val="20"/>
+      </w:rPr>
+    </w:lvl>
+  </w:abstractNum>
+  <w:abstractNum w:abstractNumId="5" w15:restartNumberingAfterBreak="0">
+    <w:nsid w:val="37A86F2D"/>
+    <w:multiLevelType w:val="multilevel"/>
+    <w:tmpl w:val="BCD0ED2A"/>
+    <w:lvl w:ilvl="0">
+      <w:start w:val="1"/>
+      <w:numFmt w:val="bullet"/>
+      <w:lvlText w:val=""/>
+      <w:lvlJc w:val="left"/>
+      <w:pPr>
+        <w:tabs>
+          <w:tab w:val="num" w:pos="720"/>
+        </w:tabs>
+        <w:ind w:left="720" w:hanging="360"/>
+      </w:pPr>
+      <w:rPr>
+        <w:rFonts w:ascii="Symbol" w:hAnsi="Symbol" w:hint="default"/>
+        <w:sz w:val="20"/>
+      </w:rPr>
+    </w:lvl>
+    <w:lvl w:ilvl="1" w:tentative="1">
+      <w:start w:val="1"/>
+      <w:numFmt w:val="bullet"/>
+      <w:lvlText w:val="o"/>
+      <w:lvlJc w:val="left"/>
+      <w:pPr>
+        <w:tabs>
+          <w:tab w:val="num" w:pos="1440"/>
+        </w:tabs>
+        <w:ind w:left="1440" w:hanging="360"/>
+      </w:pPr>
+      <w:rPr>
+        <w:rFonts w:ascii="Courier New" w:hAnsi="Courier New" w:hint="default"/>
+        <w:sz w:val="20"/>
+      </w:rPr>
+    </w:lvl>
+    <w:lvl w:ilvl="2" w:tentative="1">
+      <w:start w:val="1"/>
+      <w:numFmt w:val="bullet"/>
+      <w:lvlText w:val=""/>
+      <w:lvlJc w:val="left"/>
+      <w:pPr>
+        <w:tabs>
+          <w:tab w:val="num" w:pos="2160"/>
+        </w:tabs>
+        <w:ind w:left="2160" w:hanging="360"/>
+      </w:pPr>
+      <w:rPr>
+        <w:rFonts w:ascii="Wingdings" w:hAnsi="Wingdings" w:hint="default"/>
+        <w:sz w:val="20"/>
+      </w:rPr>
+    </w:lvl>
+    <w:lvl w:ilvl="3" w:tentative="1">
+      <w:start w:val="1"/>
+      <w:numFmt w:val="bullet"/>
+      <w:lvlText w:val=""/>
+      <w:lvlJc w:val="left"/>
+      <w:pPr>
+        <w:tabs>
+          <w:tab w:val="num" w:pos="2880"/>
+        </w:tabs>
+        <w:ind w:left="2880" w:hanging="360"/>
+      </w:pPr>
+      <w:rPr>
+        <w:rFonts w:ascii="Wingdings" w:hAnsi="Wingdings" w:hint="default"/>
+        <w:sz w:val="20"/>
+      </w:rPr>
+    </w:lvl>
+    <w:lvl w:ilvl="4" w:tentative="1">
+      <w:start w:val="1"/>
+      <w:numFmt w:val="bullet"/>
+      <w:lvlText w:val=""/>
+      <w:lvlJc w:val="left"/>
+      <w:pPr>
+        <w:tabs>
+          <w:tab w:val="num" w:pos="3600"/>
+        </w:tabs>
+        <w:ind w:left="3600" w:hanging="360"/>
+      </w:pPr>
+      <w:rPr>
+        <w:rFonts w:ascii="Wingdings" w:hAnsi="Wingdings" w:hint="default"/>
+        <w:sz w:val="20"/>
+      </w:rPr>
+    </w:lvl>
+    <w:lvl w:ilvl="5" w:tentative="1">
+      <w:start w:val="1"/>
+      <w:numFmt w:val="bullet"/>
+      <w:lvlText w:val=""/>
+      <w:lvlJc w:val="left"/>
+      <w:pPr>
+        <w:tabs>
+          <w:tab w:val="num" w:pos="4320"/>
+        </w:tabs>
+        <w:ind w:left="4320" w:hanging="360"/>
+      </w:pPr>
+      <w:rPr>
+        <w:rFonts w:ascii="Wingdings" w:hAnsi="Wingdings" w:hint="default"/>
+        <w:sz w:val="20"/>
+      </w:rPr>
+    </w:lvl>
+    <w:lvl w:ilvl="6" w:tentative="1">
+      <w:start w:val="1"/>
+      <w:numFmt w:val="bullet"/>
+      <w:lvlText w:val=""/>
+      <w:lvlJc w:val="left"/>
+      <w:pPr>
+        <w:tabs>
+          <w:tab w:val="num" w:pos="5040"/>
+        </w:tabs>
+        <w:ind w:left="5040" w:hanging="360"/>
+      </w:pPr>
+      <w:rPr>
+        <w:rFonts w:ascii="Wingdings" w:hAnsi="Wingdings" w:hint="default"/>
+        <w:sz w:val="20"/>
+      </w:rPr>
+    </w:lvl>
+    <w:lvl w:ilvl="7" w:tentative="1">
+      <w:start w:val="1"/>
+      <w:numFmt w:val="bullet"/>
+      <w:lvlText w:val=""/>
+      <w:lvlJc w:val="left"/>
+      <w:pPr>
+        <w:tabs>
+          <w:tab w:val="num" w:pos="5760"/>
+        </w:tabs>
+        <w:ind w:left="5760" w:hanging="360"/>
+      </w:pPr>
+      <w:rPr>
+        <w:rFonts w:ascii="Wingdings" w:hAnsi="Wingdings" w:hint="default"/>
+        <w:sz w:val="20"/>
+      </w:rPr>
+    </w:lvl>
+    <w:lvl w:ilvl="8" w:tentative="1">
+      <w:start w:val="1"/>
+      <w:numFmt w:val="bullet"/>
+      <w:lvlText w:val=""/>
+      <w:lvlJc w:val="left"/>
+      <w:pPr>
+        <w:tabs>
+          <w:tab w:val="num" w:pos="6480"/>
+        </w:tabs>
+        <w:ind w:left="6480" w:hanging="360"/>
+      </w:pPr>
+      <w:rPr>
+        <w:rFonts w:ascii="Wingdings" w:hAnsi="Wingdings" w:hint="default"/>
+        <w:sz w:val="20"/>
+      </w:rPr>
+    </w:lvl>
+  </w:abstractNum>
+  <w:abstractNum w:abstractNumId="6" w15:restartNumberingAfterBreak="0">
+    <w:nsid w:val="39907ED1"/>
+    <w:multiLevelType w:val="multilevel"/>
+    <w:tmpl w:val="F1B2D1E0"/>
+    <w:lvl w:ilvl="0">
+      <w:start w:val="1"/>
+      <w:numFmt w:val="bullet"/>
+      <w:lvlText w:val=""/>
+      <w:lvlJc w:val="left"/>
+      <w:pPr>
+        <w:tabs>
+          <w:tab w:val="num" w:pos="720"/>
+        </w:tabs>
+        <w:ind w:left="720" w:hanging="360"/>
+      </w:pPr>
+      <w:rPr>
+        <w:rFonts w:ascii="Symbol" w:hAnsi="Symbol" w:hint="default"/>
+        <w:sz w:val="20"/>
+      </w:rPr>
+    </w:lvl>
+    <w:lvl w:ilvl="1" w:tentative="1">
+      <w:start w:val="1"/>
+      <w:numFmt w:val="bullet"/>
+      <w:lvlText w:val="o"/>
+      <w:lvlJc w:val="left"/>
+      <w:pPr>
+        <w:tabs>
+          <w:tab w:val="num" w:pos="1440"/>
+        </w:tabs>
+        <w:ind w:left="1440" w:hanging="360"/>
+      </w:pPr>
+      <w:rPr>
+        <w:rFonts w:ascii="Courier New" w:hAnsi="Courier New" w:hint="default"/>
+        <w:sz w:val="20"/>
+      </w:rPr>
+    </w:lvl>
+    <w:lvl w:ilvl="2" w:tentative="1">
+      <w:start w:val="1"/>
+      <w:numFmt w:val="bullet"/>
+      <w:lvlText w:val=""/>
+      <w:lvlJc w:val="left"/>
+      <w:pPr>
+        <w:tabs>
+          <w:tab w:val="num" w:pos="2160"/>
+        </w:tabs>
+        <w:ind w:left="2160" w:hanging="360"/>
+      </w:pPr>
+      <w:rPr>
+        <w:rFonts w:ascii="Wingdings" w:hAnsi="Wingdings" w:hint="default"/>
+        <w:sz w:val="20"/>
+      </w:rPr>
+    </w:lvl>
+    <w:lvl w:ilvl="3" w:tentative="1">
+      <w:start w:val="1"/>
+      <w:numFmt w:val="bullet"/>
+      <w:lvlText w:val=""/>
+      <w:lvlJc w:val="left"/>
+      <w:pPr>
+        <w:tabs>
+          <w:tab w:val="num" w:pos="2880"/>
+        </w:tabs>
+        <w:ind w:left="2880" w:hanging="360"/>
+      </w:pPr>
+      <w:rPr>
+        <w:rFonts w:ascii="Wingdings" w:hAnsi="Wingdings" w:hint="default"/>
+        <w:sz w:val="20"/>
+      </w:rPr>
+    </w:lvl>
+    <w:lvl w:ilvl="4" w:tentative="1">
+      <w:start w:val="1"/>
+      <w:numFmt w:val="bullet"/>
+      <w:lvlText w:val=""/>
+      <w:lvlJc w:val="left"/>
+      <w:pPr>
+        <w:tabs>
+          <w:tab w:val="num" w:pos="3600"/>
+        </w:tabs>
+        <w:ind w:left="3600" w:hanging="360"/>
+      </w:pPr>
+      <w:rPr>
+        <w:rFonts w:ascii="Wingdings" w:hAnsi="Wingdings" w:hint="default"/>
+        <w:sz w:val="20"/>
+      </w:rPr>
+    </w:lvl>
+    <w:lvl w:ilvl="5" w:tentative="1">
+      <w:start w:val="1"/>
+      <w:numFmt w:val="bullet"/>
+      <w:lvlText w:val=""/>
+      <w:lvlJc w:val="left"/>
+      <w:pPr>
+        <w:tabs>
+          <w:tab w:val="num" w:pos="4320"/>
+        </w:tabs>
+        <w:ind w:left="4320" w:hanging="360"/>
+      </w:pPr>
+      <w:rPr>
+        <w:rFonts w:ascii="Wingdings" w:hAnsi="Wingdings" w:hint="default"/>
+        <w:sz w:val="20"/>
+      </w:rPr>
+    </w:lvl>
+    <w:lvl w:ilvl="6" w:tentative="1">
+      <w:start w:val="1"/>
+      <w:numFmt w:val="bullet"/>
+      <w:lvlText w:val=""/>
+      <w:lvlJc w:val="left"/>
+      <w:pPr>
+        <w:tabs>
+          <w:tab w:val="num" w:pos="5040"/>
+        </w:tabs>
+        <w:ind w:left="5040" w:hanging="360"/>
+      </w:pPr>
+      <w:rPr>
+        <w:rFonts w:ascii="Wingdings" w:hAnsi="Wingdings" w:hint="default"/>
+        <w:sz w:val="20"/>
+      </w:rPr>
+    </w:lvl>
+    <w:lvl w:ilvl="7" w:tentative="1">
+      <w:start w:val="1"/>
+      <w:numFmt w:val="bullet"/>
+      <w:lvlText w:val=""/>
+      <w:lvlJc w:val="left"/>
+      <w:pPr>
+        <w:tabs>
+          <w:tab w:val="num" w:pos="5760"/>
+        </w:tabs>
+        <w:ind w:left="5760" w:hanging="360"/>
+      </w:pPr>
+      <w:rPr>
+        <w:rFonts w:ascii="Wingdings" w:hAnsi="Wingdings" w:hint="default"/>
+        <w:sz w:val="20"/>
+      </w:rPr>
+    </w:lvl>
+    <w:lvl w:ilvl="8" w:tentative="1">
+      <w:start w:val="1"/>
+      <w:numFmt w:val="bullet"/>
+      <w:lvlText w:val=""/>
+      <w:lvlJc w:val="left"/>
+      <w:pPr>
+        <w:tabs>
+          <w:tab w:val="num" w:pos="6480"/>
+        </w:tabs>
+        <w:ind w:left="6480" w:hanging="360"/>
+      </w:pPr>
+      <w:rPr>
+        <w:rFonts w:ascii="Wingdings" w:hAnsi="Wingdings" w:hint="default"/>
+        <w:sz w:val="20"/>
+      </w:rPr>
+    </w:lvl>
+  </w:abstractNum>
+  <w:abstractNum w:abstractNumId="7" w15:restartNumberingAfterBreak="0">
+    <w:nsid w:val="3AE366ED"/>
+    <w:multiLevelType w:val="multilevel"/>
+    <w:tmpl w:val="C11496C6"/>
+    <w:lvl w:ilvl="0">
+      <w:start w:val="1"/>
+      <w:numFmt w:val="bullet"/>
+      <w:lvlText w:val=""/>
+      <w:lvlJc w:val="left"/>
+      <w:pPr>
+        <w:tabs>
+          <w:tab w:val="num" w:pos="720"/>
+        </w:tabs>
+        <w:ind w:left="720" w:hanging="360"/>
+      </w:pPr>
+      <w:rPr>
+        <w:rFonts w:ascii="Symbol" w:hAnsi="Symbol" w:hint="default"/>
+        <w:sz w:val="20"/>
+      </w:rPr>
+    </w:lvl>
+    <w:lvl w:ilvl="1" w:tentative="1">
+      <w:start w:val="1"/>
+      <w:numFmt w:val="bullet"/>
+      <w:lvlText w:val="o"/>
+      <w:lvlJc w:val="left"/>
+      <w:pPr>
+        <w:tabs>
+          <w:tab w:val="num" w:pos="1440"/>
+        </w:tabs>
+        <w:ind w:left="1440" w:hanging="360"/>
+      </w:pPr>
+      <w:rPr>
+        <w:rFonts w:ascii="Courier New" w:hAnsi="Courier New" w:hint="default"/>
+        <w:sz w:val="20"/>
+      </w:rPr>
+    </w:lvl>
+    <w:lvl w:ilvl="2" w:tentative="1">
+      <w:start w:val="1"/>
+      <w:numFmt w:val="bullet"/>
+      <w:lvlText w:val=""/>
+      <w:lvlJc w:val="left"/>
+      <w:pPr>
+        <w:tabs>
+          <w:tab w:val="num" w:pos="2160"/>
+        </w:tabs>
+        <w:ind w:left="2160" w:hanging="360"/>
+      </w:pPr>
+      <w:rPr>
+        <w:rFonts w:ascii="Wingdings" w:hAnsi="Wingdings" w:hint="default"/>
+        <w:sz w:val="20"/>
+      </w:rPr>
+    </w:lvl>
+    <w:lvl w:ilvl="3" w:tentative="1">
+      <w:start w:val="1"/>
+      <w:numFmt w:val="bullet"/>
+      <w:lvlText w:val=""/>
+      <w:lvlJc w:val="left"/>
+      <w:pPr>
+        <w:tabs>
+          <w:tab w:val="num" w:pos="2880"/>
+        </w:tabs>
+        <w:ind w:left="2880" w:hanging="360"/>
+      </w:pPr>
+      <w:rPr>
+        <w:rFonts w:ascii="Wingdings" w:hAnsi="Wingdings" w:hint="default"/>
+        <w:sz w:val="20"/>
+      </w:rPr>
+    </w:lvl>
+    <w:lvl w:ilvl="4" w:tentative="1">
+      <w:start w:val="1"/>
+      <w:numFmt w:val="bullet"/>
+      <w:lvlText w:val=""/>
+      <w:lvlJc w:val="left"/>
+      <w:pPr>
+        <w:tabs>
+          <w:tab w:val="num" w:pos="3600"/>
+        </w:tabs>
+        <w:ind w:left="3600" w:hanging="360"/>
+      </w:pPr>
+      <w:rPr>
+        <w:rFonts w:ascii="Wingdings" w:hAnsi="Wingdings" w:hint="default"/>
+        <w:sz w:val="20"/>
+      </w:rPr>
+    </w:lvl>
+    <w:lvl w:ilvl="5" w:tentative="1">
+      <w:start w:val="1"/>
+      <w:numFmt w:val="bullet"/>
+      <w:lvlText w:val=""/>
+      <w:lvlJc w:val="left"/>
+      <w:pPr>
+        <w:tabs>
+          <w:tab w:val="num" w:pos="4320"/>
+        </w:tabs>
+        <w:ind w:left="4320" w:hanging="360"/>
+      </w:pPr>
+      <w:rPr>
+        <w:rFonts w:ascii="Wingdings" w:hAnsi="Wingdings" w:hint="default"/>
+        <w:sz w:val="20"/>
+      </w:rPr>
+    </w:lvl>
+    <w:lvl w:ilvl="6" w:tentative="1">
+      <w:start w:val="1"/>
+      <w:numFmt w:val="bullet"/>
+      <w:lvlText w:val=""/>
+      <w:lvlJc w:val="left"/>
+      <w:pPr>
+        <w:tabs>
+          <w:tab w:val="num" w:pos="5040"/>
+        </w:tabs>
+        <w:ind w:left="5040" w:hanging="360"/>
+      </w:pPr>
+      <w:rPr>
+        <w:rFonts w:ascii="Wingdings" w:hAnsi="Wingdings" w:hint="default"/>
+        <w:sz w:val="20"/>
+      </w:rPr>
+    </w:lvl>
+    <w:lvl w:ilvl="7" w:tentative="1">
+      <w:start w:val="1"/>
+      <w:numFmt w:val="bullet"/>
+      <w:lvlText w:val=""/>
+      <w:lvlJc w:val="left"/>
+      <w:pPr>
+        <w:tabs>
+          <w:tab w:val="num" w:pos="5760"/>
+        </w:tabs>
+        <w:ind w:left="5760" w:hanging="360"/>
+      </w:pPr>
+      <w:rPr>
+        <w:rFonts w:ascii="Wingdings" w:hAnsi="Wingdings" w:hint="default"/>
+        <w:sz w:val="20"/>
+      </w:rPr>
+    </w:lvl>
+    <w:lvl w:ilvl="8" w:tentative="1">
+      <w:start w:val="1"/>
+      <w:numFmt w:val="bullet"/>
+      <w:lvlText w:val=""/>
+      <w:lvlJc w:val="left"/>
+      <w:pPr>
+        <w:tabs>
+          <w:tab w:val="num" w:pos="6480"/>
+        </w:tabs>
+        <w:ind w:left="6480" w:hanging="360"/>
+      </w:pPr>
+      <w:rPr>
+        <w:rFonts w:ascii="Wingdings" w:hAnsi="Wingdings" w:hint="default"/>
+        <w:sz w:val="20"/>
+      </w:rPr>
+    </w:lvl>
+  </w:abstractNum>
+  <w:abstractNum w:abstractNumId="8" w15:restartNumberingAfterBreak="0">
+    <w:nsid w:val="3C9B3F2E"/>
+    <w:multiLevelType w:val="multilevel"/>
+    <w:tmpl w:val="35FEE428"/>
+    <w:lvl w:ilvl="0">
+      <w:start w:val="1"/>
+      <w:numFmt w:val="bullet"/>
+      <w:lvlText w:val=""/>
+      <w:lvlJc w:val="left"/>
+      <w:pPr>
+        <w:tabs>
+          <w:tab w:val="num" w:pos="720"/>
+        </w:tabs>
+        <w:ind w:left="720" w:hanging="360"/>
+      </w:pPr>
+      <w:rPr>
+        <w:rFonts w:ascii="Symbol" w:hAnsi="Symbol" w:hint="default"/>
+        <w:sz w:val="20"/>
+      </w:rPr>
+    </w:lvl>
+    <w:lvl w:ilvl="1">
+      <w:start w:val="1"/>
+      <w:numFmt w:val="bullet"/>
+      <w:lvlText w:val="o"/>
+      <w:lvlJc w:val="left"/>
+      <w:pPr>
+        <w:tabs>
+          <w:tab w:val="num" w:pos="1440"/>
+        </w:tabs>
+        <w:ind w:left="1440" w:hanging="360"/>
+      </w:pPr>
+      <w:rPr>
+        <w:rFonts w:ascii="Courier New" w:hAnsi="Courier New" w:hint="default"/>
+        <w:sz w:val="20"/>
+      </w:rPr>
+    </w:lvl>
+    <w:lvl w:ilvl="2" w:tentative="1">
+      <w:start w:val="1"/>
+      <w:numFmt w:val="bullet"/>
+      <w:lvlText w:val=""/>
+      <w:lvlJc w:val="left"/>
+      <w:pPr>
+        <w:tabs>
+          <w:tab w:val="num" w:pos="2160"/>
+        </w:tabs>
+        <w:ind w:left="2160" w:hanging="360"/>
+      </w:pPr>
+      <w:rPr>
+        <w:rFonts w:ascii="Wingdings" w:hAnsi="Wingdings" w:hint="default"/>
+        <w:sz w:val="20"/>
+      </w:rPr>
+    </w:lvl>
+    <w:lvl w:ilvl="3" w:tentative="1">
+      <w:start w:val="1"/>
+      <w:numFmt w:val="bullet"/>
+      <w:lvlText w:val=""/>
+      <w:lvlJc w:val="left"/>
+      <w:pPr>
+        <w:tabs>
+          <w:tab w:val="num" w:pos="2880"/>
+        </w:tabs>
+        <w:ind w:left="2880" w:hanging="360"/>
+      </w:pPr>
+      <w:rPr>
+        <w:rFonts w:ascii="Wingdings" w:hAnsi="Wingdings" w:hint="default"/>
+        <w:sz w:val="20"/>
+      </w:rPr>
+    </w:lvl>
+    <w:lvl w:ilvl="4" w:tentative="1">
+      <w:start w:val="1"/>
+      <w:numFmt w:val="bullet"/>
+      <w:lvlText w:val=""/>
+      <w:lvlJc w:val="left"/>
+      <w:pPr>
+        <w:tabs>
+          <w:tab w:val="num" w:pos="3600"/>
+        </w:tabs>
+        <w:ind w:left="3600" w:hanging="360"/>
+      </w:pPr>
+      <w:rPr>
+        <w:rFonts w:ascii="Wingdings" w:hAnsi="Wingdings" w:hint="default"/>
+        <w:sz w:val="20"/>
+      </w:rPr>
+    </w:lvl>
+    <w:lvl w:ilvl="5" w:tentative="1">
+      <w:start w:val="1"/>
+      <w:numFmt w:val="bullet"/>
+      <w:lvlText w:val=""/>
+      <w:lvlJc w:val="left"/>
+      <w:pPr>
+        <w:tabs>
+          <w:tab w:val="num" w:pos="4320"/>
+        </w:tabs>
+        <w:ind w:left="4320" w:hanging="360"/>
+      </w:pPr>
+      <w:rPr>
+        <w:rFonts w:ascii="Wingdings" w:hAnsi="Wingdings" w:hint="default"/>
+        <w:sz w:val="20"/>
+      </w:rPr>
+    </w:lvl>
+    <w:lvl w:ilvl="6" w:tentative="1">
+      <w:start w:val="1"/>
+      <w:numFmt w:val="bullet"/>
+      <w:lvlText w:val=""/>
+      <w:lvlJc w:val="left"/>
+      <w:pPr>
+        <w:tabs>
+          <w:tab w:val="num" w:pos="5040"/>
+        </w:tabs>
+        <w:ind w:left="5040" w:hanging="360"/>
+      </w:pPr>
+      <w:rPr>
+        <w:rFonts w:ascii="Wingdings" w:hAnsi="Wingdings" w:hint="default"/>
+        <w:sz w:val="20"/>
+      </w:rPr>
+    </w:lvl>
+    <w:lvl w:ilvl="7" w:tentative="1">
+      <w:start w:val="1"/>
+      <w:numFmt w:val="bullet"/>
+      <w:lvlText w:val=""/>
+      <w:lvlJc w:val="left"/>
+      <w:pPr>
+        <w:tabs>
+          <w:tab w:val="num" w:pos="5760"/>
+        </w:tabs>
+        <w:ind w:left="5760" w:hanging="360"/>
+      </w:pPr>
+      <w:rPr>
+        <w:rFonts w:ascii="Wingdings" w:hAnsi="Wingdings" w:hint="default"/>
+        <w:sz w:val="20"/>
+      </w:rPr>
+    </w:lvl>
+    <w:lvl w:ilvl="8" w:tentative="1">
+      <w:start w:val="1"/>
+      <w:numFmt w:val="bullet"/>
+      <w:lvlText w:val=""/>
+      <w:lvlJc w:val="left"/>
+      <w:pPr>
+        <w:tabs>
+          <w:tab w:val="num" w:pos="6480"/>
+        </w:tabs>
+        <w:ind w:left="6480" w:hanging="360"/>
+      </w:pPr>
+      <w:rPr>
+        <w:rFonts w:ascii="Wingdings" w:hAnsi="Wingdings" w:hint="default"/>
+        <w:sz w:val="20"/>
+      </w:rPr>
+    </w:lvl>
+  </w:abstractNum>
+  <w:abstractNum w:abstractNumId="9" w15:restartNumberingAfterBreak="0">
+    <w:nsid w:val="3FD932C6"/>
+    <w:multiLevelType w:val="multilevel"/>
+    <w:tmpl w:val="1B2A7698"/>
+    <w:lvl w:ilvl="0">
+      <w:start w:val="1"/>
+      <w:numFmt w:val="bullet"/>
+      <w:lvlText w:val=""/>
+      <w:lvlJc w:val="left"/>
+      <w:pPr>
+        <w:tabs>
+          <w:tab w:val="num" w:pos="720"/>
+        </w:tabs>
+        <w:ind w:left="720" w:hanging="360"/>
+      </w:pPr>
+      <w:rPr>
+        <w:rFonts w:ascii="Symbol" w:hAnsi="Symbol" w:hint="default"/>
+        <w:sz w:val="20"/>
+      </w:rPr>
+    </w:lvl>
+    <w:lvl w:ilvl="1" w:tentative="1">
+      <w:start w:val="1"/>
+      <w:numFmt w:val="bullet"/>
+      <w:lvlText w:val="o"/>
+      <w:lvlJc w:val="left"/>
+      <w:pPr>
+        <w:tabs>
+          <w:tab w:val="num" w:pos="1440"/>
+        </w:tabs>
+        <w:ind w:left="1440" w:hanging="360"/>
+      </w:pPr>
+      <w:rPr>
+        <w:rFonts w:ascii="Courier New" w:hAnsi="Courier New" w:hint="default"/>
+        <w:sz w:val="20"/>
+      </w:rPr>
+    </w:lvl>
+    <w:lvl w:ilvl="2" w:tentative="1">
+      <w:start w:val="1"/>
+      <w:numFmt w:val="bullet"/>
+      <w:lvlText w:val=""/>
+      <w:lvlJc w:val="left"/>
+      <w:pPr>
+        <w:tabs>
+          <w:tab w:val="num" w:pos="2160"/>
+        </w:tabs>
+        <w:ind w:left="2160" w:hanging="360"/>
+      </w:pPr>
+      <w:rPr>
+        <w:rFonts w:ascii="Wingdings" w:hAnsi="Wingdings" w:hint="default"/>
+        <w:sz w:val="20"/>
+      </w:rPr>
+    </w:lvl>
+    <w:lvl w:ilvl="3" w:tentative="1">
+      <w:start w:val="1"/>
+      <w:numFmt w:val="bullet"/>
+      <w:lvlText w:val=""/>
+      <w:lvlJc w:val="left"/>
+      <w:pPr>
+        <w:tabs>
+          <w:tab w:val="num" w:pos="2880"/>
+        </w:tabs>
+        <w:ind w:left="2880" w:hanging="360"/>
+      </w:pPr>
+      <w:rPr>
+        <w:rFonts w:ascii="Wingdings" w:hAnsi="Wingdings" w:hint="default"/>
+        <w:sz w:val="20"/>
+      </w:rPr>
+    </w:lvl>
+    <w:lvl w:ilvl="4" w:tentative="1">
+      <w:start w:val="1"/>
+      <w:numFmt w:val="bullet"/>
+      <w:lvlText w:val=""/>
+      <w:lvlJc w:val="left"/>
+      <w:pPr>
+        <w:tabs>
+          <w:tab w:val="num" w:pos="3600"/>
+        </w:tabs>
+        <w:ind w:left="3600" w:hanging="360"/>
+      </w:pPr>
+      <w:rPr>
+        <w:rFonts w:ascii="Wingdings" w:hAnsi="Wingdings" w:hint="default"/>
+        <w:sz w:val="20"/>
+      </w:rPr>
+    </w:lvl>
+    <w:lvl w:ilvl="5" w:tentative="1">
+      <w:start w:val="1"/>
+      <w:numFmt w:val="bullet"/>
+      <w:lvlText w:val=""/>
+      <w:lvlJc w:val="left"/>
+      <w:pPr>
+        <w:tabs>
+          <w:tab w:val="num" w:pos="4320"/>
+        </w:tabs>
+        <w:ind w:left="4320" w:hanging="360"/>
+      </w:pPr>
+      <w:rPr>
+        <w:rFonts w:ascii="Wingdings" w:hAnsi="Wingdings" w:hint="default"/>
+        <w:sz w:val="20"/>
+      </w:rPr>
+    </w:lvl>
+    <w:lvl w:ilvl="6" w:tentative="1">
+      <w:start w:val="1"/>
+      <w:numFmt w:val="bullet"/>
+      <w:lvlText w:val=""/>
+      <w:lvlJc w:val="left"/>
+      <w:pPr>
+        <w:tabs>
+          <w:tab w:val="num" w:pos="5040"/>
+        </w:tabs>
+        <w:ind w:left="5040" w:hanging="360"/>
+      </w:pPr>
+      <w:rPr>
+        <w:rFonts w:ascii="Wingdings" w:hAnsi="Wingdings" w:hint="default"/>
+        <w:sz w:val="20"/>
+      </w:rPr>
+    </w:lvl>
+    <w:lvl w:ilvl="7" w:tentative="1">
+      <w:start w:val="1"/>
+      <w:numFmt w:val="bullet"/>
+      <w:lvlText w:val=""/>
+      <w:lvlJc w:val="left"/>
+      <w:pPr>
+        <w:tabs>
+          <w:tab w:val="num" w:pos="5760"/>
+        </w:tabs>
+        <w:ind w:left="5760" w:hanging="360"/>
+      </w:pPr>
+      <w:rPr>
+        <w:rFonts w:ascii="Wingdings" w:hAnsi="Wingdings" w:hint="default"/>
+        <w:sz w:val="20"/>
+      </w:rPr>
+    </w:lvl>
+    <w:lvl w:ilvl="8" w:tentative="1">
+      <w:start w:val="1"/>
+      <w:numFmt w:val="bullet"/>
+      <w:lvlText w:val=""/>
+      <w:lvlJc w:val="left"/>
+      <w:pPr>
+        <w:tabs>
+          <w:tab w:val="num" w:pos="6480"/>
+        </w:tabs>
+        <w:ind w:left="6480" w:hanging="360"/>
+      </w:pPr>
+      <w:rPr>
+        <w:rFonts w:ascii="Wingdings" w:hAnsi="Wingdings" w:hint="default"/>
+        <w:sz w:val="20"/>
+      </w:rPr>
+    </w:lvl>
+  </w:abstractNum>
+  <w:abstractNum w:abstractNumId="10" w15:restartNumberingAfterBreak="0">
+    <w:nsid w:val="46AC680B"/>
+    <w:multiLevelType w:val="multilevel"/>
+    <w:tmpl w:val="80EA0856"/>
+    <w:lvl w:ilvl="0">
+      <w:start w:val="1"/>
+      <w:numFmt w:val="bullet"/>
+      <w:lvlText w:val=""/>
+      <w:lvlJc w:val="left"/>
+      <w:pPr>
+        <w:tabs>
+          <w:tab w:val="num" w:pos="720"/>
+        </w:tabs>
+        <w:ind w:left="720" w:hanging="360"/>
+      </w:pPr>
+      <w:rPr>
+        <w:rFonts w:ascii="Symbol" w:hAnsi="Symbol" w:hint="default"/>
+        <w:sz w:val="20"/>
+      </w:rPr>
+    </w:lvl>
+    <w:lvl w:ilvl="1" w:tentative="1">
+      <w:start w:val="1"/>
+      <w:numFmt w:val="bullet"/>
+      <w:lvlText w:val="o"/>
+      <w:lvlJc w:val="left"/>
+      <w:pPr>
+        <w:tabs>
+          <w:tab w:val="num" w:pos="1440"/>
+        </w:tabs>
+        <w:ind w:left="1440" w:hanging="360"/>
+      </w:pPr>
+      <w:rPr>
+        <w:rFonts w:ascii="Courier New" w:hAnsi="Courier New" w:hint="default"/>
+        <w:sz w:val="20"/>
+      </w:rPr>
+    </w:lvl>
+    <w:lvl w:ilvl="2" w:tentative="1">
+      <w:start w:val="1"/>
+      <w:numFmt w:val="bullet"/>
+      <w:lvlText w:val=""/>
+      <w:lvlJc w:val="left"/>
+      <w:pPr>
+        <w:tabs>
+          <w:tab w:val="num" w:pos="2160"/>
+        </w:tabs>
+        <w:ind w:left="2160" w:hanging="360"/>
+      </w:pPr>
+      <w:rPr>
+        <w:rFonts w:ascii="Wingdings" w:hAnsi="Wingdings" w:hint="default"/>
+        <w:sz w:val="20"/>
+      </w:rPr>
+    </w:lvl>
+    <w:lvl w:ilvl="3" w:tentative="1">
+      <w:start w:val="1"/>
+      <w:numFmt w:val="bullet"/>
+      <w:lvlText w:val=""/>
+      <w:lvlJc w:val="left"/>
+      <w:pPr>
+        <w:tabs>
+          <w:tab w:val="num" w:pos="2880"/>
+        </w:tabs>
+        <w:ind w:left="2880" w:hanging="360"/>
+      </w:pPr>
+      <w:rPr>
+        <w:rFonts w:ascii="Wingdings" w:hAnsi="Wingdings" w:hint="default"/>
+        <w:sz w:val="20"/>
+      </w:rPr>
+    </w:lvl>
+    <w:lvl w:ilvl="4" w:tentative="1">
+      <w:start w:val="1"/>
+      <w:numFmt w:val="bullet"/>
+      <w:lvlText w:val=""/>
+      <w:lvlJc w:val="left"/>
+      <w:pPr>
+        <w:tabs>
+          <w:tab w:val="num" w:pos="3600"/>
+        </w:tabs>
+        <w:ind w:left="3600" w:hanging="360"/>
+      </w:pPr>
+      <w:rPr>
+        <w:rFonts w:ascii="Wingdings" w:hAnsi="Wingdings" w:hint="default"/>
+        <w:sz w:val="20"/>
+      </w:rPr>
+    </w:lvl>
+    <w:lvl w:ilvl="5" w:tentative="1">
+      <w:start w:val="1"/>
+      <w:numFmt w:val="bullet"/>
+      <w:lvlText w:val=""/>
+      <w:lvlJc w:val="left"/>
+      <w:pPr>
+        <w:tabs>
+          <w:tab w:val="num" w:pos="4320"/>
+        </w:tabs>
+        <w:ind w:left="4320" w:hanging="360"/>
+      </w:pPr>
+      <w:rPr>
+        <w:rFonts w:ascii="Wingdings" w:hAnsi="Wingdings" w:hint="default"/>
+        <w:sz w:val="20"/>
+      </w:rPr>
+    </w:lvl>
+    <w:lvl w:ilvl="6" w:tentative="1">
+      <w:start w:val="1"/>
+      <w:numFmt w:val="bullet"/>
+      <w:lvlText w:val=""/>
+      <w:lvlJc w:val="left"/>
+      <w:pPr>
+        <w:tabs>
+          <w:tab w:val="num" w:pos="5040"/>
+        </w:tabs>
+        <w:ind w:left="5040" w:hanging="360"/>
+      </w:pPr>
+      <w:rPr>
+        <w:rFonts w:ascii="Wingdings" w:hAnsi="Wingdings" w:hint="default"/>
+        <w:sz w:val="20"/>
+      </w:rPr>
+    </w:lvl>
+    <w:lvl w:ilvl="7" w:tentative="1">
+      <w:start w:val="1"/>
+      <w:numFmt w:val="bullet"/>
+      <w:lvlText w:val=""/>
+      <w:lvlJc w:val="left"/>
+      <w:pPr>
+        <w:tabs>
+          <w:tab w:val="num" w:pos="5760"/>
+        </w:tabs>
+        <w:ind w:left="5760" w:hanging="360"/>
+      </w:pPr>
+      <w:rPr>
+        <w:rFonts w:ascii="Wingdings" w:hAnsi="Wingdings" w:hint="default"/>
+        <w:sz w:val="20"/>
+      </w:rPr>
+    </w:lvl>
+    <w:lvl w:ilvl="8" w:tentative="1">
+      <w:start w:val="1"/>
+      <w:numFmt w:val="bullet"/>
+      <w:lvlText w:val=""/>
+      <w:lvlJc w:val="left"/>
+      <w:pPr>
+        <w:tabs>
+          <w:tab w:val="num" w:pos="6480"/>
+        </w:tabs>
+        <w:ind w:left="6480" w:hanging="360"/>
+      </w:pPr>
+      <w:rPr>
+        <w:rFonts w:ascii="Wingdings" w:hAnsi="Wingdings" w:hint="default"/>
+        <w:sz w:val="20"/>
+      </w:rPr>
+    </w:lvl>
+  </w:abstractNum>
+  <w:abstractNum w:abstractNumId="11" w15:restartNumberingAfterBreak="0">
+    <w:nsid w:val="47147E8D"/>
+    <w:multiLevelType w:val="multilevel"/>
+    <w:tmpl w:val="91FCE048"/>
+    <w:lvl w:ilvl="0">
+      <w:start w:val="1"/>
+      <w:numFmt w:val="bullet"/>
+      <w:lvlText w:val=""/>
+      <w:lvlJc w:val="left"/>
+      <w:pPr>
+        <w:tabs>
+          <w:tab w:val="num" w:pos="720"/>
+        </w:tabs>
+        <w:ind w:left="720" w:hanging="360"/>
+      </w:pPr>
+      <w:rPr>
+        <w:rFonts w:ascii="Symbol" w:hAnsi="Symbol" w:hint="default"/>
+        <w:sz w:val="20"/>
+      </w:rPr>
+    </w:lvl>
+    <w:lvl w:ilvl="1" w:tentative="1">
+      <w:start w:val="1"/>
+      <w:numFmt w:val="bullet"/>
+      <w:lvlText w:val="o"/>
+      <w:lvlJc w:val="left"/>
+      <w:pPr>
+        <w:tabs>
+          <w:tab w:val="num" w:pos="1440"/>
+        </w:tabs>
+        <w:ind w:left="1440" w:hanging="360"/>
+      </w:pPr>
+      <w:rPr>
+        <w:rFonts w:ascii="Courier New" w:hAnsi="Courier New" w:hint="default"/>
+        <w:sz w:val="20"/>
+      </w:rPr>
+    </w:lvl>
+    <w:lvl w:ilvl="2" w:tentative="1">
+      <w:start w:val="1"/>
+      <w:numFmt w:val="bullet"/>
+      <w:lvlText w:val=""/>
+      <w:lvlJc w:val="left"/>
+      <w:pPr>
+        <w:tabs>
+          <w:tab w:val="num" w:pos="2160"/>
+        </w:tabs>
+        <w:ind w:left="2160" w:hanging="360"/>
+      </w:pPr>
+      <w:rPr>
+        <w:rFonts w:ascii="Wingdings" w:hAnsi="Wingdings" w:hint="default"/>
+        <w:sz w:val="20"/>
+      </w:rPr>
+    </w:lvl>
+    <w:lvl w:ilvl="3" w:tentative="1">
+      <w:start w:val="1"/>
+      <w:numFmt w:val="bullet"/>
+      <w:lvlText w:val=""/>
+      <w:lvlJc w:val="left"/>
+      <w:pPr>
+        <w:tabs>
+          <w:tab w:val="num" w:pos="2880"/>
+        </w:tabs>
+        <w:ind w:left="2880" w:hanging="360"/>
+      </w:pPr>
+      <w:rPr>
+        <w:rFonts w:ascii="Wingdings" w:hAnsi="Wingdings" w:hint="default"/>
+        <w:sz w:val="20"/>
+      </w:rPr>
+    </w:lvl>
+    <w:lvl w:ilvl="4" w:tentative="1">
+      <w:start w:val="1"/>
+      <w:numFmt w:val="bullet"/>
+      <w:lvlText w:val=""/>
+      <w:lvlJc w:val="left"/>
+      <w:pPr>
+        <w:tabs>
+          <w:tab w:val="num" w:pos="3600"/>
+        </w:tabs>
+        <w:ind w:left="3600" w:hanging="360"/>
+      </w:pPr>
+      <w:rPr>
+        <w:rFonts w:ascii="Wingdings" w:hAnsi="Wingdings" w:hint="default"/>
+        <w:sz w:val="20"/>
+      </w:rPr>
+    </w:lvl>
+    <w:lvl w:ilvl="5" w:tentative="1">
+      <w:start w:val="1"/>
+      <w:numFmt w:val="bullet"/>
+      <w:lvlText w:val=""/>
+      <w:lvlJc w:val="left"/>
+      <w:pPr>
+        <w:tabs>
+          <w:tab w:val="num" w:pos="4320"/>
+        </w:tabs>
+        <w:ind w:left="4320" w:hanging="360"/>
+      </w:pPr>
+      <w:rPr>
+        <w:rFonts w:ascii="Wingdings" w:hAnsi="Wingdings" w:hint="default"/>
+        <w:sz w:val="20"/>
+      </w:rPr>
+    </w:lvl>
+    <w:lvl w:ilvl="6" w:tentative="1">
+      <w:start w:val="1"/>
+      <w:numFmt w:val="bullet"/>
+      <w:lvlText w:val=""/>
+      <w:lvlJc w:val="left"/>
+      <w:pPr>
+        <w:tabs>
+          <w:tab w:val="num" w:pos="5040"/>
+        </w:tabs>
+        <w:ind w:left="5040" w:hanging="360"/>
+      </w:pPr>
+      <w:rPr>
+        <w:rFonts w:ascii="Wingdings" w:hAnsi="Wingdings" w:hint="default"/>
+        <w:sz w:val="20"/>
+      </w:rPr>
+    </w:lvl>
+    <w:lvl w:ilvl="7" w:tentative="1">
+      <w:start w:val="1"/>
+      <w:numFmt w:val="bullet"/>
+      <w:lvlText w:val=""/>
+      <w:lvlJc w:val="left"/>
+      <w:pPr>
+        <w:tabs>
+          <w:tab w:val="num" w:pos="5760"/>
+        </w:tabs>
+        <w:ind w:left="5760" w:hanging="360"/>
+      </w:pPr>
+      <w:rPr>
+        <w:rFonts w:ascii="Wingdings" w:hAnsi="Wingdings" w:hint="default"/>
+        <w:sz w:val="20"/>
+      </w:rPr>
+    </w:lvl>
+    <w:lvl w:ilvl="8" w:tentative="1">
+      <w:start w:val="1"/>
+      <w:numFmt w:val="bullet"/>
+      <w:lvlText w:val=""/>
+      <w:lvlJc w:val="left"/>
+      <w:pPr>
+        <w:tabs>
+          <w:tab w:val="num" w:pos="6480"/>
+        </w:tabs>
+        <w:ind w:left="6480" w:hanging="360"/>
+      </w:pPr>
+      <w:rPr>
+        <w:rFonts w:ascii="Wingdings" w:hAnsi="Wingdings" w:hint="default"/>
+        <w:sz w:val="20"/>
+      </w:rPr>
+    </w:lvl>
+  </w:abstractNum>
+  <w:abstractNum w:abstractNumId="12" w15:restartNumberingAfterBreak="0">
+    <w:nsid w:val="522467DD"/>
+    <w:multiLevelType w:val="multilevel"/>
+    <w:tmpl w:val="AFF6FDC2"/>
+    <w:lvl w:ilvl="0">
+      <w:start w:val="1"/>
+      <w:numFmt w:val="bullet"/>
+      <w:lvlText w:val=""/>
+      <w:lvlJc w:val="left"/>
+      <w:pPr>
+        <w:tabs>
+          <w:tab w:val="num" w:pos="720"/>
+        </w:tabs>
+        <w:ind w:left="720" w:hanging="360"/>
+      </w:pPr>
+      <w:rPr>
+        <w:rFonts w:ascii="Symbol" w:hAnsi="Symbol" w:hint="default"/>
+        <w:sz w:val="20"/>
+      </w:rPr>
+    </w:lvl>
+    <w:lvl w:ilvl="1" w:tentative="1">
+      <w:start w:val="1"/>
+      <w:numFmt w:val="bullet"/>
+      <w:lvlText w:val="o"/>
+      <w:lvlJc w:val="left"/>
+      <w:pPr>
+        <w:tabs>
+          <w:tab w:val="num" w:pos="1440"/>
+        </w:tabs>
+        <w:ind w:left="1440" w:hanging="360"/>
+      </w:pPr>
+      <w:rPr>
+        <w:rFonts w:ascii="Courier New" w:hAnsi="Courier New" w:hint="default"/>
+        <w:sz w:val="20"/>
+      </w:rPr>
+    </w:lvl>
+    <w:lvl w:ilvl="2" w:tentative="1">
+      <w:start w:val="1"/>
+      <w:numFmt w:val="bullet"/>
+      <w:lvlText w:val=""/>
+      <w:lvlJc w:val="left"/>
+      <w:pPr>
+        <w:tabs>
+          <w:tab w:val="num" w:pos="2160"/>
+        </w:tabs>
+        <w:ind w:left="2160" w:hanging="360"/>
+      </w:pPr>
+      <w:rPr>
+        <w:rFonts w:ascii="Wingdings" w:hAnsi="Wingdings" w:hint="default"/>
+        <w:sz w:val="20"/>
+      </w:rPr>
+    </w:lvl>
+    <w:lvl w:ilvl="3" w:tentative="1">
+      <w:start w:val="1"/>
+      <w:numFmt w:val="bullet"/>
+      <w:lvlText w:val=""/>
+      <w:lvlJc w:val="left"/>
+      <w:pPr>
+        <w:tabs>
+          <w:tab w:val="num" w:pos="2880"/>
+        </w:tabs>
+        <w:ind w:left="2880" w:hanging="360"/>
+      </w:pPr>
+      <w:rPr>
+        <w:rFonts w:ascii="Wingdings" w:hAnsi="Wingdings" w:hint="default"/>
+        <w:sz w:val="20"/>
+      </w:rPr>
+    </w:lvl>
+    <w:lvl w:ilvl="4" w:tentative="1">
+      <w:start w:val="1"/>
+      <w:numFmt w:val="bullet"/>
+      <w:lvlText w:val=""/>
+      <w:lvlJc w:val="left"/>
+      <w:pPr>
+        <w:tabs>
+          <w:tab w:val="num" w:pos="3600"/>
+        </w:tabs>
+        <w:ind w:left="3600" w:hanging="360"/>
+      </w:pPr>
+      <w:rPr>
+        <w:rFonts w:ascii="Wingdings" w:hAnsi="Wingdings" w:hint="default"/>
+        <w:sz w:val="20"/>
+      </w:rPr>
+    </w:lvl>
+    <w:lvl w:ilvl="5" w:tentative="1">
+      <w:start w:val="1"/>
+      <w:numFmt w:val="bullet"/>
+      <w:lvlText w:val=""/>
+      <w:lvlJc w:val="left"/>
+      <w:pPr>
+        <w:tabs>
+          <w:tab w:val="num" w:pos="4320"/>
+        </w:tabs>
+        <w:ind w:left="4320" w:hanging="360"/>
+      </w:pPr>
+      <w:rPr>
+        <w:rFonts w:ascii="Wingdings" w:hAnsi="Wingdings" w:hint="default"/>
+        <w:sz w:val="20"/>
+      </w:rPr>
+    </w:lvl>
+    <w:lvl w:ilvl="6" w:tentative="1">
+      <w:start w:val="1"/>
+      <w:numFmt w:val="bullet"/>
+      <w:lvlText w:val=""/>
+      <w:lvlJc w:val="left"/>
+      <w:pPr>
+        <w:tabs>
+          <w:tab w:val="num" w:pos="5040"/>
+        </w:tabs>
+        <w:ind w:left="5040" w:hanging="360"/>
+      </w:pPr>
+      <w:rPr>
+        <w:rFonts w:ascii="Wingdings" w:hAnsi="Wingdings" w:hint="default"/>
+        <w:sz w:val="20"/>
+      </w:rPr>
+    </w:lvl>
+    <w:lvl w:ilvl="7" w:tentative="1">
+      <w:start w:val="1"/>
+      <w:numFmt w:val="bullet"/>
+      <w:lvlText w:val=""/>
+      <w:lvlJc w:val="left"/>
+      <w:pPr>
+        <w:tabs>
+          <w:tab w:val="num" w:pos="5760"/>
+        </w:tabs>
+        <w:ind w:left="5760" w:hanging="360"/>
+      </w:pPr>
+      <w:rPr>
+        <w:rFonts w:ascii="Wingdings" w:hAnsi="Wingdings" w:hint="default"/>
+        <w:sz w:val="20"/>
+      </w:rPr>
+    </w:lvl>
+    <w:lvl w:ilvl="8" w:tentative="1">
+      <w:start w:val="1"/>
+      <w:numFmt w:val="bullet"/>
+      <w:lvlText w:val=""/>
+      <w:lvlJc w:val="left"/>
+      <w:pPr>
+        <w:tabs>
+          <w:tab w:val="num" w:pos="6480"/>
+        </w:tabs>
+        <w:ind w:left="6480" w:hanging="360"/>
+      </w:pPr>
+      <w:rPr>
+        <w:rFonts w:ascii="Wingdings" w:hAnsi="Wingdings" w:hint="default"/>
+        <w:sz w:val="20"/>
+      </w:rPr>
+    </w:lvl>
+  </w:abstractNum>
+  <w:abstractNum w:abstractNumId="13" w15:restartNumberingAfterBreak="0">
+    <w:nsid w:val="53A0705E"/>
+    <w:multiLevelType w:val="multilevel"/>
+    <w:tmpl w:val="1EF2AD4E"/>
+    <w:lvl w:ilvl="0">
+      <w:start w:val="1"/>
+      <w:numFmt w:val="bullet"/>
+      <w:lvlText w:val=""/>
+      <w:lvlJc w:val="left"/>
+      <w:pPr>
+        <w:tabs>
+          <w:tab w:val="num" w:pos="720"/>
+        </w:tabs>
+        <w:ind w:left="720" w:hanging="360"/>
+      </w:pPr>
+      <w:rPr>
+        <w:rFonts w:ascii="Symbol" w:hAnsi="Symbol" w:hint="default"/>
+        <w:sz w:val="20"/>
+      </w:rPr>
+    </w:lvl>
+    <w:lvl w:ilvl="1">
+      <w:start w:val="1"/>
+      <w:numFmt w:val="bullet"/>
+      <w:lvlText w:val="o"/>
+      <w:lvlJc w:val="left"/>
+      <w:pPr>
+        <w:tabs>
+          <w:tab w:val="num" w:pos="1440"/>
+        </w:tabs>
+        <w:ind w:left="1440" w:hanging="360"/>
+      </w:pPr>
+      <w:rPr>
+        <w:rFonts w:ascii="Courier New" w:hAnsi="Courier New" w:hint="default"/>
+        <w:sz w:val="20"/>
+      </w:rPr>
+    </w:lvl>
+    <w:lvl w:ilvl="2" w:tentative="1">
+      <w:start w:val="1"/>
+      <w:numFmt w:val="bullet"/>
+      <w:lvlText w:val=""/>
+      <w:lvlJc w:val="left"/>
+      <w:pPr>
+        <w:tabs>
+          <w:tab w:val="num" w:pos="2160"/>
+        </w:tabs>
+        <w:ind w:left="2160" w:hanging="360"/>
+      </w:pPr>
+      <w:rPr>
+        <w:rFonts w:ascii="Wingdings" w:hAnsi="Wingdings" w:hint="default"/>
+        <w:sz w:val="20"/>
+      </w:rPr>
+    </w:lvl>
+    <w:lvl w:ilvl="3" w:tentative="1">
+      <w:start w:val="1"/>
+      <w:numFmt w:val="bullet"/>
+      <w:lvlText w:val=""/>
+      <w:lvlJc w:val="left"/>
+      <w:pPr>
+        <w:tabs>
+          <w:tab w:val="num" w:pos="2880"/>
+        </w:tabs>
+        <w:ind w:left="2880" w:hanging="360"/>
+      </w:pPr>
+      <w:rPr>
+        <w:rFonts w:ascii="Wingdings" w:hAnsi="Wingdings" w:hint="default"/>
+        <w:sz w:val="20"/>
+      </w:rPr>
+    </w:lvl>
+    <w:lvl w:ilvl="4" w:tentative="1">
+      <w:start w:val="1"/>
+      <w:numFmt w:val="bullet"/>
+      <w:lvlText w:val=""/>
+      <w:lvlJc w:val="left"/>
+      <w:pPr>
+        <w:tabs>
+          <w:tab w:val="num" w:pos="3600"/>
+        </w:tabs>
+        <w:ind w:left="3600" w:hanging="360"/>
+      </w:pPr>
+      <w:rPr>
+        <w:rFonts w:ascii="Wingdings" w:hAnsi="Wingdings" w:hint="default"/>
+        <w:sz w:val="20"/>
+      </w:rPr>
+    </w:lvl>
+    <w:lvl w:ilvl="5" w:tentative="1">
+      <w:start w:val="1"/>
+      <w:numFmt w:val="bullet"/>
+      <w:lvlText w:val=""/>
+      <w:lvlJc w:val="left"/>
+      <w:pPr>
+        <w:tabs>
+          <w:tab w:val="num" w:pos="4320"/>
+        </w:tabs>
+        <w:ind w:left="4320" w:hanging="360"/>
+      </w:pPr>
+      <w:rPr>
+        <w:rFonts w:ascii="Wingdings" w:hAnsi="Wingdings" w:hint="default"/>
+        <w:sz w:val="20"/>
+      </w:rPr>
+    </w:lvl>
+    <w:lvl w:ilvl="6" w:tentative="1">
+      <w:start w:val="1"/>
+      <w:numFmt w:val="bullet"/>
+      <w:lvlText w:val=""/>
+      <w:lvlJc w:val="left"/>
+      <w:pPr>
+        <w:tabs>
+          <w:tab w:val="num" w:pos="5040"/>
+        </w:tabs>
+        <w:ind w:left="5040" w:hanging="360"/>
+      </w:pPr>
+      <w:rPr>
+        <w:rFonts w:ascii="Wingdings" w:hAnsi="Wingdings" w:hint="default"/>
+        <w:sz w:val="20"/>
+      </w:rPr>
+    </w:lvl>
+    <w:lvl w:ilvl="7" w:tentative="1">
+      <w:start w:val="1"/>
+      <w:numFmt w:val="bullet"/>
+      <w:lvlText w:val=""/>
+      <w:lvlJc w:val="left"/>
+      <w:pPr>
+        <w:tabs>
+          <w:tab w:val="num" w:pos="5760"/>
+        </w:tabs>
+        <w:ind w:left="5760" w:hanging="360"/>
+      </w:pPr>
+      <w:rPr>
+        <w:rFonts w:ascii="Wingdings" w:hAnsi="Wingdings" w:hint="default"/>
+        <w:sz w:val="20"/>
+      </w:rPr>
+    </w:lvl>
+    <w:lvl w:ilvl="8" w:tentative="1">
+      <w:start w:val="1"/>
+      <w:numFmt w:val="bullet"/>
+      <w:lvlText w:val=""/>
+      <w:lvlJc w:val="left"/>
+      <w:pPr>
+        <w:tabs>
+          <w:tab w:val="num" w:pos="6480"/>
+        </w:tabs>
+        <w:ind w:left="6480" w:hanging="360"/>
+      </w:pPr>
+      <w:rPr>
+        <w:rFonts w:ascii="Wingdings" w:hAnsi="Wingdings" w:hint="default"/>
+        <w:sz w:val="20"/>
+      </w:rPr>
+    </w:lvl>
+  </w:abstractNum>
+  <w:abstractNum w:abstractNumId="14" w15:restartNumberingAfterBreak="0">
+    <w:nsid w:val="562F0B83"/>
+    <w:multiLevelType w:val="multilevel"/>
+    <w:tmpl w:val="B9CECDBE"/>
+    <w:lvl w:ilvl="0">
+      <w:start w:val="1"/>
+      <w:numFmt w:val="bullet"/>
+      <w:lvlText w:val=""/>
+      <w:lvlJc w:val="left"/>
+      <w:pPr>
+        <w:tabs>
+          <w:tab w:val="num" w:pos="720"/>
+        </w:tabs>
+        <w:ind w:left="720" w:hanging="360"/>
+      </w:pPr>
+      <w:rPr>
+        <w:rFonts w:ascii="Symbol" w:hAnsi="Symbol" w:hint="default"/>
+        <w:sz w:val="20"/>
+      </w:rPr>
+    </w:lvl>
+    <w:lvl w:ilvl="1" w:tentative="1">
+      <w:start w:val="1"/>
+      <w:numFmt w:val="bullet"/>
+      <w:lvlText w:val="o"/>
+      <w:lvlJc w:val="left"/>
+      <w:pPr>
+        <w:tabs>
+          <w:tab w:val="num" w:pos="1440"/>
+        </w:tabs>
+        <w:ind w:left="1440" w:hanging="360"/>
+      </w:pPr>
+      <w:rPr>
+        <w:rFonts w:ascii="Courier New" w:hAnsi="Courier New" w:hint="default"/>
+        <w:sz w:val="20"/>
+      </w:rPr>
+    </w:lvl>
+    <w:lvl w:ilvl="2" w:tentative="1">
+      <w:start w:val="1"/>
+      <w:numFmt w:val="bullet"/>
+      <w:lvlText w:val=""/>
+      <w:lvlJc w:val="left"/>
+      <w:pPr>
+        <w:tabs>
+          <w:tab w:val="num" w:pos="2160"/>
+        </w:tabs>
+        <w:ind w:left="2160" w:hanging="360"/>
+      </w:pPr>
+      <w:rPr>
+        <w:rFonts w:ascii="Wingdings" w:hAnsi="Wingdings" w:hint="default"/>
+        <w:sz w:val="20"/>
+      </w:rPr>
+    </w:lvl>
+    <w:lvl w:ilvl="3" w:tentative="1">
+      <w:start w:val="1"/>
+      <w:numFmt w:val="bullet"/>
+      <w:lvlText w:val=""/>
+      <w:lvlJc w:val="left"/>
+      <w:pPr>
+        <w:tabs>
+          <w:tab w:val="num" w:pos="2880"/>
+        </w:tabs>
+        <w:ind w:left="2880" w:hanging="360"/>
+      </w:pPr>
+      <w:rPr>
+        <w:rFonts w:ascii="Wingdings" w:hAnsi="Wingdings" w:hint="default"/>
+        <w:sz w:val="20"/>
+      </w:rPr>
+    </w:lvl>
+    <w:lvl w:ilvl="4" w:tentative="1">
+      <w:start w:val="1"/>
+      <w:numFmt w:val="bullet"/>
+      <w:lvlText w:val=""/>
+      <w:lvlJc w:val="left"/>
+      <w:pPr>
+        <w:tabs>
+          <w:tab w:val="num" w:pos="3600"/>
+        </w:tabs>
+        <w:ind w:left="3600" w:hanging="360"/>
+      </w:pPr>
+      <w:rPr>
+        <w:rFonts w:ascii="Wingdings" w:hAnsi="Wingdings" w:hint="default"/>
+        <w:sz w:val="20"/>
+      </w:rPr>
+    </w:lvl>
+    <w:lvl w:ilvl="5" w:tentative="1">
+      <w:start w:val="1"/>
+      <w:numFmt w:val="bullet"/>
+      <w:lvlText w:val=""/>
+      <w:lvlJc w:val="left"/>
+      <w:pPr>
+        <w:tabs>
+          <w:tab w:val="num" w:pos="4320"/>
+        </w:tabs>
+        <w:ind w:left="4320" w:hanging="360"/>
+      </w:pPr>
+      <w:rPr>
+        <w:rFonts w:ascii="Wingdings" w:hAnsi="Wingdings" w:hint="default"/>
+        <w:sz w:val="20"/>
+      </w:rPr>
+    </w:lvl>
+    <w:lvl w:ilvl="6" w:tentative="1">
+      <w:start w:val="1"/>
+      <w:numFmt w:val="bullet"/>
+      <w:lvlText w:val=""/>
+      <w:lvlJc w:val="left"/>
+      <w:pPr>
+        <w:tabs>
+          <w:tab w:val="num" w:pos="5040"/>
+        </w:tabs>
+        <w:ind w:left="5040" w:hanging="360"/>
+      </w:pPr>
+      <w:rPr>
+        <w:rFonts w:ascii="Wingdings" w:hAnsi="Wingdings" w:hint="default"/>
+        <w:sz w:val="20"/>
+      </w:rPr>
+    </w:lvl>
+    <w:lvl w:ilvl="7" w:tentative="1">
+      <w:start w:val="1"/>
+      <w:numFmt w:val="bullet"/>
+      <w:lvlText w:val=""/>
+      <w:lvlJc w:val="left"/>
+      <w:pPr>
+        <w:tabs>
+          <w:tab w:val="num" w:pos="5760"/>
+        </w:tabs>
+        <w:ind w:left="5760" w:hanging="360"/>
+      </w:pPr>
+      <w:rPr>
+        <w:rFonts w:ascii="Wingdings" w:hAnsi="Wingdings" w:hint="default"/>
+        <w:sz w:val="20"/>
+      </w:rPr>
+    </w:lvl>
+    <w:lvl w:ilvl="8" w:tentative="1">
+      <w:start w:val="1"/>
+      <w:numFmt w:val="bullet"/>
+      <w:lvlText w:val=""/>
+      <w:lvlJc w:val="left"/>
+      <w:pPr>
+        <w:tabs>
+          <w:tab w:val="num" w:pos="6480"/>
+        </w:tabs>
+        <w:ind w:left="6480" w:hanging="360"/>
+      </w:pPr>
+      <w:rPr>
+        <w:rFonts w:ascii="Wingdings" w:hAnsi="Wingdings" w:hint="default"/>
+        <w:sz w:val="20"/>
+      </w:rPr>
+    </w:lvl>
+  </w:abstractNum>
+  <w:abstractNum w:abstractNumId="15" w15:restartNumberingAfterBreak="0">
+    <w:nsid w:val="5D845620"/>
+    <w:multiLevelType w:val="multilevel"/>
+    <w:tmpl w:val="917A8814"/>
+    <w:lvl w:ilvl="0">
+      <w:start w:val="1"/>
+      <w:numFmt w:val="bullet"/>
+      <w:lvlText w:val=""/>
+      <w:lvlJc w:val="left"/>
+      <w:pPr>
+        <w:tabs>
+          <w:tab w:val="num" w:pos="720"/>
+        </w:tabs>
+        <w:ind w:left="720" w:hanging="360"/>
+      </w:pPr>
+      <w:rPr>
+        <w:rFonts w:ascii="Symbol" w:hAnsi="Symbol" w:hint="default"/>
+        <w:sz w:val="20"/>
+      </w:rPr>
+    </w:lvl>
+    <w:lvl w:ilvl="1" w:tentative="1">
+      <w:start w:val="1"/>
+      <w:numFmt w:val="bullet"/>
+      <w:lvlText w:val="o"/>
+      <w:lvlJc w:val="left"/>
+      <w:pPr>
+        <w:tabs>
+          <w:tab w:val="num" w:pos="1440"/>
+        </w:tabs>
+        <w:ind w:left="1440" w:hanging="360"/>
+      </w:pPr>
+      <w:rPr>
+        <w:rFonts w:ascii="Courier New" w:hAnsi="Courier New" w:hint="default"/>
+        <w:sz w:val="20"/>
+      </w:rPr>
+    </w:lvl>
+    <w:lvl w:ilvl="2" w:tentative="1">
+      <w:start w:val="1"/>
+      <w:numFmt w:val="bullet"/>
+      <w:lvlText w:val=""/>
+      <w:lvlJc w:val="left"/>
+      <w:pPr>
+        <w:tabs>
+          <w:tab w:val="num" w:pos="2160"/>
+        </w:tabs>
+        <w:ind w:left="2160" w:hanging="360"/>
+      </w:pPr>
+      <w:rPr>
+        <w:rFonts w:ascii="Wingdings" w:hAnsi="Wingdings" w:hint="default"/>
+        <w:sz w:val="20"/>
+      </w:rPr>
+    </w:lvl>
+    <w:lvl w:ilvl="3" w:tentative="1">
+      <w:start w:val="1"/>
+      <w:numFmt w:val="bullet"/>
+      <w:lvlText w:val=""/>
+      <w:lvlJc w:val="left"/>
+      <w:pPr>
+        <w:tabs>
+          <w:tab w:val="num" w:pos="2880"/>
+        </w:tabs>
+        <w:ind w:left="2880" w:hanging="360"/>
+      </w:pPr>
+      <w:rPr>
+        <w:rFonts w:ascii="Wingdings" w:hAnsi="Wingdings" w:hint="default"/>
+        <w:sz w:val="20"/>
+      </w:rPr>
+    </w:lvl>
+    <w:lvl w:ilvl="4" w:tentative="1">
+      <w:start w:val="1"/>
+      <w:numFmt w:val="bullet"/>
+      <w:lvlText w:val=""/>
+      <w:lvlJc w:val="left"/>
+      <w:pPr>
+        <w:tabs>
+          <w:tab w:val="num" w:pos="3600"/>
+        </w:tabs>
+        <w:ind w:left="3600" w:hanging="360"/>
+      </w:pPr>
+      <w:rPr>
+        <w:rFonts w:ascii="Wingdings" w:hAnsi="Wingdings" w:hint="default"/>
+        <w:sz w:val="20"/>
+      </w:rPr>
+    </w:lvl>
+    <w:lvl w:ilvl="5" w:tentative="1">
+      <w:start w:val="1"/>
+      <w:numFmt w:val="bullet"/>
+      <w:lvlText w:val=""/>
+      <w:lvlJc w:val="left"/>
+      <w:pPr>
+        <w:tabs>
+          <w:tab w:val="num" w:pos="4320"/>
+        </w:tabs>
+        <w:ind w:left="4320" w:hanging="360"/>
+      </w:pPr>
+      <w:rPr>
+        <w:rFonts w:ascii="Wingdings" w:hAnsi="Wingdings" w:hint="default"/>
+        <w:sz w:val="20"/>
+      </w:rPr>
+    </w:lvl>
+    <w:lvl w:ilvl="6" w:tentative="1">
+      <w:start w:val="1"/>
+      <w:numFmt w:val="bullet"/>
+      <w:lvlText w:val=""/>
+      <w:lvlJc w:val="left"/>
+      <w:pPr>
+        <w:tabs>
+          <w:tab w:val="num" w:pos="5040"/>
+        </w:tabs>
+        <w:ind w:left="5040" w:hanging="360"/>
+      </w:pPr>
+      <w:rPr>
+        <w:rFonts w:ascii="Wingdings" w:hAnsi="Wingdings" w:hint="default"/>
+        <w:sz w:val="20"/>
+      </w:rPr>
+    </w:lvl>
+    <w:lvl w:ilvl="7" w:tentative="1">
+      <w:start w:val="1"/>
+      <w:numFmt w:val="bullet"/>
+      <w:lvlText w:val=""/>
+      <w:lvlJc w:val="left"/>
+      <w:pPr>
+        <w:tabs>
+          <w:tab w:val="num" w:pos="5760"/>
+        </w:tabs>
+        <w:ind w:left="5760" w:hanging="360"/>
+      </w:pPr>
+      <w:rPr>
+        <w:rFonts w:ascii="Wingdings" w:hAnsi="Wingdings" w:hint="default"/>
+        <w:sz w:val="20"/>
+      </w:rPr>
+    </w:lvl>
+    <w:lvl w:ilvl="8" w:tentative="1">
+      <w:start w:val="1"/>
+      <w:numFmt w:val="bullet"/>
+      <w:lvlText w:val=""/>
+      <w:lvlJc w:val="left"/>
+      <w:pPr>
+        <w:tabs>
+          <w:tab w:val="num" w:pos="6480"/>
+        </w:tabs>
+        <w:ind w:left="6480" w:hanging="360"/>
+      </w:pPr>
+      <w:rPr>
+        <w:rFonts w:ascii="Wingdings" w:hAnsi="Wingdings" w:hint="default"/>
+        <w:sz w:val="20"/>
+      </w:rPr>
+    </w:lvl>
+  </w:abstractNum>
+  <w:abstractNum w:abstractNumId="16" w15:restartNumberingAfterBreak="0">
+    <w:nsid w:val="6B475C02"/>
+    <w:multiLevelType w:val="multilevel"/>
+    <w:tmpl w:val="154A336C"/>
+    <w:lvl w:ilvl="0">
+      <w:start w:val="1"/>
+      <w:numFmt w:val="decimal"/>
+      <w:lvlText w:val="%1."/>
+      <w:lvlJc w:val="left"/>
+      <w:pPr>
+        <w:tabs>
+          <w:tab w:val="num" w:pos="720"/>
+        </w:tabs>
+        <w:ind w:left="720" w:hanging="360"/>
+      </w:pPr>
+    </w:lvl>
+    <w:lvl w:ilvl="1" w:tentative="1">
+      <w:start w:val="1"/>
+      <w:numFmt w:val="decimal"/>
+      <w:lvlText w:val="%2."/>
+      <w:lvlJc w:val="left"/>
+      <w:pPr>
+        <w:tabs>
+          <w:tab w:val="num" w:pos="1440"/>
+        </w:tabs>
+        <w:ind w:left="1440" w:hanging="360"/>
+      </w:pPr>
+    </w:lvl>
+    <w:lvl w:ilvl="2" w:tentative="1">
+      <w:start w:val="1"/>
+      <w:numFmt w:val="decimal"/>
+      <w:lvlText w:val="%3."/>
+      <w:lvlJc w:val="left"/>
+      <w:pPr>
+        <w:tabs>
+          <w:tab w:val="num" w:pos="2160"/>
+        </w:tabs>
+        <w:ind w:left="2160" w:hanging="360"/>
+      </w:pPr>
+    </w:lvl>
+    <w:lvl w:ilvl="3" w:tentative="1">
+      <w:start w:val="1"/>
+      <w:numFmt w:val="decimal"/>
+      <w:lvlText w:val="%4."/>
+      <w:lvlJc w:val="left"/>
+      <w:pPr>
+        <w:tabs>
+          <w:tab w:val="num" w:pos="2880"/>
+        </w:tabs>
+        <w:ind w:left="2880" w:hanging="360"/>
+      </w:pPr>
+    </w:lvl>
+    <w:lvl w:ilvl="4" w:tentative="1">
+      <w:start w:val="1"/>
+      <w:numFmt w:val="decimal"/>
+      <w:lvlText w:val="%5."/>
+      <w:lvlJc w:val="left"/>
+      <w:pPr>
+        <w:tabs>
+          <w:tab w:val="num" w:pos="3600"/>
+        </w:tabs>
+        <w:ind w:left="3600" w:hanging="360"/>
+      </w:pPr>
+    </w:lvl>
+    <w:lvl w:ilvl="5" w:tentative="1">
+      <w:start w:val="1"/>
+      <w:numFmt w:val="decimal"/>
+      <w:lvlText w:val="%6."/>
+      <w:lvlJc w:val="left"/>
+      <w:pPr>
+        <w:tabs>
+          <w:tab w:val="num" w:pos="4320"/>
+        </w:tabs>
+        <w:ind w:left="4320" w:hanging="360"/>
+      </w:pPr>
+    </w:lvl>
+    <w:lvl w:ilvl="6" w:tentative="1">
+      <w:start w:val="1"/>
+      <w:numFmt w:val="decimal"/>
+      <w:lvlText w:val="%7."/>
+      <w:lvlJc w:val="left"/>
+      <w:pPr>
+        <w:tabs>
+          <w:tab w:val="num" w:pos="5040"/>
+        </w:tabs>
+        <w:ind w:left="5040" w:hanging="360"/>
+      </w:pPr>
+    </w:lvl>
+    <w:lvl w:ilvl="7" w:tentative="1">
+      <w:start w:val="1"/>
+      <w:numFmt w:val="decimal"/>
+      <w:lvlText w:val="%8."/>
+      <w:lvlJc w:val="left"/>
+      <w:pPr>
+        <w:tabs>
+          <w:tab w:val="num" w:pos="5760"/>
+        </w:tabs>
+        <w:ind w:left="5760" w:hanging="360"/>
+      </w:pPr>
+    </w:lvl>
+    <w:lvl w:ilvl="8" w:tentative="1">
+      <w:start w:val="1"/>
+      <w:numFmt w:val="decimal"/>
+      <w:lvlText w:val="%9."/>
+      <w:lvlJc w:val="left"/>
+      <w:pPr>
+        <w:tabs>
+          <w:tab w:val="num" w:pos="6480"/>
+        </w:tabs>
+        <w:ind w:left="6480" w:hanging="360"/>
+      </w:pPr>
+    </w:lvl>
+  </w:abstractNum>
+  <w:abstractNum w:abstractNumId="17" w15:restartNumberingAfterBreak="0">
+    <w:nsid w:val="72323410"/>
+    <w:multiLevelType w:val="multilevel"/>
+    <w:tmpl w:val="FC96BAFC"/>
+    <w:lvl w:ilvl="0">
+      <w:start w:val="1"/>
+      <w:numFmt w:val="bullet"/>
+      <w:lvlText w:val=""/>
+      <w:lvlJc w:val="left"/>
+      <w:pPr>
+        <w:tabs>
+          <w:tab w:val="num" w:pos="720"/>
+        </w:tabs>
+        <w:ind w:left="720" w:hanging="360"/>
+      </w:pPr>
+      <w:rPr>
+        <w:rFonts w:ascii="Symbol" w:hAnsi="Symbol" w:hint="default"/>
+        <w:sz w:val="20"/>
+      </w:rPr>
+    </w:lvl>
+    <w:lvl w:ilvl="1" w:tentative="1">
+      <w:start w:val="1"/>
+      <w:numFmt w:val="bullet"/>
+      <w:lvlText w:val="o"/>
+      <w:lvlJc w:val="left"/>
+      <w:pPr>
+        <w:tabs>
+          <w:tab w:val="num" w:pos="1440"/>
+        </w:tabs>
+        <w:ind w:left="1440" w:hanging="360"/>
+      </w:pPr>
+      <w:rPr>
+        <w:rFonts w:ascii="Courier New" w:hAnsi="Courier New" w:hint="default"/>
+        <w:sz w:val="20"/>
+      </w:rPr>
+    </w:lvl>
+    <w:lvl w:ilvl="2" w:tentative="1">
+      <w:start w:val="1"/>
+      <w:numFmt w:val="bullet"/>
+      <w:lvlText w:val=""/>
+      <w:lvlJc w:val="left"/>
+      <w:pPr>
+        <w:tabs>
+          <w:tab w:val="num" w:pos="2160"/>
+        </w:tabs>
+        <w:ind w:left="2160" w:hanging="360"/>
+      </w:pPr>
+      <w:rPr>
+        <w:rFonts w:ascii="Wingdings" w:hAnsi="Wingdings" w:hint="default"/>
+        <w:sz w:val="20"/>
+      </w:rPr>
+    </w:lvl>
+    <w:lvl w:ilvl="3" w:tentative="1">
+      <w:start w:val="1"/>
+      <w:numFmt w:val="bullet"/>
+      <w:lvlText w:val=""/>
+      <w:lvlJc w:val="left"/>
+      <w:pPr>
+        <w:tabs>
+          <w:tab w:val="num" w:pos="2880"/>
+        </w:tabs>
+        <w:ind w:left="2880" w:hanging="360"/>
+      </w:pPr>
+      <w:rPr>
+        <w:rFonts w:ascii="Wingdings" w:hAnsi="Wingdings" w:hint="default"/>
+        <w:sz w:val="20"/>
+      </w:rPr>
+    </w:lvl>
+    <w:lvl w:ilvl="4" w:tentative="1">
+      <w:start w:val="1"/>
+      <w:numFmt w:val="bullet"/>
+      <w:lvlText w:val=""/>
+      <w:lvlJc w:val="left"/>
+      <w:pPr>
+        <w:tabs>
+          <w:tab w:val="num" w:pos="3600"/>
+        </w:tabs>
+        <w:ind w:left="3600" w:hanging="360"/>
+      </w:pPr>
+      <w:rPr>
+        <w:rFonts w:ascii="Wingdings" w:hAnsi="Wingdings" w:hint="default"/>
+        <w:sz w:val="20"/>
+      </w:rPr>
+    </w:lvl>
+    <w:lvl w:ilvl="5" w:tentative="1">
+      <w:start w:val="1"/>
+      <w:numFmt w:val="bullet"/>
+      <w:lvlText w:val=""/>
+      <w:lvlJc w:val="left"/>
+      <w:pPr>
+        <w:tabs>
+          <w:tab w:val="num" w:pos="4320"/>
+        </w:tabs>
+        <w:ind w:left="4320" w:hanging="360"/>
+      </w:pPr>
+      <w:rPr>
+        <w:rFonts w:ascii="Wingdings" w:hAnsi="Wingdings" w:hint="default"/>
+        <w:sz w:val="20"/>
+      </w:rPr>
+    </w:lvl>
+    <w:lvl w:ilvl="6" w:tentative="1">
+      <w:start w:val="1"/>
+      <w:numFmt w:val="bullet"/>
+      <w:lvlText w:val=""/>
+      <w:lvlJc w:val="left"/>
+      <w:pPr>
+        <w:tabs>
+          <w:tab w:val="num" w:pos="5040"/>
+        </w:tabs>
+        <w:ind w:left="5040" w:hanging="360"/>
+      </w:pPr>
+      <w:rPr>
+        <w:rFonts w:ascii="Wingdings" w:hAnsi="Wingdings" w:hint="default"/>
+        <w:sz w:val="20"/>
+      </w:rPr>
+    </w:lvl>
+    <w:lvl w:ilvl="7" w:tentative="1">
+      <w:start w:val="1"/>
+      <w:numFmt w:val="bullet"/>
+      <w:lvlText w:val=""/>
+      <w:lvlJc w:val="left"/>
+      <w:pPr>
+        <w:tabs>
+          <w:tab w:val="num" w:pos="5760"/>
+        </w:tabs>
+        <w:ind w:left="5760" w:hanging="360"/>
+      </w:pPr>
+      <w:rPr>
+        <w:rFonts w:ascii="Wingdings" w:hAnsi="Wingdings" w:hint="default"/>
+        <w:sz w:val="20"/>
+      </w:rPr>
+    </w:lvl>
+    <w:lvl w:ilvl="8" w:tentative="1">
+      <w:start w:val="1"/>
+      <w:numFmt w:val="bullet"/>
+      <w:lvlText w:val=""/>
+      <w:lvlJc w:val="left"/>
+      <w:pPr>
+        <w:tabs>
+          <w:tab w:val="num" w:pos="6480"/>
+        </w:tabs>
+        <w:ind w:left="6480" w:hanging="360"/>
+      </w:pPr>
+      <w:rPr>
+        <w:rFonts w:ascii="Wingdings" w:hAnsi="Wingdings" w:hint="default"/>
+        <w:sz w:val="20"/>
+      </w:rPr>
+    </w:lvl>
+  </w:abstractNum>
+  <w:abstractNum w:abstractNumId="18" w15:restartNumberingAfterBreak="0">
+    <w:nsid w:val="790345F2"/>
+    <w:multiLevelType w:val="multilevel"/>
+    <w:tmpl w:val="3DCE834C"/>
+    <w:lvl w:ilvl="0">
+      <w:start w:val="1"/>
+      <w:numFmt w:val="bullet"/>
+      <w:lvlText w:val=""/>
+      <w:lvlJc w:val="left"/>
+      <w:pPr>
+        <w:tabs>
+          <w:tab w:val="num" w:pos="720"/>
+        </w:tabs>
+        <w:ind w:left="720" w:hanging="360"/>
+      </w:pPr>
+      <w:rPr>
+        <w:rFonts w:ascii="Symbol" w:hAnsi="Symbol" w:hint="default"/>
+        <w:sz w:val="20"/>
+      </w:rPr>
+    </w:lvl>
+    <w:lvl w:ilvl="1" w:tentative="1">
+      <w:start w:val="1"/>
+      <w:numFmt w:val="bullet"/>
+      <w:lvlText w:val="o"/>
+      <w:lvlJc w:val="left"/>
+      <w:pPr>
+        <w:tabs>
+          <w:tab w:val="num" w:pos="1440"/>
+        </w:tabs>
+        <w:ind w:left="1440" w:hanging="360"/>
+      </w:pPr>
+      <w:rPr>
+        <w:rFonts w:ascii="Courier New" w:hAnsi="Courier New" w:hint="default"/>
+        <w:sz w:val="20"/>
+      </w:rPr>
+    </w:lvl>
+    <w:lvl w:ilvl="2" w:tentative="1">
+      <w:start w:val="1"/>
+      <w:numFmt w:val="bullet"/>
+      <w:lvlText w:val=""/>
+      <w:lvlJc w:val="left"/>
+      <w:pPr>
+        <w:tabs>
+          <w:tab w:val="num" w:pos="2160"/>
+        </w:tabs>
+        <w:ind w:left="2160" w:hanging="360"/>
+      </w:pPr>
+      <w:rPr>
+        <w:rFonts w:ascii="Wingdings" w:hAnsi="Wingdings" w:hint="default"/>
+        <w:sz w:val="20"/>
+      </w:rPr>
+    </w:lvl>
+    <w:lvl w:ilvl="3" w:tentative="1">
+      <w:start w:val="1"/>
+      <w:numFmt w:val="bullet"/>
+      <w:lvlText w:val=""/>
+      <w:lvlJc w:val="left"/>
+      <w:pPr>
+        <w:tabs>
+          <w:tab w:val="num" w:pos="2880"/>
+        </w:tabs>
+        <w:ind w:left="2880" w:hanging="360"/>
+      </w:pPr>
+      <w:rPr>
+        <w:rFonts w:ascii="Wingdings" w:hAnsi="Wingdings" w:hint="default"/>
+        <w:sz w:val="20"/>
+      </w:rPr>
+    </w:lvl>
+    <w:lvl w:ilvl="4" w:tentative="1">
+      <w:start w:val="1"/>
+      <w:numFmt w:val="bullet"/>
+      <w:lvlText w:val=""/>
+      <w:lvlJc w:val="left"/>
+      <w:pPr>
+        <w:tabs>
+          <w:tab w:val="num" w:pos="3600"/>
+        </w:tabs>
+        <w:ind w:left="3600" w:hanging="360"/>
+      </w:pPr>
+      <w:rPr>
+        <w:rFonts w:ascii="Wingdings" w:hAnsi="Wingdings" w:hint="default"/>
+        <w:sz w:val="20"/>
+      </w:rPr>
+    </w:lvl>
+    <w:lvl w:ilvl="5" w:tentative="1">
+      <w:start w:val="1"/>
+      <w:numFmt w:val="bullet"/>
+      <w:lvlText w:val=""/>
+      <w:lvlJc w:val="left"/>
+      <w:pPr>
+        <w:tabs>
+          <w:tab w:val="num" w:pos="4320"/>
+        </w:tabs>
+        <w:ind w:left="4320" w:hanging="360"/>
+      </w:pPr>
+      <w:rPr>
+        <w:rFonts w:ascii="Wingdings" w:hAnsi="Wingdings" w:hint="default"/>
+        <w:sz w:val="20"/>
+      </w:rPr>
+    </w:lvl>
+    <w:lvl w:ilvl="6" w:tentative="1">
+      <w:start w:val="1"/>
+      <w:numFmt w:val="bullet"/>
+      <w:lvlText w:val=""/>
+      <w:lvlJc w:val="left"/>
+      <w:pPr>
+        <w:tabs>
+          <w:tab w:val="num" w:pos="5040"/>
+        </w:tabs>
+        <w:ind w:left="5040" w:hanging="360"/>
+      </w:pPr>
+      <w:rPr>
+        <w:rFonts w:ascii="Wingdings" w:hAnsi="Wingdings" w:hint="default"/>
+        <w:sz w:val="20"/>
+      </w:rPr>
+    </w:lvl>
+    <w:lvl w:ilvl="7" w:tentative="1">
+      <w:start w:val="1"/>
+      <w:numFmt w:val="bullet"/>
+      <w:lvlText w:val=""/>
+      <w:lvlJc w:val="left"/>
+      <w:pPr>
+        <w:tabs>
+          <w:tab w:val="num" w:pos="5760"/>
+        </w:tabs>
+        <w:ind w:left="5760" w:hanging="360"/>
+      </w:pPr>
+      <w:rPr>
+        <w:rFonts w:ascii="Wingdings" w:hAnsi="Wingdings" w:hint="default"/>
+        <w:sz w:val="20"/>
+      </w:rPr>
+    </w:lvl>
+    <w:lvl w:ilvl="8" w:tentative="1">
+      <w:start w:val="1"/>
+      <w:numFmt w:val="bullet"/>
+      <w:lvlText w:val=""/>
+      <w:lvlJc w:val="left"/>
+      <w:pPr>
+        <w:tabs>
+          <w:tab w:val="num" w:pos="6480"/>
+        </w:tabs>
+        <w:ind w:left="6480" w:hanging="360"/>
+      </w:pPr>
+      <w:rPr>
+        <w:rFonts w:ascii="Wingdings" w:hAnsi="Wingdings" w:hint="default"/>
+        <w:sz w:val="20"/>
+      </w:rPr>
+    </w:lvl>
+  </w:abstractNum>
   <w:num w:numId="1" w16cid:durableId="1482116056">
+    <w:abstractNumId w:val="3"/>
+  </w:num>
+  <w:num w:numId="2" w16cid:durableId="500508785">
     <w:abstractNumId w:val="0"/>
+  </w:num>
+  <w:num w:numId="3" w16cid:durableId="1100179498">
+    <w:abstractNumId w:val="8"/>
+  </w:num>
+  <w:num w:numId="4" w16cid:durableId="11348179">
+    <w:abstractNumId w:val="13"/>
+  </w:num>
+  <w:num w:numId="5" w16cid:durableId="1252154490">
+    <w:abstractNumId w:val="14"/>
+  </w:num>
+  <w:num w:numId="6" w16cid:durableId="137919410">
+    <w:abstractNumId w:val="16"/>
+  </w:num>
+  <w:num w:numId="7" w16cid:durableId="1953201861">
+    <w:abstractNumId w:val="4"/>
+  </w:num>
+  <w:num w:numId="8" w16cid:durableId="1564755567">
+    <w:abstractNumId w:val="2"/>
+  </w:num>
+  <w:num w:numId="9" w16cid:durableId="1947813511">
+    <w:abstractNumId w:val="11"/>
+  </w:num>
+  <w:num w:numId="10" w16cid:durableId="1892645960">
+    <w:abstractNumId w:val="15"/>
+  </w:num>
+  <w:num w:numId="11" w16cid:durableId="2014187762">
+    <w:abstractNumId w:val="5"/>
+  </w:num>
+  <w:num w:numId="12" w16cid:durableId="430856065">
+    <w:abstractNumId w:val="10"/>
+  </w:num>
+  <w:num w:numId="13" w16cid:durableId="345520156">
+    <w:abstractNumId w:val="9"/>
+  </w:num>
+  <w:num w:numId="14" w16cid:durableId="1532523972">
+    <w:abstractNumId w:val="7"/>
+  </w:num>
+  <w:num w:numId="15" w16cid:durableId="269119534">
+    <w:abstractNumId w:val="6"/>
+  </w:num>
+  <w:num w:numId="16" w16cid:durableId="1679885908">
+    <w:abstractNumId w:val="17"/>
+  </w:num>
+  <w:num w:numId="17" w16cid:durableId="1047527991">
+    <w:abstractNumId w:val="18"/>
+  </w:num>
+  <w:num w:numId="18" w16cid:durableId="1950239250">
+    <w:abstractNumId w:val="1"/>
+  </w:num>
+  <w:num w:numId="19" w16cid:durableId="1390884324">
+    <w:abstractNumId w:val="12"/>
   </w:num>
 </w:numbering>
 </file>
@@ -1761,7 +6152,6 @@
   <w:style w:type="character" w:default="1" w:styleId="DefaultParagraphFont">
     <w:name w:val="Default Paragraph Font"/>
     <w:uiPriority w:val="1"/>
-    <w:semiHidden/>
     <w:unhideWhenUsed/>
   </w:style>
   <w:style w:type="table" w:default="1" w:styleId="TableNormal">

--- a/docs/report.docx
+++ b/docs/report.docx
@@ -123,8 +123,9 @@
           <w:sz w:val="44"/>
           <w:szCs w:val="44"/>
         </w:rPr>
-        <w:t>1</w:t>
-      </w:r>
+        <w:t>2</w:t>
+      </w:r>
+      <w:proofErr w:type="gramStart"/>
       <w:r>
         <w:rPr>
           <w:rFonts w:ascii="Times New Roman" w:eastAsia="Times New Roman" w:hAnsi="Times New Roman" w:cs="Times New Roman"/>
@@ -132,7 +133,7 @@
           <w:szCs w:val="44"/>
           <w:vertAlign w:val="superscript"/>
         </w:rPr>
-        <w:t>st</w:t>
+        <w:t>nd</w:t>
       </w:r>
       <w:r>
         <w:rPr>
@@ -140,8 +141,17 @@
           <w:sz w:val="44"/>
           <w:szCs w:val="44"/>
         </w:rPr>
+        <w:t xml:space="preserve"> </w:t>
+      </w:r>
+      <w:r>
+        <w:rPr>
+          <w:rFonts w:ascii="Times New Roman" w:eastAsia="Times New Roman" w:hAnsi="Times New Roman" w:cs="Times New Roman"/>
+          <w:sz w:val="44"/>
+          <w:szCs w:val="44"/>
+        </w:rPr>
         <w:t xml:space="preserve"> Deliverable</w:t>
       </w:r>
+      <w:proofErr w:type="gramEnd"/>
     </w:p>
     <w:p>
       <w:pPr>
@@ -338,8 +348,16 @@
         <w:rPr>
           <w:rFonts w:ascii="Times New Roman" w:eastAsia="Times New Roman" w:hAnsi="Times New Roman" w:cs="Times New Roman"/>
         </w:rPr>
-        <w:t>Verena Kantere</w:t>
-      </w:r>
+        <w:t xml:space="preserve">Verena </w:t>
+      </w:r>
+      <w:proofErr w:type="spellStart"/>
+      <w:r>
+        <w:rPr>
+          <w:rFonts w:ascii="Times New Roman" w:eastAsia="Times New Roman" w:hAnsi="Times New Roman" w:cs="Times New Roman"/>
+        </w:rPr>
+        <w:t>Kantere</w:t>
+      </w:r>
+      <w:proofErr w:type="spellEnd"/>
     </w:p>
     <w:p>
       <w:pPr>
@@ -590,12 +608,21 @@
         </w:rPr>
         <w:t xml:space="preserve">Adam Savadogo </w:t>
       </w:r>
+      <w:proofErr w:type="spellStart"/>
       <w:r>
         <w:rPr>
           <w:sz w:val="22"/>
           <w:szCs w:val="22"/>
         </w:rPr>
-        <w:t>Canigueral #</w:t>
+        <w:t>Canigueral</w:t>
+      </w:r>
+      <w:proofErr w:type="spellEnd"/>
+      <w:r>
+        <w:rPr>
+          <w:sz w:val="22"/>
+          <w:szCs w:val="22"/>
+        </w:rPr>
+        <w:t xml:space="preserve"> #</w:t>
       </w:r>
       <w:r>
         <w:rPr>
@@ -1035,7 +1062,15 @@
     </w:p>
     <w:p>
       <w:r>
-        <w:t>These features are necessary to ensure that bookings, rentings, and customer data remain consistent and reliable.</w:t>
+        <w:t xml:space="preserve">These features are necessary to ensure that bookings, </w:t>
+      </w:r>
+      <w:proofErr w:type="spellStart"/>
+      <w:r>
+        <w:t>rentings</w:t>
+      </w:r>
+      <w:proofErr w:type="spellEnd"/>
+      <w:r>
+        <w:t>, and customer data remain consistent and reliable.</w:t>
       </w:r>
     </w:p>
     <w:p>
@@ -1185,12 +1220,21 @@
       <w:r>
         <w:t xml:space="preserve">The backend was developed using the </w:t>
       </w:r>
+      <w:proofErr w:type="spellStart"/>
       <w:r>
         <w:rPr>
           <w:b/>
           <w:bCs/>
         </w:rPr>
-        <w:t>FastAPI framework</w:t>
+        <w:t>FastAPI</w:t>
+      </w:r>
+      <w:proofErr w:type="spellEnd"/>
+      <w:r>
+        <w:rPr>
+          <w:b/>
+          <w:bCs/>
+        </w:rPr>
+        <w:t xml:space="preserve"> framework</w:t>
       </w:r>
       <w:r>
         <w:t xml:space="preserve"> </w:t>
@@ -1207,6 +1251,7 @@
         <w:lastRenderedPageBreak/>
         <w:t xml:space="preserve">Python communicates with PostgreSQL using the </w:t>
       </w:r>
+      <w:proofErr w:type="spellStart"/>
       <w:r>
         <w:rPr>
           <w:b/>
@@ -1214,6 +1259,7 @@
         </w:rPr>
         <w:t>psycopg</w:t>
       </w:r>
+      <w:proofErr w:type="spellEnd"/>
       <w:r>
         <w:t xml:space="preserve"> driver </w:t>
       </w:r>
@@ -1259,7 +1305,15 @@
         </w:numPr>
       </w:pPr>
       <w:r>
-        <w:t xml:space="preserve">transforming bookings into rentings </w:t>
+        <w:t xml:space="preserve">transforming bookings into </w:t>
+      </w:r>
+      <w:proofErr w:type="spellStart"/>
+      <w:r>
+        <w:t>rentings</w:t>
+      </w:r>
+      <w:proofErr w:type="spellEnd"/>
+      <w:r>
+        <w:t xml:space="preserve"> </w:t>
       </w:r>
     </w:p>
     <w:p>
@@ -1270,7 +1324,15 @@
         </w:numPr>
       </w:pPr>
       <w:r>
-        <w:t xml:space="preserve">creating walk-in rentings </w:t>
+        <w:t xml:space="preserve">creating walk-in </w:t>
+      </w:r>
+      <w:proofErr w:type="spellStart"/>
+      <w:r>
+        <w:t>rentings</w:t>
+      </w:r>
+      <w:proofErr w:type="spellEnd"/>
+      <w:r>
+        <w:t xml:space="preserve"> </w:t>
       </w:r>
     </w:p>
     <w:p>
@@ -1409,8 +1471,13 @@
           <w:numId w:val="5"/>
         </w:numPr>
       </w:pPr>
-      <w:r>
-        <w:t xml:space="preserve">pgAdmin (optional, for database management) </w:t>
+      <w:proofErr w:type="spellStart"/>
+      <w:r>
+        <w:t>pgAdmin</w:t>
+      </w:r>
+      <w:proofErr w:type="spellEnd"/>
+      <w:r>
+        <w:t xml:space="preserve"> (optional, for database management) </w:t>
       </w:r>
     </w:p>
     <w:p/>
@@ -1431,13 +1498,34 @@
     </w:p>
     <w:p>
       <w:r>
-        <w:t>Open PostgreSQL or pgAdmin and create a database:</w:t>
-      </w:r>
-    </w:p>
-    <w:p>
-      <w:r>
-        <w:t>CREATE DATABASE hotel_db;</w:t>
-      </w:r>
+        <w:t xml:space="preserve">Open PostgreSQL or </w:t>
+      </w:r>
+      <w:proofErr w:type="spellStart"/>
+      <w:r>
+        <w:t>pgAdmin</w:t>
+      </w:r>
+      <w:proofErr w:type="spellEnd"/>
+      <w:r>
+        <w:t xml:space="preserve"> and create a database:</w:t>
+      </w:r>
+    </w:p>
+    <w:p>
+      <w:r>
+        <w:t xml:space="preserve">CREATE DATABASE </w:t>
+      </w:r>
+      <w:proofErr w:type="spellStart"/>
+      <w:r>
+        <w:t>hotel_</w:t>
+      </w:r>
+      <w:proofErr w:type="gramStart"/>
+      <w:r>
+        <w:t>db</w:t>
+      </w:r>
+      <w:proofErr w:type="spellEnd"/>
+      <w:r>
+        <w:t>;</w:t>
+      </w:r>
+      <w:proofErr w:type="gramEnd"/>
     </w:p>
     <w:p>
       <w:pPr>
@@ -1629,8 +1717,23 @@
         <w:ind w:firstLine="720"/>
       </w:pPr>
       <w:r>
-        <w:t>python -m venv .venv</w:t>
-      </w:r>
+        <w:t xml:space="preserve">python -m </w:t>
+      </w:r>
+      <w:proofErr w:type="spellStart"/>
+      <w:proofErr w:type="gramStart"/>
+      <w:r>
+        <w:t>venv</w:t>
+      </w:r>
+      <w:proofErr w:type="spellEnd"/>
+      <w:r>
+        <w:t xml:space="preserve"> .</w:t>
+      </w:r>
+      <w:proofErr w:type="spellStart"/>
+      <w:r>
+        <w:t>venv</w:t>
+      </w:r>
+      <w:proofErr w:type="spellEnd"/>
+      <w:proofErr w:type="gramEnd"/>
     </w:p>
     <w:p>
       <w:r>
@@ -1646,8 +1749,18 @@
       <w:pPr>
         <w:ind w:firstLine="720"/>
       </w:pPr>
-      <w:r>
-        <w:t>.venv\Scripts\activate</w:t>
+      <w:proofErr w:type="gramStart"/>
+      <w:r>
+        <w:t>.</w:t>
+      </w:r>
+      <w:proofErr w:type="spellStart"/>
+      <w:r>
+        <w:t>venv</w:t>
+      </w:r>
+      <w:proofErr w:type="spellEnd"/>
+      <w:proofErr w:type="gramEnd"/>
+      <w:r>
+        <w:t>\Scripts\activate</w:t>
       </w:r>
     </w:p>
     <w:p>
@@ -1659,8 +1772,18 @@
       <w:pPr>
         <w:ind w:firstLine="720"/>
       </w:pPr>
-      <w:r>
-        <w:t>source .venv/bin/activate</w:t>
+      <w:proofErr w:type="gramStart"/>
+      <w:r>
+        <w:t>source .</w:t>
+      </w:r>
+      <w:proofErr w:type="spellStart"/>
+      <w:r>
+        <w:t>venv</w:t>
+      </w:r>
+      <w:proofErr w:type="spellEnd"/>
+      <w:proofErr w:type="gramEnd"/>
+      <w:r>
+        <w:t>/bin/activate</w:t>
       </w:r>
     </w:p>
     <w:p>
@@ -1701,8 +1824,13 @@
           <w:numId w:val="7"/>
         </w:numPr>
       </w:pPr>
-      <w:r>
-        <w:t xml:space="preserve">fastapi </w:t>
+      <w:proofErr w:type="spellStart"/>
+      <w:r>
+        <w:t>fastapi</w:t>
+      </w:r>
+      <w:proofErr w:type="spellEnd"/>
+      <w:r>
+        <w:t xml:space="preserve"> </w:t>
       </w:r>
     </w:p>
     <w:p>
@@ -1712,8 +1840,13 @@
           <w:numId w:val="7"/>
         </w:numPr>
       </w:pPr>
-      <w:r>
-        <w:t xml:space="preserve">uvicorn </w:t>
+      <w:proofErr w:type="spellStart"/>
+      <w:r>
+        <w:t>uvicorn</w:t>
+      </w:r>
+      <w:proofErr w:type="spellEnd"/>
+      <w:r>
+        <w:t xml:space="preserve"> </w:t>
       </w:r>
     </w:p>
     <w:p>
@@ -1723,8 +1856,13 @@
           <w:numId w:val="7"/>
         </w:numPr>
       </w:pPr>
-      <w:r>
-        <w:t xml:space="preserve">psycopg </w:t>
+      <w:proofErr w:type="spellStart"/>
+      <w:r>
+        <w:t>psycopg</w:t>
+      </w:r>
+      <w:proofErr w:type="spellEnd"/>
+      <w:r>
+        <w:t xml:space="preserve"> </w:t>
       </w:r>
     </w:p>
     <w:p>
@@ -1734,8 +1872,13 @@
           <w:numId w:val="7"/>
         </w:numPr>
       </w:pPr>
-      <w:r>
-        <w:t xml:space="preserve">pydantic </w:t>
+      <w:proofErr w:type="spellStart"/>
+      <w:r>
+        <w:t>pydantic</w:t>
+      </w:r>
+      <w:proofErr w:type="spellEnd"/>
+      <w:r>
+        <w:t xml:space="preserve"> </w:t>
       </w:r>
     </w:p>
     <w:p>
@@ -1746,7 +1889,15 @@
         </w:numPr>
       </w:pPr>
       <w:r>
-        <w:t xml:space="preserve">python-dotenv </w:t>
+        <w:t>python-</w:t>
+      </w:r>
+      <w:proofErr w:type="spellStart"/>
+      <w:r>
+        <w:t>dotenv</w:t>
+      </w:r>
+      <w:proofErr w:type="spellEnd"/>
+      <w:r>
+        <w:t xml:space="preserve"> </w:t>
       </w:r>
     </w:p>
     <w:p/>
@@ -1772,8 +1923,13 @@
     </w:p>
     <w:p>
       <w:r>
-        <w:t>backend/.env</w:t>
-      </w:r>
+        <w:t>backend</w:t>
+      </w:r>
+      <w:proofErr w:type="gramStart"/>
+      <w:r>
+        <w:t>/.env</w:t>
+      </w:r>
+      <w:proofErr w:type="gramEnd"/>
     </w:p>
     <w:p>
       <w:r>
@@ -1823,7 +1979,28 @@
     </w:p>
     <w:p>
       <w:r>
-        <w:t>python -m uvicorn app.main:app --reload --port 8000</w:t>
+        <w:t xml:space="preserve">python -m </w:t>
+      </w:r>
+      <w:proofErr w:type="spellStart"/>
+      <w:r>
+        <w:t>uvicorn</w:t>
+      </w:r>
+      <w:proofErr w:type="spellEnd"/>
+      <w:r>
+        <w:t xml:space="preserve"> </w:t>
+      </w:r>
+      <w:proofErr w:type="spellStart"/>
+      <w:proofErr w:type="gramStart"/>
+      <w:r>
+        <w:t>app.main</w:t>
+      </w:r>
+      <w:proofErr w:type="gramEnd"/>
+      <w:r>
+        <w:t>:app</w:t>
+      </w:r>
+      <w:proofErr w:type="spellEnd"/>
+      <w:r>
+        <w:t xml:space="preserve"> --reload --port 8000</w:t>
       </w:r>
     </w:p>
     <w:p/>
@@ -1945,8 +2122,13 @@
           <w:numId w:val="8"/>
         </w:numPr>
       </w:pPr>
-      <w:r>
-        <w:t xml:space="preserve">hotel_chain </w:t>
+      <w:proofErr w:type="spellStart"/>
+      <w:r>
+        <w:t>hotel_chain</w:t>
+      </w:r>
+      <w:proofErr w:type="spellEnd"/>
+      <w:r>
+        <w:t xml:space="preserve"> </w:t>
       </w:r>
     </w:p>
     <w:p>
@@ -1956,8 +2138,13 @@
           <w:numId w:val="8"/>
         </w:numPr>
       </w:pPr>
-      <w:r>
-        <w:t xml:space="preserve">chain_email </w:t>
+      <w:proofErr w:type="spellStart"/>
+      <w:r>
+        <w:t>chain_email</w:t>
+      </w:r>
+      <w:proofErr w:type="spellEnd"/>
+      <w:r>
+        <w:t xml:space="preserve"> </w:t>
       </w:r>
     </w:p>
     <w:p>
@@ -1967,8 +2154,13 @@
           <w:numId w:val="8"/>
         </w:numPr>
       </w:pPr>
-      <w:r>
-        <w:t xml:space="preserve">chain_phone </w:t>
+      <w:proofErr w:type="spellStart"/>
+      <w:r>
+        <w:t>chain_phone</w:t>
+      </w:r>
+      <w:proofErr w:type="spellEnd"/>
+      <w:r>
+        <w:t xml:space="preserve"> </w:t>
       </w:r>
     </w:p>
     <w:p>
@@ -2004,8 +2196,13 @@
           <w:numId w:val="9"/>
         </w:numPr>
       </w:pPr>
-      <w:r>
-        <w:t xml:space="preserve">hotel_email </w:t>
+      <w:proofErr w:type="spellStart"/>
+      <w:r>
+        <w:t>hotel_email</w:t>
+      </w:r>
+      <w:proofErr w:type="spellEnd"/>
+      <w:r>
+        <w:t xml:space="preserve"> </w:t>
       </w:r>
     </w:p>
     <w:p>
@@ -2015,8 +2212,13 @@
           <w:numId w:val="9"/>
         </w:numPr>
       </w:pPr>
-      <w:r>
-        <w:t xml:space="preserve">hotel_phone </w:t>
+      <w:proofErr w:type="spellStart"/>
+      <w:r>
+        <w:t>hotel_phone</w:t>
+      </w:r>
+      <w:proofErr w:type="spellEnd"/>
+      <w:r>
+        <w:t xml:space="preserve"> </w:t>
       </w:r>
     </w:p>
     <w:p>
@@ -2063,8 +2265,13 @@
           <w:numId w:val="10"/>
         </w:numPr>
       </w:pPr>
-      <w:r>
-        <w:t xml:space="preserve">room_amenity </w:t>
+      <w:proofErr w:type="spellStart"/>
+      <w:r>
+        <w:t>room_amenity</w:t>
+      </w:r>
+      <w:proofErr w:type="spellEnd"/>
+      <w:r>
+        <w:t xml:space="preserve"> </w:t>
       </w:r>
     </w:p>
     <w:p>
@@ -2137,8 +2344,13 @@
           <w:numId w:val="12"/>
         </w:numPr>
       </w:pPr>
-      <w:r>
-        <w:t xml:space="preserve">employee_role </w:t>
+      <w:proofErr w:type="spellStart"/>
+      <w:r>
+        <w:t>employee_role</w:t>
+      </w:r>
+      <w:proofErr w:type="spellEnd"/>
+      <w:r>
+        <w:t xml:space="preserve"> </w:t>
       </w:r>
     </w:p>
     <w:p>
@@ -2212,8 +2424,13 @@
           <w:numId w:val="14"/>
         </w:numPr>
       </w:pPr>
-      <w:r>
-        <w:t xml:space="preserve">booking_archive </w:t>
+      <w:proofErr w:type="spellStart"/>
+      <w:r>
+        <w:t>booking_archive</w:t>
+      </w:r>
+      <w:proofErr w:type="spellEnd"/>
+      <w:r>
+        <w:t xml:space="preserve"> </w:t>
       </w:r>
     </w:p>
     <w:p>
@@ -2223,8 +2440,13 @@
           <w:numId w:val="14"/>
         </w:numPr>
       </w:pPr>
-      <w:r>
-        <w:t xml:space="preserve">renting_archive </w:t>
+      <w:proofErr w:type="spellStart"/>
+      <w:r>
+        <w:t>renting_archive</w:t>
+      </w:r>
+      <w:proofErr w:type="spellEnd"/>
+      <w:r>
+        <w:t xml:space="preserve"> </w:t>
       </w:r>
     </w:p>
     <w:p/>
@@ -2319,15 +2541,39 @@
     </w:p>
     <w:p>
       <w:r>
-        <w:t>CREATE TABLE hotel_chain (</w:t>
+        <w:t xml:space="preserve">CREATE TABLE </w:t>
+      </w:r>
+      <w:proofErr w:type="spellStart"/>
+      <w:r>
+        <w:t>hotel_chain</w:t>
+      </w:r>
+      <w:proofErr w:type="spellEnd"/>
+      <w:r>
+        <w:t xml:space="preserve"> (</w:t>
       </w:r>
       <w:r>
         <w:br/>
-        <w:t xml:space="preserve">    chain_id SERIAL PRIMARY KEY,</w:t>
+        <w:t xml:space="preserve">    </w:t>
+      </w:r>
+      <w:proofErr w:type="spellStart"/>
+      <w:r>
+        <w:t>chain_id</w:t>
+      </w:r>
+      <w:proofErr w:type="spellEnd"/>
+      <w:r>
+        <w:t xml:space="preserve"> SERIAL PRIMARY KEY,</w:t>
       </w:r>
       <w:r>
         <w:br/>
-        <w:t xml:space="preserve">    chain_name TEXT NOT NULL,</w:t>
+        <w:t xml:space="preserve">    </w:t>
+      </w:r>
+      <w:proofErr w:type="spellStart"/>
+      <w:r>
+        <w:t>chain_name</w:t>
+      </w:r>
+      <w:proofErr w:type="spellEnd"/>
+      <w:r>
+        <w:t xml:space="preserve"> TEXT NOT NULL,</w:t>
       </w:r>
       <w:r>
         <w:br/>
@@ -2343,8 +2589,12 @@
       </w:r>
       <w:r>
         <w:br/>
+      </w:r>
+      <w:proofErr w:type="gramStart"/>
+      <w:r>
         <w:t>);</w:t>
       </w:r>
+      <w:proofErr w:type="gramEnd"/>
     </w:p>
     <w:p/>
     <w:p>
@@ -2419,14 +2669,30 @@
     <w:p>
       <w:r>
         <w:lastRenderedPageBreak/>
-        <w:t>CHECK (price_per_night &gt; 0)</w:t>
+        <w:t>CHECK (</w:t>
+      </w:r>
+      <w:proofErr w:type="spellStart"/>
+      <w:r>
+        <w:t>price_per_night</w:t>
+      </w:r>
+      <w:proofErr w:type="spellEnd"/>
+      <w:r>
+        <w:t xml:space="preserve"> &gt; 0)</w:t>
       </w:r>
       <w:r>
         <w:br/>
       </w:r>
       <w:r>
         <w:br/>
-        <w:t>CHECK (star_rating BETWEEN 1 AND 5)</w:t>
+        <w:t>CHECK (</w:t>
+      </w:r>
+      <w:proofErr w:type="spellStart"/>
+      <w:r>
+        <w:t>star_rating</w:t>
+      </w:r>
+      <w:proofErr w:type="spellEnd"/>
+      <w:r>
+        <w:t xml:space="preserve"> BETWEEN 1 AND 5)</w:t>
       </w:r>
     </w:p>
     <w:p/>
@@ -2475,24 +2741,73 @@
     </w:p>
     <w:p>
       <w:r>
-        <w:t>CREATE VIEW view_available_rooms_per_area AS</w:t>
+        <w:t xml:space="preserve">CREATE VIEW </w:t>
+      </w:r>
+      <w:proofErr w:type="spellStart"/>
+      <w:r>
+        <w:t>view_available_rooms_per_area</w:t>
+      </w:r>
+      <w:proofErr w:type="spellEnd"/>
+      <w:r>
+        <w:t xml:space="preserve"> AS</w:t>
       </w:r>
       <w:r>
         <w:br/>
-        <w:t>SELECT area, COUNT(*) AS available_rooms</w:t>
-      </w:r>
+        <w:t xml:space="preserve">SELECT area, </w:t>
+      </w:r>
+      <w:proofErr w:type="gramStart"/>
+      <w:r>
+        <w:t>COUNT(</w:t>
+      </w:r>
+      <w:proofErr w:type="gramEnd"/>
+      <w:r>
+        <w:t xml:space="preserve">*) AS </w:t>
+      </w:r>
+      <w:proofErr w:type="spellStart"/>
+      <w:r>
+        <w:t>available_rooms</w:t>
+      </w:r>
+      <w:proofErr w:type="spellEnd"/>
       <w:r>
         <w:br/>
         <w:t>FROM hotel h</w:t>
       </w:r>
       <w:r>
         <w:br/>
-        <w:t>JOIN room r ON r.hotel_id = h.hotel_id</w:t>
-      </w:r>
+        <w:t xml:space="preserve">JOIN room r ON </w:t>
+      </w:r>
+      <w:proofErr w:type="spellStart"/>
+      <w:proofErr w:type="gramStart"/>
+      <w:r>
+        <w:t>r.hotel</w:t>
+      </w:r>
+      <w:proofErr w:type="gramEnd"/>
+      <w:r>
+        <w:t>_id</w:t>
+      </w:r>
+      <w:proofErr w:type="spellEnd"/>
+      <w:r>
+        <w:t xml:space="preserve"> = </w:t>
+      </w:r>
+      <w:proofErr w:type="spellStart"/>
+      <w:proofErr w:type="gramStart"/>
+      <w:r>
+        <w:t>h.hotel</w:t>
+      </w:r>
+      <w:proofErr w:type="gramEnd"/>
+      <w:r>
+        <w:t>_id</w:t>
+      </w:r>
+      <w:proofErr w:type="spellEnd"/>
       <w:r>
         <w:br/>
-        <w:t>GROUP BY area;</w:t>
-      </w:r>
+        <w:t xml:space="preserve">GROUP BY </w:t>
+      </w:r>
+      <w:proofErr w:type="gramStart"/>
+      <w:r>
+        <w:t>area;</w:t>
+      </w:r>
+      <w:proofErr w:type="gramEnd"/>
     </w:p>
     <w:p/>
     <w:p>
@@ -2566,8 +2881,26 @@
     </w:p>
     <w:p>
       <w:r>
-        <w:t>CREATE INDEX idx_room_price ON room(price_per_night);</w:t>
-      </w:r>
+        <w:t xml:space="preserve">CREATE INDEX </w:t>
+      </w:r>
+      <w:proofErr w:type="spellStart"/>
+      <w:r>
+        <w:t>idx_room_price</w:t>
+      </w:r>
+      <w:proofErr w:type="spellEnd"/>
+      <w:r>
+        <w:t xml:space="preserve"> ON room(</w:t>
+      </w:r>
+      <w:proofErr w:type="spellStart"/>
+      <w:r>
+        <w:t>price_per_night</w:t>
+      </w:r>
+      <w:proofErr w:type="spellEnd"/>
+      <w:proofErr w:type="gramStart"/>
+      <w:r>
+        <w:t>);</w:t>
+      </w:r>
+      <w:proofErr w:type="gramEnd"/>
     </w:p>
     <w:p/>
     <w:p>
@@ -2631,8 +2964,13 @@
     </w:p>
     <w:p>
       <w:r>
-        <w:t>CREATE TRIGGER prevent_double_booking</w:t>
-      </w:r>
+        <w:t xml:space="preserve">CREATE TRIGGER </w:t>
+      </w:r>
+      <w:proofErr w:type="spellStart"/>
+      <w:r>
+        <w:t>prevent_double_booking</w:t>
+      </w:r>
+      <w:proofErr w:type="spellEnd"/>
       <w:r>
         <w:br/>
         <w:t>BEFORE INSERT ON booking</w:t>
@@ -2643,8 +2981,21 @@
       </w:r>
       <w:r>
         <w:br/>
-        <w:t>EXECUTE FUNCTION check_room_availability();</w:t>
-      </w:r>
+        <w:t xml:space="preserve">EXECUTE FUNCTION </w:t>
+      </w:r>
+      <w:proofErr w:type="spellStart"/>
+      <w:r>
+        <w:t>check_room_</w:t>
+      </w:r>
+      <w:proofErr w:type="gramStart"/>
+      <w:r>
+        <w:t>availability</w:t>
+      </w:r>
+      <w:proofErr w:type="spellEnd"/>
+      <w:r>
+        <w:t>();</w:t>
+      </w:r>
+      <w:proofErr w:type="gramEnd"/>
     </w:p>
     <w:p/>
     <w:p>
@@ -2674,8 +3025,13 @@
           <w:numId w:val="19"/>
         </w:numPr>
       </w:pPr>
-      <w:r>
-        <w:t xml:space="preserve">api_search_available_rooms </w:t>
+      <w:proofErr w:type="spellStart"/>
+      <w:r>
+        <w:t>api_search_available_rooms</w:t>
+      </w:r>
+      <w:proofErr w:type="spellEnd"/>
+      <w:r>
+        <w:t xml:space="preserve"> </w:t>
       </w:r>
     </w:p>
     <w:p>
@@ -2685,8 +3041,13 @@
           <w:numId w:val="19"/>
         </w:numPr>
       </w:pPr>
-      <w:r>
-        <w:t xml:space="preserve">api_check_in_from_booking </w:t>
+      <w:proofErr w:type="spellStart"/>
+      <w:r>
+        <w:t>api_check_in_from_booking</w:t>
+      </w:r>
+      <w:proofErr w:type="spellEnd"/>
+      <w:r>
+        <w:t xml:space="preserve"> </w:t>
       </w:r>
     </w:p>
     <w:p>
@@ -2696,8 +3057,13 @@
           <w:numId w:val="19"/>
         </w:numPr>
       </w:pPr>
-      <w:r>
-        <w:t xml:space="preserve">api_walk_in_renting </w:t>
+      <w:proofErr w:type="spellStart"/>
+      <w:r>
+        <w:t>api_walk_in_renting</w:t>
+      </w:r>
+      <w:proofErr w:type="spellEnd"/>
+      <w:r>
+        <w:t xml:space="preserve"> </w:t>
       </w:r>
     </w:p>
     <w:p>
@@ -2707,8 +3073,13 @@
           <w:numId w:val="19"/>
         </w:numPr>
       </w:pPr>
-      <w:r>
-        <w:t xml:space="preserve">api_add_payment </w:t>
+      <w:proofErr w:type="spellStart"/>
+      <w:r>
+        <w:t>api_add_payment</w:t>
+      </w:r>
+      <w:proofErr w:type="spellEnd"/>
+      <w:r>
+        <w:t xml:space="preserve"> </w:t>
       </w:r>
     </w:p>
     <w:p>
@@ -6152,6 +6523,7 @@
   <w:style w:type="character" w:default="1" w:styleId="DefaultParagraphFont">
     <w:name w:val="Default Paragraph Font"/>
     <w:uiPriority w:val="1"/>
+    <w:semiHidden/>
     <w:unhideWhenUsed/>
   </w:style>
   <w:style w:type="table" w:default="1" w:styleId="TableNormal">
